--- a/public/files/report.docx
+++ b/public/files/report.docx
@@ -462,7 +462,7 @@
           <w:sz w:val="19"/>
           <w:szCs w:val="19"/>
         </w:rPr>
-        <w:t xml:space="preserve">«Полигон» — веб-симулятор, в котором кандидат на начальную продуктовую роль ведёт один сервис вымышленного банка через два связанных эпизода: принимает решение, видит его последствия вместе с внешним событием, пересматривает план, получает разбор по шести критериям и решает новую задачу без подсказок. Продуктовый эксперт банка видит только ту самостоятельную работу, которую участник сам ему передал, и разбирает её по критериям без итогового балла. Замысел опирается на пять наблюдений из опыта команды (Н1–Н5) и пять гипотез (Г-А1…Г-Б2); интервью с кандидатами и экспертами ещё не проведены, гайд и план готовы. Работающий MVP открыт по ссылке: последствия считаются по открытым детерминированным правилам, 10 автотестов проверяют повторяемость расчёта и разбора, а ИИ-разбор свободного текста пока имитирован эвристикой. Главный риск, который должны проверить интервью и пилот: учит ли сохранение последствий лучше, чем отдельный кейс с хорошей обратной связью; если нет, сложность симуляции не оправдана. Выход на рынок — пилот одного модуля в карьерной школе банка с заранее заданными критериями расширения и остановки. MVP не доказывает ни образовательного эффекта, ни пользы для найма: это гипотезы пилота.</w:t>
+        <w:t xml:space="preserve">«Полигон» — веб-симулятор, в котором кандидат на начальную продуктовую роль ведёт один сервис вымышленного банка через два связанных эпизода: принимает решение, видит его последствия вместе с внешним событием, пересматривает план, получает разбор по шести критериям, а затем решает новую задачу без подсказок и объясняет её результат «месяц спустя». Продуктовый эксперт банка видит только ту самостоятельную работу, которую участник сам ему передал, и разбирает её по тем же шести критериям без итогового балла; в воронке банка это этап между шорт-листом и структурированным интервью, а не фильтр отбора. Замысел опирается на пять наблюдений из опыта команды (Н1–Н5) и пять гипотез (Г-А1…Г-Б2); наблюдений о целевой аудитории пока нет, гайд и план готовы. Работающий MVP открыт по ссылке: последствия считаются по открытым детерминированным правилам, 15 автотестов проверяют расчёт и разбор, ИИ-разбор свободного текста имитирован эвристикой. Внутренняя проверка нашла в первой версии MVP пять фактических ошибок; они исправлены, а непроверенное перечислено в разделе «Что изменила проверка». Главный риск: учит ли сохранение последствий лучше, чем отдельный кейс с хорошей обратной связью, и верны ли правила, заложенные автором кейса. Выход на рынок — пилот одного модуля в карьерной программе банка с числовыми порогами расширения и остановки, включая денежные ворота; MVP не доказывает ни образовательного эффекта, ни пользы для найма.</w:t>
       </w:r>
     </w:p>
     <w:p>
@@ -1303,7 +1303,7 @@
           <w:sz w:val="19"/>
           <w:szCs w:val="19"/>
         </w:rPr>
-        <w:t xml:space="preserve"> Один путь: войти в роль → изучить ситуацию → предложить решение → получить последствия и новые условия → пересмотреть решение → получить разбор → самостоятельно применить навык. Контекст — сервис «Накопления на цель» в приложении банка «Кварц». Это один модуль более широкой школы; закрытые модули «Удержание», «Монетизация», «Стейкхолдеры» на экране программы лежат за границей MVP.</w:t>
+        <w:t xml:space="preserve"> Один путь: войти в роль → изучить ситуацию → предложить решение → получить последствия и новые условия → пересмотреть решение → получить разбор → самостоятельно применить навык. Контекст — сервис «Накопления на цель» в приложении банка «Кварц». Это первый модуль из возможной библиотеки; закрытые модули «Удержание», «Монетизация», «Стейкхолдеры» на экране программы лежат за границей MVP.</w:t>
       </w:r>
     </w:p>
     <w:p>
@@ -1327,7 +1327,7 @@
           <w:sz w:val="19"/>
           <w:szCs w:val="19"/>
         </w:rPr>
-        <w:t xml:space="preserve"> Прототип имеет смысл, только если его результат может изменить решение об инвестициях (SE-02, сл. 13). Самое опасное предположение: сохранение последствий и разбор изменений учат лучше, чем отдельный кейс с хорошей обратной связью. Если пилот его опровергнет, мы откажемся от дорогой в авторинге симуляции и оставим кейс с разбором.</w:t>
+        <w:t xml:space="preserve"> Прототип имеет смысл, только если его результат может изменить решение об инвестициях (SE-02, сл. 13). Самое опасное предположение: сохранение последствий и разбор изменений учат лучше, чем отдельный кейс с хорошей обратной связью. Если пилот его опровергнет, мы откажемся от дорогой в авторинге симуляции и оставим кейс с разбором. Второй риск — ключ автора: правила эффектов составил автор кейса, практики их пока не проверяли.</w:t>
       </w:r>
     </w:p>
     <w:p>
@@ -1358,7 +1358,7 @@
           <w:sz w:val="19"/>
           <w:szCs w:val="19"/>
         </w:rPr>
-        <w:t xml:space="preserve">Интервью с кандидатами и экспертами ещё не проведены. Ниже пять наблюдений из опыта команды; это все наблюдения, которые у нас есть. Остальное о пользователях — гипотезы.</w:t>
+        <w:t xml:space="preserve">Наблюдений о целевой аудитории пока нет: интервью с кандидатами и экспертами ещё не проведены. Ниже пять наблюдений из опыта команды; это все наблюдения, которые у нас есть. Остальное о пользователях — гипотезы.</w:t>
       </w:r>
     </w:p>
     <w:tbl>
@@ -2243,7 +2243,7 @@
           <w:sz w:val="19"/>
           <w:szCs w:val="19"/>
         </w:rPr>
-        <w:t xml:space="preserve">Н4 → тренировка с подсказками и самостоятельная работа разделены. Запрет ИИ обеспечить нельзя: браузерная задача не проверяет, кто писал текст. Поэтому карточка — материал для структурированного интервью, а не экзамен.</w:t>
+        <w:t xml:space="preserve">Н4 → тренировка с подсказками и самостоятельная работа разделены. Запрет ИИ обеспечить нельзя: асинхронную часть можно пройти вместе с нейросетью, и браузер не проверит, кто писал текст. Поэтому карточка — материал для живого вопроса на структурированном интервью, а не тест.</w:t>
       </w:r>
     </w:p>
     <w:p>
@@ -3267,7 +3267,7 @@
           <w:sz w:val="19"/>
           <w:szCs w:val="19"/>
         </w:rPr>
-        <w:t xml:space="preserve"> Пять интервью с кандидатами на junior-PM и два с продуктовыми экспертами или нанимающими менеджерами банков по схеме «ситуация → действия → результат», без наводящих вопросов (SE-04, сл. 9), и короткая анкета для 30–60 стажёров (идея Софы). Записи — по шаблону Н-А1…, Н-Б1…; после этого каждая гипотеза получает статус «подтверждена», «изменена» или «отвергнута». Правило команды: если четверо из пяти кандидатов описывают уже доступный им причинный разбор, Г-А2 отвергнута, и до пилота мы переходим к концепции А. Гайд — в файле </w:t>
+        <w:t xml:space="preserve"> Пять интервью с кандидатами на junior-PM и два с продуктовыми экспертами или нанимающими менеджерами банков по схеме «ситуация → действия → результат», без наводящих вопросов (SE-04, сл. 9), и короткая анкета для 30–60 стажёров (идея Софы); гайд — в файле </w:t>
       </w:r>
       <w:r>
         <w:rPr>
@@ -3283,7 +3283,7 @@
           <w:sz w:val="19"/>
           <w:szCs w:val="19"/>
         </w:rPr>
-        <w:t xml:space="preserve">.</w:t>
+        <w:t xml:space="preserve">. Каждая гипотеза получит статус «подтверждена», «изменена» или «отвергнута». Правило команды: если четверо из пяти кандидатов описывают уже доступный им причинный разбор, Г-А2 отвергнута, и мы переходим к концепции А. Ближайший шаг, до 28.10: пять прохождений MVP кандидатами не из команды с размышлением вслух и разговор с карьерной программой банка; их оформим как Н6 и дальше. Это проверка готового прототипа, а не основание задним числом: цепочки Г→П→И→Ф не переписываем, а помечаем «проверено» или «опровергнуто».</w:t>
       </w:r>
     </w:p>
     <w:p>
@@ -4058,30 +4058,6 @@
     </w:p>
     <w:p>
       <w:pPr>
-        <w:spacing w:after="70" w:line="245"/>
-        <w:jc w:val="both"/>
-      </w:pPr>
-      <w:r>
-        <w:rPr>
-          <w:rFonts w:ascii="Arial" w:cs="Arial" w:eastAsia="Arial" w:hAnsi="Arial"/>
-          <w:b/>
-          <w:bCs/>
-          <w:sz w:val="19"/>
-          <w:szCs w:val="19"/>
-        </w:rPr>
-        <w:t xml:space="preserve">Покупатель</w:t>
-      </w:r>
-      <w:r>
-        <w:rPr>
-          <w:rFonts w:ascii="Arial" w:cs="Arial" w:eastAsia="Arial" w:hAnsi="Arial"/>
-          <w:sz w:val="19"/>
-          <w:szCs w:val="19"/>
-        </w:rPr>
-        <w:t xml:space="preserve"> (дополнительная карточка) — руководитель карьерной школы банка или HR-партнёр: решает о модуле, отвечает за данные кандидатов и политику ИИ (Н4). Наблюдений о нём, кроме аналога Н4, нет.</w:t>
-      </w:r>
-    </w:p>
-    <w:p>
-      <w:pPr>
         <w:pStyle w:val="Heading1"/>
         <w:keepNext/>
         <w:spacing w:before="260" w:after="100"/>
@@ -5447,6 +5423,30 @@
           <w:sz w:val="19"/>
           <w:szCs w:val="19"/>
         </w:rPr>
+        <w:t xml:space="preserve">Где у кейса есть «ответ автора».</w:t>
+      </w:r>
+      <w:r>
+        <w:rPr>
+          <w:rFonts w:ascii="Arial" w:cs="Arial" w:eastAsia="Arial" w:hAnsi="Arial"/>
+          <w:sz w:val="19"/>
+          <w:szCs w:val="19"/>
+        </w:rPr>
+        <w:t xml:space="preserve"> В эпизоде 1 единственно верного хода нет. В эпизоде 2 доминирует гибкое пополнение (Д): все пути с Д дают общий M2 не ниже 24,9%, все без Д — не выше 23,9%. Так задумано, потому что событие касается людей с нерегулярным доходом, но это и есть «ответ автора», о котором предупреждает риск концепции В. В разборе мы говорим об этом прямо, а перенос навыка проверяет самостоятельная задача с другими данными. Сами правила эффектов — гипотеза автора кейса; до пилота их вслепую проверят два практика.</w:t>
+      </w:r>
+    </w:p>
+    <w:p>
+      <w:pPr>
+        <w:spacing w:after="70" w:line="245"/>
+        <w:jc w:val="both"/>
+      </w:pPr>
+      <w:r>
+        <w:rPr>
+          <w:rFonts w:ascii="Arial" w:cs="Arial" w:eastAsia="Arial" w:hAnsi="Arial"/>
+          <w:b/>
+          <w:bCs/>
+          <w:sz w:val="19"/>
+          <w:szCs w:val="19"/>
+        </w:rPr>
         <w:t xml:space="preserve">Приоритетный сценарий.</w:t>
       </w:r>
       <w:r>
@@ -5491,7 +5491,7 @@
           <w:sz w:val="19"/>
           <w:szCs w:val="19"/>
         </w:rPr>
-        <w:t xml:space="preserve"> — пять шагов карты историй (блок 06): досье, решение в пределах 10 очков, последствия и пересмотр, разбор, задача на перенос. </w:t>
+        <w:t xml:space="preserve"> — пять шагов карты историй (блок 06): досье, решение в пределах 10 очков, последствия и пересмотр, разбор, задача на перенос с шагом «месяц спустя». </w:t>
       </w:r>
       <w:r>
         <w:rPr>
@@ -5527,7 +5527,7 @@
           <w:sz w:val="19"/>
           <w:szCs w:val="19"/>
         </w:rPr>
-        <w:t xml:space="preserve"> не хватает данных — запросить срез или записать допущение; своя идея вне списка сохраняется для эксперта и не получает выдуманных цифр; несогласие с разбором — правила модели открыты.</w:t>
+        <w:t xml:space="preserve"> не хватает данных — запросить срез или записать допущение; своя идея вне списка сохраняется в разборе как альтернатива и не получает выдуманных цифр; несогласие с разбором — правила модели открыты.</w:t>
       </w:r>
     </w:p>
     <w:p>
@@ -5599,11 +5599,11 @@
         <w:tblLayout w:type="fixed"/>
       </w:tblPr>
       <w:tblGrid>
-        <w:gridCol w:w="1286"/>
-        <w:gridCol w:w="2866"/>
-        <w:gridCol w:w="1045"/>
-        <w:gridCol w:w="2479"/>
-        <w:gridCol w:w="2190"/>
+        <w:gridCol w:w="1207"/>
+        <w:gridCol w:w="2690"/>
+        <w:gridCol w:w="981"/>
+        <w:gridCol w:w="2931"/>
+        <w:gridCol w:w="2057"/>
       </w:tblGrid>
       <w:tr>
         <w:trPr>
@@ -5612,7 +5612,7 @@
         </w:trPr>
         <w:tc>
           <w:tcPr>
-            <w:tcW w:type="dxa" w:w="1286"/>
+            <w:tcW w:type="dxa" w:w="1207"/>
             <w:tcBorders>
               <w:top w:val="single" w:color="808080" w:sz="4"/>
               <w:left w:val="single" w:color="808080" w:sz="4"/>
@@ -5645,7 +5645,7 @@
         </w:tc>
         <w:tc>
           <w:tcPr>
-            <w:tcW w:type="dxa" w:w="2866"/>
+            <w:tcW w:type="dxa" w:w="2690"/>
             <w:tcBorders>
               <w:top w:val="single" w:color="808080" w:sz="4"/>
               <w:left w:val="single" w:color="808080" w:sz="4"/>
@@ -5678,7 +5678,7 @@
         </w:tc>
         <w:tc>
           <w:tcPr>
-            <w:tcW w:type="dxa" w:w="1045"/>
+            <w:tcW w:type="dxa" w:w="981"/>
             <w:tcBorders>
               <w:top w:val="single" w:color="808080" w:sz="4"/>
               <w:left w:val="single" w:color="808080" w:sz="4"/>
@@ -5711,7 +5711,7 @@
         </w:tc>
         <w:tc>
           <w:tcPr>
-            <w:tcW w:type="dxa" w:w="2479"/>
+            <w:tcW w:type="dxa" w:w="2931"/>
             <w:tcBorders>
               <w:top w:val="single" w:color="808080" w:sz="4"/>
               <w:left w:val="single" w:color="808080" w:sz="4"/>
@@ -5744,7 +5744,7 @@
         </w:tc>
         <w:tc>
           <w:tcPr>
-            <w:tcW w:type="dxa" w:w="2190"/>
+            <w:tcW w:type="dxa" w:w="2057"/>
             <w:tcBorders>
               <w:top w:val="single" w:color="808080" w:sz="4"/>
               <w:left w:val="single" w:color="808080" w:sz="4"/>
@@ -5783,7 +5783,7 @@
         </w:trPr>
         <w:tc>
           <w:tcPr>
-            <w:tcW w:type="dxa" w:w="1286"/>
+            <w:tcW w:type="dxa" w:w="1207"/>
             <w:tcBorders>
               <w:top w:val="single" w:color="808080" w:sz="4"/>
               <w:left w:val="single" w:color="808080" w:sz="4"/>
@@ -5813,7 +5813,7 @@
         </w:tc>
         <w:tc>
           <w:tcPr>
-            <w:tcW w:type="dxa" w:w="2866"/>
+            <w:tcW w:type="dxa" w:w="2690"/>
             <w:tcBorders>
               <w:top w:val="single" w:color="808080" w:sz="4"/>
               <w:left w:val="single" w:color="808080" w:sz="4"/>
@@ -5843,7 +5843,7 @@
         </w:tc>
         <w:tc>
           <w:tcPr>
-            <w:tcW w:type="dxa" w:w="1045"/>
+            <w:tcW w:type="dxa" w:w="981"/>
             <w:tcBorders>
               <w:top w:val="single" w:color="808080" w:sz="4"/>
               <w:left w:val="single" w:color="808080" w:sz="4"/>
@@ -5873,7 +5873,7 @@
         </w:tc>
         <w:tc>
           <w:tcPr>
-            <w:tcW w:type="dxa" w:w="2479"/>
+            <w:tcW w:type="dxa" w:w="2931"/>
             <w:tcBorders>
               <w:top w:val="single" w:color="808080" w:sz="4"/>
               <w:left w:val="single" w:color="808080" w:sz="4"/>
@@ -5903,7 +5903,7 @@
         </w:tc>
         <w:tc>
           <w:tcPr>
-            <w:tcW w:type="dxa" w:w="2190"/>
+            <w:tcW w:type="dxa" w:w="2057"/>
             <w:tcBorders>
               <w:top w:val="single" w:color="808080" w:sz="4"/>
               <w:left w:val="single" w:color="808080" w:sz="4"/>
@@ -5939,7 +5939,7 @@
         </w:trPr>
         <w:tc>
           <w:tcPr>
-            <w:tcW w:type="dxa" w:w="1286"/>
+            <w:tcW w:type="dxa" w:w="1207"/>
             <w:tcBorders>
               <w:top w:val="single" w:color="808080" w:sz="4"/>
               <w:left w:val="single" w:color="808080" w:sz="4"/>
@@ -5969,7 +5969,7 @@
         </w:tc>
         <w:tc>
           <w:tcPr>
-            <w:tcW w:type="dxa" w:w="2866"/>
+            <w:tcW w:type="dxa" w:w="2690"/>
             <w:tcBorders>
               <w:top w:val="single" w:color="808080" w:sz="4"/>
               <w:left w:val="single" w:color="808080" w:sz="4"/>
@@ -5999,7 +5999,7 @@
         </w:tc>
         <w:tc>
           <w:tcPr>
-            <w:tcW w:type="dxa" w:w="1045"/>
+            <w:tcW w:type="dxa" w:w="981"/>
             <w:tcBorders>
               <w:top w:val="single" w:color="808080" w:sz="4"/>
               <w:left w:val="single" w:color="808080" w:sz="4"/>
@@ -6029,7 +6029,7 @@
         </w:tc>
         <w:tc>
           <w:tcPr>
-            <w:tcW w:type="dxa" w:w="2479"/>
+            <w:tcW w:type="dxa" w:w="2931"/>
             <w:tcBorders>
               <w:top w:val="single" w:color="808080" w:sz="4"/>
               <w:left w:val="single" w:color="808080" w:sz="4"/>
@@ -6059,7 +6059,7 @@
         </w:tc>
         <w:tc>
           <w:tcPr>
-            <w:tcW w:type="dxa" w:w="2190"/>
+            <w:tcW w:type="dxa" w:w="2057"/>
             <w:tcBorders>
               <w:top w:val="single" w:color="808080" w:sz="4"/>
               <w:left w:val="single" w:color="808080" w:sz="4"/>
@@ -6095,7 +6095,7 @@
         </w:trPr>
         <w:tc>
           <w:tcPr>
-            <w:tcW w:type="dxa" w:w="1286"/>
+            <w:tcW w:type="dxa" w:w="1207"/>
             <w:tcBorders>
               <w:top w:val="single" w:color="808080" w:sz="4"/>
               <w:left w:val="single" w:color="808080" w:sz="4"/>
@@ -6125,7 +6125,7 @@
         </w:tc>
         <w:tc>
           <w:tcPr>
-            <w:tcW w:type="dxa" w:w="2866"/>
+            <w:tcW w:type="dxa" w:w="2690"/>
             <w:tcBorders>
               <w:top w:val="single" w:color="808080" w:sz="4"/>
               <w:left w:val="single" w:color="808080" w:sz="4"/>
@@ -6155,7 +6155,7 @@
         </w:tc>
         <w:tc>
           <w:tcPr>
-            <w:tcW w:type="dxa" w:w="1045"/>
+            <w:tcW w:type="dxa" w:w="981"/>
             <w:tcBorders>
               <w:top w:val="single" w:color="808080" w:sz="4"/>
               <w:left w:val="single" w:color="808080" w:sz="4"/>
@@ -6185,7 +6185,7 @@
         </w:tc>
         <w:tc>
           <w:tcPr>
-            <w:tcW w:type="dxa" w:w="2479"/>
+            <w:tcW w:type="dxa" w:w="2931"/>
             <w:tcBorders>
               <w:top w:val="single" w:color="808080" w:sz="4"/>
               <w:left w:val="single" w:color="808080" w:sz="4"/>
@@ -6215,7 +6215,7 @@
         </w:tc>
         <w:tc>
           <w:tcPr>
-            <w:tcW w:type="dxa" w:w="2190"/>
+            <w:tcW w:type="dxa" w:w="2057"/>
             <w:tcBorders>
               <w:top w:val="single" w:color="808080" w:sz="4"/>
               <w:left w:val="single" w:color="808080" w:sz="4"/>
@@ -6251,7 +6251,7 @@
         </w:trPr>
         <w:tc>
           <w:tcPr>
-            <w:tcW w:type="dxa" w:w="1286"/>
+            <w:tcW w:type="dxa" w:w="1207"/>
             <w:tcBorders>
               <w:top w:val="single" w:color="808080" w:sz="4"/>
               <w:left w:val="single" w:color="808080" w:sz="4"/>
@@ -6281,7 +6281,7 @@
         </w:tc>
         <w:tc>
           <w:tcPr>
-            <w:tcW w:type="dxa" w:w="2866"/>
+            <w:tcW w:type="dxa" w:w="2690"/>
             <w:tcBorders>
               <w:top w:val="single" w:color="808080" w:sz="4"/>
               <w:left w:val="single" w:color="808080" w:sz="4"/>
@@ -6311,7 +6311,7 @@
         </w:tc>
         <w:tc>
           <w:tcPr>
-            <w:tcW w:type="dxa" w:w="1045"/>
+            <w:tcW w:type="dxa" w:w="981"/>
             <w:tcBorders>
               <w:top w:val="single" w:color="808080" w:sz="4"/>
               <w:left w:val="single" w:color="808080" w:sz="4"/>
@@ -6341,7 +6341,7 @@
         </w:tc>
         <w:tc>
           <w:tcPr>
-            <w:tcW w:type="dxa" w:w="2479"/>
+            <w:tcW w:type="dxa" w:w="2931"/>
             <w:tcBorders>
               <w:top w:val="single" w:color="808080" w:sz="4"/>
               <w:left w:val="single" w:color="808080" w:sz="4"/>
@@ -6371,7 +6371,7 @@
         </w:tc>
         <w:tc>
           <w:tcPr>
-            <w:tcW w:type="dxa" w:w="2190"/>
+            <w:tcW w:type="dxa" w:w="2057"/>
             <w:tcBorders>
               <w:top w:val="single" w:color="808080" w:sz="4"/>
               <w:left w:val="single" w:color="808080" w:sz="4"/>
@@ -6407,7 +6407,7 @@
         </w:trPr>
         <w:tc>
           <w:tcPr>
-            <w:tcW w:type="dxa" w:w="1286"/>
+            <w:tcW w:type="dxa" w:w="1207"/>
             <w:tcBorders>
               <w:top w:val="single" w:color="808080" w:sz="4"/>
               <w:left w:val="single" w:color="808080" w:sz="4"/>
@@ -6437,37 +6437,37 @@
         </w:tc>
         <w:tc>
           <w:tcPr>
-            <w:tcW w:type="dxa" w:w="2866"/>
-            <w:tcBorders>
-              <w:top w:val="single" w:color="808080" w:sz="4"/>
-              <w:left w:val="single" w:color="808080" w:sz="4"/>
-              <w:bottom w:val="single" w:color="808080" w:sz="4"/>
-              <w:right w:val="single" w:color="808080" w:sz="4"/>
-            </w:tcBorders>
-            <w:tcMar>
-              <w:top w:type="dxa" w:w="50"/>
-              <w:left w:type="dxa" w:w="80"/>
-              <w:bottom w:type="dxa" w:w="50"/>
-              <w:right w:type="dxa" w:w="80"/>
-            </w:tcMar>
-          </w:tcPr>
-          <w:p>
-            <w:pPr>
-              <w:spacing w:after="0" w:line="240"/>
-            </w:pPr>
-            <w:r>
-              <w:rPr>
-                <w:rFonts w:ascii="Arial" w:cs="Arial" w:eastAsia="Arial" w:hAnsi="Arial"/>
-                <w:sz w:val="16"/>
-                <w:szCs w:val="16"/>
-              </w:rPr>
-              <w:t xml:space="preserve">Как кандидат, я хочу решить похожую задачу без подсказок, чтобы проверить, могу ли применить подход</w:t>
-            </w:r>
-          </w:p>
-        </w:tc>
-        <w:tc>
-          <w:tcPr>
-            <w:tcW w:type="dxa" w:w="1045"/>
+            <w:tcW w:type="dxa" w:w="2690"/>
+            <w:tcBorders>
+              <w:top w:val="single" w:color="808080" w:sz="4"/>
+              <w:left w:val="single" w:color="808080" w:sz="4"/>
+              <w:bottom w:val="single" w:color="808080" w:sz="4"/>
+              <w:right w:val="single" w:color="808080" w:sz="4"/>
+            </w:tcBorders>
+            <w:tcMar>
+              <w:top w:type="dxa" w:w="50"/>
+              <w:left w:type="dxa" w:w="80"/>
+              <w:bottom w:type="dxa" w:w="50"/>
+              <w:right w:type="dxa" w:w="80"/>
+            </w:tcMar>
+          </w:tcPr>
+          <w:p>
+            <w:pPr>
+              <w:spacing w:after="0" w:line="240"/>
+            </w:pPr>
+            <w:r>
+              <w:rPr>
+                <w:rFonts w:ascii="Arial" w:cs="Arial" w:eastAsia="Arial" w:hAnsi="Arial"/>
+                <w:sz w:val="16"/>
+                <w:szCs w:val="16"/>
+              </w:rPr>
+              <w:t xml:space="preserve">Как кандидат, я хочу решить похожую задачу без подсказок и объяснить её результат месяц спустя, чтобы проверить, могу ли применить подход</w:t>
+            </w:r>
+          </w:p>
+        </w:tc>
+        <w:tc>
+          <w:tcPr>
+            <w:tcW w:type="dxa" w:w="981"/>
             <w:tcBorders>
               <w:top w:val="single" w:color="808080" w:sz="4"/>
               <w:left w:val="single" w:color="808080" w:sz="4"/>
@@ -6497,37 +6497,37 @@
         </w:tc>
         <w:tc>
           <w:tcPr>
-            <w:tcW w:type="dxa" w:w="2479"/>
-            <w:tcBorders>
-              <w:top w:val="single" w:color="808080" w:sz="4"/>
-              <w:left w:val="single" w:color="808080" w:sz="4"/>
-              <w:bottom w:val="single" w:color="808080" w:sz="4"/>
-              <w:right w:val="single" w:color="808080" w:sz="4"/>
-            </w:tcBorders>
-            <w:tcMar>
-              <w:top w:type="dxa" w:w="50"/>
-              <w:left w:type="dxa" w:w="80"/>
-              <w:bottom w:type="dxa" w:w="50"/>
-              <w:right w:type="dxa" w:w="80"/>
-            </w:tcMar>
-          </w:tcPr>
-          <w:p>
-            <w:pPr>
-              <w:spacing w:after="0" w:line="240"/>
-            </w:pPr>
-            <w:r>
-              <w:rPr>
-                <w:rFonts w:ascii="Arial" w:cs="Arial" w:eastAsia="Arial" w:hAnsi="Arial"/>
-                <w:sz w:val="16"/>
-                <w:szCs w:val="16"/>
-              </w:rPr>
-              <w:t xml:space="preserve">Задача не повторяет разобранный ответ; условия и критерии видны до начала</w:t>
-            </w:r>
-          </w:p>
-        </w:tc>
-        <w:tc>
-          <w:tcPr>
-            <w:tcW w:type="dxa" w:w="2190"/>
+            <w:tcW w:type="dxa" w:w="2931"/>
+            <w:tcBorders>
+              <w:top w:val="single" w:color="808080" w:sz="4"/>
+              <w:left w:val="single" w:color="808080" w:sz="4"/>
+              <w:bottom w:val="single" w:color="808080" w:sz="4"/>
+              <w:right w:val="single" w:color="808080" w:sz="4"/>
+            </w:tcBorders>
+            <w:tcMar>
+              <w:top w:type="dxa" w:w="50"/>
+              <w:left w:type="dxa" w:w="80"/>
+              <w:bottom w:type="dxa" w:w="50"/>
+              <w:right w:type="dxa" w:w="80"/>
+            </w:tcMar>
+          </w:tcPr>
+          <w:p>
+            <w:pPr>
+              <w:spacing w:after="0" w:line="240"/>
+            </w:pPr>
+            <w:r>
+              <w:rPr>
+                <w:rFonts w:ascii="Arial" w:cs="Arial" w:eastAsia="Arial" w:hAnsi="Arial"/>
+                <w:sz w:val="16"/>
+                <w:szCs w:val="16"/>
+              </w:rPr>
+              <w:t xml:space="preserve">Задача не повторяет разобранный ответ; условия и критерии видны до начала; месяц спустя внешнее событие показано отдельно, разбивка по причинам открывается действием</w:t>
+            </w:r>
+          </w:p>
+        </w:tc>
+        <w:tc>
+          <w:tcPr>
+            <w:tcW w:type="dxa" w:w="2057"/>
             <w:tcBorders>
               <w:top w:val="single" w:color="808080" w:sz="4"/>
               <w:left w:val="single" w:color="808080" w:sz="4"/>
@@ -6563,7 +6563,7 @@
         </w:trPr>
         <w:tc>
           <w:tcPr>
-            <w:tcW w:type="dxa" w:w="1286"/>
+            <w:tcW w:type="dxa" w:w="1207"/>
             <w:tcBorders>
               <w:top w:val="single" w:color="808080" w:sz="4"/>
               <w:left w:val="single" w:color="808080" w:sz="4"/>
@@ -6593,7 +6593,7 @@
         </w:tc>
         <w:tc>
           <w:tcPr>
-            <w:tcW w:type="dxa" w:w="2866"/>
+            <w:tcW w:type="dxa" w:w="2690"/>
             <w:tcBorders>
               <w:top w:val="single" w:color="808080" w:sz="4"/>
               <w:left w:val="single" w:color="808080" w:sz="4"/>
@@ -6623,7 +6623,7 @@
         </w:tc>
         <w:tc>
           <w:tcPr>
-            <w:tcW w:type="dxa" w:w="1045"/>
+            <w:tcW w:type="dxa" w:w="981"/>
             <w:tcBorders>
               <w:top w:val="single" w:color="808080" w:sz="4"/>
               <w:left w:val="single" w:color="808080" w:sz="4"/>
@@ -6653,37 +6653,37 @@
         </w:tc>
         <w:tc>
           <w:tcPr>
-            <w:tcW w:type="dxa" w:w="2479"/>
-            <w:tcBorders>
-              <w:top w:val="single" w:color="808080" w:sz="4"/>
-              <w:left w:val="single" w:color="808080" w:sz="4"/>
-              <w:bottom w:val="single" w:color="808080" w:sz="4"/>
-              <w:right w:val="single" w:color="808080" w:sz="4"/>
-            </w:tcBorders>
-            <w:tcMar>
-              <w:top w:type="dxa" w:w="50"/>
-              <w:left w:type="dxa" w:w="80"/>
-              <w:bottom w:type="dxa" w:w="50"/>
-              <w:right w:type="dxa" w:w="80"/>
-            </w:tcMar>
-          </w:tcPr>
-          <w:p>
-            <w:pPr>
-              <w:spacing w:after="0" w:line="240"/>
-            </w:pPr>
-            <w:r>
-              <w:rPr>
-                <w:rFonts w:ascii="Arial" w:cs="Arial" w:eastAsia="Arial" w:hAnsi="Arial"/>
-                <w:sz w:val="16"/>
-                <w:szCs w:val="16"/>
-              </w:rPr>
-              <w:t xml:space="preserve">Эксперт видит переданную работу без тренировочных черновиков</w:t>
-            </w:r>
-          </w:p>
-        </w:tc>
-        <w:tc>
-          <w:tcPr>
-            <w:tcW w:type="dxa" w:w="2190"/>
+            <w:tcW w:type="dxa" w:w="2931"/>
+            <w:tcBorders>
+              <w:top w:val="single" w:color="808080" w:sz="4"/>
+              <w:left w:val="single" w:color="808080" w:sz="4"/>
+              <w:bottom w:val="single" w:color="808080" w:sz="4"/>
+              <w:right w:val="single" w:color="808080" w:sz="4"/>
+            </w:tcBorders>
+            <w:tcMar>
+              <w:top w:type="dxa" w:w="50"/>
+              <w:left w:type="dxa" w:w="80"/>
+              <w:bottom w:type="dxa" w:w="50"/>
+              <w:right w:type="dxa" w:w="80"/>
+            </w:tcMar>
+          </w:tcPr>
+          <w:p>
+            <w:pPr>
+              <w:spacing w:after="0" w:line="240"/>
+            </w:pPr>
+            <w:r>
+              <w:rPr>
+                <w:rFonts w:ascii="Arial" w:cs="Arial" w:eastAsia="Arial" w:hAnsi="Arial"/>
+                <w:sz w:val="16"/>
+                <w:szCs w:val="16"/>
+              </w:rPr>
+              <w:t xml:space="preserve">Эксперт видит переданную работу по всем шести критериям, без тренировочных черновиков</w:t>
+            </w:r>
+          </w:p>
+        </w:tc>
+        <w:tc>
+          <w:tcPr>
+            <w:tcW w:type="dxa" w:w="2057"/>
             <w:tcBorders>
               <w:top w:val="single" w:color="808080" w:sz="4"/>
               <w:left w:val="single" w:color="808080" w:sz="4"/>
@@ -6777,9 +6777,9 @@
         <w:tblLayout w:type="fixed"/>
       </w:tblPr>
       <w:tblGrid>
-        <w:gridCol w:w="2138"/>
-        <w:gridCol w:w="4485"/>
-        <w:gridCol w:w="3243"/>
+        <w:gridCol w:w="2071"/>
+        <w:gridCol w:w="4654"/>
+        <w:gridCol w:w="3141"/>
       </w:tblGrid>
       <w:tr>
         <w:trPr>
@@ -6788,7 +6788,7 @@
         </w:trPr>
         <w:tc>
           <w:tcPr>
-            <w:tcW w:type="dxa" w:w="2138"/>
+            <w:tcW w:type="dxa" w:w="2071"/>
             <w:tcBorders>
               <w:top w:val="single" w:color="808080" w:sz="4"/>
               <w:left w:val="single" w:color="808080" w:sz="4"/>
@@ -6821,7 +6821,7 @@
         </w:tc>
         <w:tc>
           <w:tcPr>
-            <w:tcW w:type="dxa" w:w="4485"/>
+            <w:tcW w:type="dxa" w:w="4654"/>
             <w:tcBorders>
               <w:top w:val="single" w:color="808080" w:sz="4"/>
               <w:left w:val="single" w:color="808080" w:sz="4"/>
@@ -6854,7 +6854,7 @@
         </w:tc>
         <w:tc>
           <w:tcPr>
-            <w:tcW w:type="dxa" w:w="3243"/>
+            <w:tcW w:type="dxa" w:w="3141"/>
             <w:tcBorders>
               <w:top w:val="single" w:color="808080" w:sz="4"/>
               <w:left w:val="single" w:color="808080" w:sz="4"/>
@@ -6893,7 +6893,7 @@
         </w:trPr>
         <w:tc>
           <w:tcPr>
-            <w:tcW w:type="dxa" w:w="2138"/>
+            <w:tcW w:type="dxa" w:w="2071"/>
             <w:tcBorders>
               <w:top w:val="single" w:color="808080" w:sz="4"/>
               <w:left w:val="single" w:color="808080" w:sz="4"/>
@@ -6923,7 +6923,7 @@
         </w:tc>
         <w:tc>
           <w:tcPr>
-            <w:tcW w:type="dxa" w:w="4485"/>
+            <w:tcW w:type="dxa" w:w="4654"/>
             <w:tcBorders>
               <w:top w:val="single" w:color="808080" w:sz="4"/>
               <w:left w:val="single" w:color="808080" w:sz="4"/>
@@ -6953,7 +6953,7 @@
         </w:tc>
         <w:tc>
           <w:tcPr>
-            <w:tcW w:type="dxa" w:w="3243"/>
+            <w:tcW w:type="dxa" w:w="3141"/>
             <w:tcBorders>
               <w:top w:val="single" w:color="808080" w:sz="4"/>
               <w:left w:val="single" w:color="808080" w:sz="4"/>
@@ -6989,7 +6989,7 @@
         </w:trPr>
         <w:tc>
           <w:tcPr>
-            <w:tcW w:type="dxa" w:w="2138"/>
+            <w:tcW w:type="dxa" w:w="2071"/>
             <w:tcBorders>
               <w:top w:val="single" w:color="808080" w:sz="4"/>
               <w:left w:val="single" w:color="808080" w:sz="4"/>
@@ -7019,7 +7019,7 @@
         </w:tc>
         <w:tc>
           <w:tcPr>
-            <w:tcW w:type="dxa" w:w="4485"/>
+            <w:tcW w:type="dxa" w:w="4654"/>
             <w:tcBorders>
               <w:top w:val="single" w:color="808080" w:sz="4"/>
               <w:left w:val="single" w:color="808080" w:sz="4"/>
@@ -7049,7 +7049,7 @@
         </w:tc>
         <w:tc>
           <w:tcPr>
-            <w:tcW w:type="dxa" w:w="3243"/>
+            <w:tcW w:type="dxa" w:w="3141"/>
             <w:tcBorders>
               <w:top w:val="single" w:color="808080" w:sz="4"/>
               <w:left w:val="single" w:color="808080" w:sz="4"/>
@@ -7085,7 +7085,7 @@
         </w:trPr>
         <w:tc>
           <w:tcPr>
-            <w:tcW w:type="dxa" w:w="2138"/>
+            <w:tcW w:type="dxa" w:w="2071"/>
             <w:tcBorders>
               <w:top w:val="single" w:color="808080" w:sz="4"/>
               <w:left w:val="single" w:color="808080" w:sz="4"/>
@@ -7115,7 +7115,7 @@
         </w:tc>
         <w:tc>
           <w:tcPr>
-            <w:tcW w:type="dxa" w:w="4485"/>
+            <w:tcW w:type="dxa" w:w="4654"/>
             <w:tcBorders>
               <w:top w:val="single" w:color="808080" w:sz="4"/>
               <w:left w:val="single" w:color="808080" w:sz="4"/>
@@ -7145,7 +7145,7 @@
         </w:tc>
         <w:tc>
           <w:tcPr>
-            <w:tcW w:type="dxa" w:w="3243"/>
+            <w:tcW w:type="dxa" w:w="3141"/>
             <w:tcBorders>
               <w:top w:val="single" w:color="808080" w:sz="4"/>
               <w:left w:val="single" w:color="808080" w:sz="4"/>
@@ -7181,7 +7181,7 @@
         </w:trPr>
         <w:tc>
           <w:tcPr>
-            <w:tcW w:type="dxa" w:w="2138"/>
+            <w:tcW w:type="dxa" w:w="2071"/>
             <w:tcBorders>
               <w:top w:val="single" w:color="808080" w:sz="4"/>
               <w:left w:val="single" w:color="808080" w:sz="4"/>
@@ -7211,7 +7211,7 @@
         </w:tc>
         <w:tc>
           <w:tcPr>
-            <w:tcW w:type="dxa" w:w="4485"/>
+            <w:tcW w:type="dxa" w:w="4654"/>
             <w:tcBorders>
               <w:top w:val="single" w:color="808080" w:sz="4"/>
               <w:left w:val="single" w:color="808080" w:sz="4"/>
@@ -7241,7 +7241,7 @@
         </w:tc>
         <w:tc>
           <w:tcPr>
-            <w:tcW w:type="dxa" w:w="3243"/>
+            <w:tcW w:type="dxa" w:w="3141"/>
             <w:tcBorders>
               <w:top w:val="single" w:color="808080" w:sz="4"/>
               <w:left w:val="single" w:color="808080" w:sz="4"/>
@@ -7277,7 +7277,7 @@
         </w:trPr>
         <w:tc>
           <w:tcPr>
-            <w:tcW w:type="dxa" w:w="2138"/>
+            <w:tcW w:type="dxa" w:w="2071"/>
             <w:tcBorders>
               <w:top w:val="single" w:color="808080" w:sz="4"/>
               <w:left w:val="single" w:color="808080" w:sz="4"/>
@@ -7307,37 +7307,37 @@
         </w:tc>
         <w:tc>
           <w:tcPr>
-            <w:tcW w:type="dxa" w:w="4485"/>
-            <w:tcBorders>
-              <w:top w:val="single" w:color="808080" w:sz="4"/>
-              <w:left w:val="single" w:color="808080" w:sz="4"/>
-              <w:bottom w:val="single" w:color="808080" w:sz="4"/>
-              <w:right w:val="single" w:color="808080" w:sz="4"/>
-            </w:tcBorders>
-            <w:tcMar>
-              <w:top w:type="dxa" w:w="50"/>
-              <w:left w:type="dxa" w:w="80"/>
-              <w:bottom w:type="dxa" w:w="50"/>
-              <w:right w:type="dxa" w:w="80"/>
-            </w:tcMar>
-          </w:tcPr>
-          <w:p>
-            <w:pPr>
-              <w:spacing w:after="0" w:line="240"/>
-            </w:pPr>
-            <w:r>
-              <w:rPr>
-                <w:rFonts w:ascii="Arial" w:cs="Arial" w:eastAsia="Arial" w:hAnsi="Arial"/>
-                <w:sz w:val="16"/>
-                <w:szCs w:val="16"/>
-              </w:rPr>
-              <w:t xml:space="preserve">И5: одна задача без подсказок и карточка</w:t>
-            </w:r>
-          </w:p>
-        </w:tc>
-        <w:tc>
-          <w:tcPr>
-            <w:tcW w:type="dxa" w:w="3243"/>
+            <w:tcW w:type="dxa" w:w="4654"/>
+            <w:tcBorders>
+              <w:top w:val="single" w:color="808080" w:sz="4"/>
+              <w:left w:val="single" w:color="808080" w:sz="4"/>
+              <w:bottom w:val="single" w:color="808080" w:sz="4"/>
+              <w:right w:val="single" w:color="808080" w:sz="4"/>
+            </w:tcBorders>
+            <w:tcMar>
+              <w:top w:type="dxa" w:w="50"/>
+              <w:left w:type="dxa" w:w="80"/>
+              <w:bottom w:type="dxa" w:w="50"/>
+              <w:right w:type="dxa" w:w="80"/>
+            </w:tcMar>
+          </w:tcPr>
+          <w:p>
+            <w:pPr>
+              <w:spacing w:after="0" w:line="240"/>
+            </w:pPr>
+            <w:r>
+              <w:rPr>
+                <w:rFonts w:ascii="Arial" w:cs="Arial" w:eastAsia="Arial" w:hAnsi="Arial"/>
+                <w:sz w:val="16"/>
+                <w:szCs w:val="16"/>
+              </w:rPr>
+              <w:t xml:space="preserve">И5: одна задача без подсказок, шаг «месяц спустя» и карточка</w:t>
+            </w:r>
+          </w:p>
+        </w:tc>
+        <w:tc>
+          <w:tcPr>
+            <w:tcW w:type="dxa" w:w="3141"/>
             <w:tcBorders>
               <w:top w:val="single" w:color="808080" w:sz="4"/>
               <w:left w:val="single" w:color="808080" w:sz="4"/>
@@ -7373,7 +7373,7 @@
         </w:trPr>
         <w:tc>
           <w:tcPr>
-            <w:tcW w:type="dxa" w:w="2138"/>
+            <w:tcW w:type="dxa" w:w="2071"/>
             <w:tcBorders>
               <w:top w:val="single" w:color="808080" w:sz="4"/>
               <w:left w:val="single" w:color="808080" w:sz="4"/>
@@ -7403,37 +7403,37 @@
         </w:tc>
         <w:tc>
           <w:tcPr>
-            <w:tcW w:type="dxa" w:w="4485"/>
-            <w:tcBorders>
-              <w:top w:val="single" w:color="808080" w:sz="4"/>
-              <w:left w:val="single" w:color="808080" w:sz="4"/>
-              <w:bottom w:val="single" w:color="808080" w:sz="4"/>
-              <w:right w:val="single" w:color="808080" w:sz="4"/>
-            </w:tcBorders>
-            <w:tcMar>
-              <w:top w:type="dxa" w:w="50"/>
-              <w:left w:type="dxa" w:w="80"/>
-              <w:bottom w:type="dxa" w:w="50"/>
-              <w:right w:type="dxa" w:w="80"/>
-            </w:tcMar>
-          </w:tcPr>
-          <w:p>
-            <w:pPr>
-              <w:spacing w:after="0" w:line="240"/>
-            </w:pPr>
-            <w:r>
-              <w:rPr>
-                <w:rFonts w:ascii="Arial" w:cs="Arial" w:eastAsia="Arial" w:hAnsi="Arial"/>
-                <w:sz w:val="16"/>
-                <w:szCs w:val="16"/>
-              </w:rPr>
-              <w:t xml:space="preserve">И6: список переданных работ → разбор с фрагментом и вопросом для интервью</w:t>
-            </w:r>
-          </w:p>
-        </w:tc>
-        <w:tc>
-          <w:tcPr>
-            <w:tcW w:type="dxa" w:w="3243"/>
+            <w:tcW w:type="dxa" w:w="4654"/>
+            <w:tcBorders>
+              <w:top w:val="single" w:color="808080" w:sz="4"/>
+              <w:left w:val="single" w:color="808080" w:sz="4"/>
+              <w:bottom w:val="single" w:color="808080" w:sz="4"/>
+              <w:right w:val="single" w:color="808080" w:sz="4"/>
+            </w:tcBorders>
+            <w:tcMar>
+              <w:top w:type="dxa" w:w="50"/>
+              <w:left w:type="dxa" w:w="80"/>
+              <w:bottom w:type="dxa" w:w="50"/>
+              <w:right w:type="dxa" w:w="80"/>
+            </w:tcMar>
+          </w:tcPr>
+          <w:p>
+            <w:pPr>
+              <w:spacing w:after="0" w:line="240"/>
+            </w:pPr>
+            <w:r>
+              <w:rPr>
+                <w:rFonts w:ascii="Arial" w:cs="Arial" w:eastAsia="Arial" w:hAnsi="Arial"/>
+                <w:sz w:val="16"/>
+                <w:szCs w:val="16"/>
+              </w:rPr>
+              <w:t xml:space="preserve">И6: сводка по потоку и список переданных работ → разбор по К1–К6 с фрагментом и вопросом для интервью</w:t>
+            </w:r>
+          </w:p>
+        </w:tc>
+        <w:tc>
+          <w:tcPr>
+            <w:tcW w:type="dxa" w:w="3141"/>
             <w:tcBorders>
               <w:top w:val="single" w:color="808080" w:sz="4"/>
               <w:left w:val="single" w:color="808080" w:sz="4"/>
@@ -7541,10 +7541,10 @@
         <w:tblLayout w:type="fixed"/>
       </w:tblPr>
       <w:tblGrid>
-        <w:gridCol w:w="2010"/>
-        <w:gridCol w:w="3251"/>
-        <w:gridCol w:w="2110"/>
-        <w:gridCol w:w="2495"/>
+        <w:gridCol w:w="1678"/>
+        <w:gridCol w:w="3791"/>
+        <w:gridCol w:w="1762"/>
+        <w:gridCol w:w="2635"/>
       </w:tblGrid>
       <w:tr>
         <w:trPr>
@@ -7553,7 +7553,7 @@
         </w:trPr>
         <w:tc>
           <w:tcPr>
-            <w:tcW w:type="dxa" w:w="2010"/>
+            <w:tcW w:type="dxa" w:w="1678"/>
             <w:tcBorders>
               <w:top w:val="single" w:color="808080" w:sz="4"/>
               <w:left w:val="single" w:color="808080" w:sz="4"/>
@@ -7586,7 +7586,7 @@
         </w:tc>
         <w:tc>
           <w:tcPr>
-            <w:tcW w:type="dxa" w:w="3251"/>
+            <w:tcW w:type="dxa" w:w="3791"/>
             <w:tcBorders>
               <w:top w:val="single" w:color="808080" w:sz="4"/>
               <w:left w:val="single" w:color="808080" w:sz="4"/>
@@ -7619,7 +7619,7 @@
         </w:tc>
         <w:tc>
           <w:tcPr>
-            <w:tcW w:type="dxa" w:w="2110"/>
+            <w:tcW w:type="dxa" w:w="1762"/>
             <w:tcBorders>
               <w:top w:val="single" w:color="808080" w:sz="4"/>
               <w:left w:val="single" w:color="808080" w:sz="4"/>
@@ -7652,7 +7652,7 @@
         </w:tc>
         <w:tc>
           <w:tcPr>
-            <w:tcW w:type="dxa" w:w="2495"/>
+            <w:tcW w:type="dxa" w:w="2635"/>
             <w:tcBorders>
               <w:top w:val="single" w:color="808080" w:sz="4"/>
               <w:left w:val="single" w:color="808080" w:sz="4"/>
@@ -7691,7 +7691,7 @@
         </w:trPr>
         <w:tc>
           <w:tcPr>
-            <w:tcW w:type="dxa" w:w="2010"/>
+            <w:tcW w:type="dxa" w:w="1678"/>
             <w:tcBorders>
               <w:top w:val="single" w:color="808080" w:sz="4"/>
               <w:left w:val="single" w:color="808080" w:sz="4"/>
@@ -7721,7 +7721,7 @@
         </w:tc>
         <w:tc>
           <w:tcPr>
-            <w:tcW w:type="dxa" w:w="3251"/>
+            <w:tcW w:type="dxa" w:w="3791"/>
             <w:tcBorders>
               <w:top w:val="single" w:color="808080" w:sz="4"/>
               <w:left w:val="single" w:color="808080" w:sz="4"/>
@@ -7751,7 +7751,7 @@
         </w:tc>
         <w:tc>
           <w:tcPr>
-            <w:tcW w:type="dxa" w:w="2110"/>
+            <w:tcW w:type="dxa" w:w="1762"/>
             <w:tcBorders>
               <w:top w:val="single" w:color="808080" w:sz="4"/>
               <w:left w:val="single" w:color="808080" w:sz="4"/>
@@ -7781,7 +7781,7 @@
         </w:tc>
         <w:tc>
           <w:tcPr>
-            <w:tcW w:type="dxa" w:w="2495"/>
+            <w:tcW w:type="dxa" w:w="2635"/>
             <w:tcBorders>
               <w:top w:val="single" w:color="808080" w:sz="4"/>
               <w:left w:val="single" w:color="808080" w:sz="4"/>
@@ -7817,7 +7817,7 @@
         </w:trPr>
         <w:tc>
           <w:tcPr>
-            <w:tcW w:type="dxa" w:w="2010"/>
+            <w:tcW w:type="dxa" w:w="1678"/>
             <w:tcBorders>
               <w:top w:val="single" w:color="808080" w:sz="4"/>
               <w:left w:val="single" w:color="808080" w:sz="4"/>
@@ -7847,7 +7847,7 @@
         </w:tc>
         <w:tc>
           <w:tcPr>
-            <w:tcW w:type="dxa" w:w="3251"/>
+            <w:tcW w:type="dxa" w:w="3791"/>
             <w:tcBorders>
               <w:top w:val="single" w:color="808080" w:sz="4"/>
               <w:left w:val="single" w:color="808080" w:sz="4"/>
@@ -7877,7 +7877,7 @@
         </w:tc>
         <w:tc>
           <w:tcPr>
-            <w:tcW w:type="dxa" w:w="2110"/>
+            <w:tcW w:type="dxa" w:w="1762"/>
             <w:tcBorders>
               <w:top w:val="single" w:color="808080" w:sz="4"/>
               <w:left w:val="single" w:color="808080" w:sz="4"/>
@@ -7907,7 +7907,7 @@
         </w:tc>
         <w:tc>
           <w:tcPr>
-            <w:tcW w:type="dxa" w:w="2495"/>
+            <w:tcW w:type="dxa" w:w="2635"/>
             <w:tcBorders>
               <w:top w:val="single" w:color="808080" w:sz="4"/>
               <w:left w:val="single" w:color="808080" w:sz="4"/>
@@ -7943,7 +7943,7 @@
         </w:trPr>
         <w:tc>
           <w:tcPr>
-            <w:tcW w:type="dxa" w:w="2010"/>
+            <w:tcW w:type="dxa" w:w="1678"/>
             <w:tcBorders>
               <w:top w:val="single" w:color="808080" w:sz="4"/>
               <w:left w:val="single" w:color="808080" w:sz="4"/>
@@ -7973,7 +7973,7 @@
         </w:tc>
         <w:tc>
           <w:tcPr>
-            <w:tcW w:type="dxa" w:w="3251"/>
+            <w:tcW w:type="dxa" w:w="3791"/>
             <w:tcBorders>
               <w:top w:val="single" w:color="808080" w:sz="4"/>
               <w:left w:val="single" w:color="808080" w:sz="4"/>
@@ -8003,7 +8003,7 @@
         </w:tc>
         <w:tc>
           <w:tcPr>
-            <w:tcW w:type="dxa" w:w="2110"/>
+            <w:tcW w:type="dxa" w:w="1762"/>
             <w:tcBorders>
               <w:top w:val="single" w:color="808080" w:sz="4"/>
               <w:left w:val="single" w:color="808080" w:sz="4"/>
@@ -8033,31 +8033,31 @@
         </w:tc>
         <w:tc>
           <w:tcPr>
-            <w:tcW w:type="dxa" w:w="2495"/>
-            <w:tcBorders>
-              <w:top w:val="single" w:color="808080" w:sz="4"/>
-              <w:left w:val="single" w:color="808080" w:sz="4"/>
-              <w:bottom w:val="single" w:color="808080" w:sz="4"/>
-              <w:right w:val="single" w:color="808080" w:sz="4"/>
-            </w:tcBorders>
-            <w:tcMar>
-              <w:top w:type="dxa" w:w="50"/>
-              <w:left w:type="dxa" w:w="80"/>
-              <w:bottom w:type="dxa" w:w="50"/>
-              <w:right w:type="dxa" w:w="80"/>
-            </w:tcMar>
-          </w:tcPr>
-          <w:p>
-            <w:pPr>
-              <w:spacing w:after="0" w:line="240"/>
-            </w:pPr>
-            <w:r>
-              <w:rPr>
-                <w:rFonts w:ascii="Arial" w:cs="Arial" w:eastAsia="Arial" w:hAnsi="Arial"/>
-                <w:sz w:val="16"/>
-                <w:szCs w:val="16"/>
-              </w:rPr>
-              <w:t xml:space="preserve">К2–К4 считаются правилами, К1, К5, К6 — эвристикой вместо ИИ</w:t>
+            <w:tcW w:type="dxa" w:w="2635"/>
+            <w:tcBorders>
+              <w:top w:val="single" w:color="808080" w:sz="4"/>
+              <w:left w:val="single" w:color="808080" w:sz="4"/>
+              <w:bottom w:val="single" w:color="808080" w:sz="4"/>
+              <w:right w:val="single" w:color="808080" w:sz="4"/>
+            </w:tcBorders>
+            <w:tcMar>
+              <w:top w:type="dxa" w:w="50"/>
+              <w:left w:type="dxa" w:w="80"/>
+              <w:bottom w:type="dxa" w:w="50"/>
+              <w:right w:type="dxa" w:w="80"/>
+            </w:tcMar>
+          </w:tcPr>
+          <w:p>
+            <w:pPr>
+              <w:spacing w:after="0" w:line="240"/>
+            </w:pPr>
+            <w:r>
+              <w:rPr>
+                <w:rFonts w:ascii="Arial" w:cs="Arial" w:eastAsia="Arial" w:hAnsi="Arial"/>
+                <w:sz w:val="16"/>
+                <w:szCs w:val="16"/>
+              </w:rPr>
+              <w:t xml:space="preserve">К2–К4 считаются правилами, К1, К5, К6 — эвристикой вместо ИИ; ключ автора не проверен практиками</w:t>
             </w:r>
           </w:p>
         </w:tc>
@@ -8069,7 +8069,7 @@
         </w:trPr>
         <w:tc>
           <w:tcPr>
-            <w:tcW w:type="dxa" w:w="2010"/>
+            <w:tcW w:type="dxa" w:w="1678"/>
             <w:tcBorders>
               <w:top w:val="single" w:color="808080" w:sz="4"/>
               <w:left w:val="single" w:color="808080" w:sz="4"/>
@@ -8099,37 +8099,37 @@
         </w:tc>
         <w:tc>
           <w:tcPr>
-            <w:tcW w:type="dxa" w:w="3251"/>
-            <w:tcBorders>
-              <w:top w:val="single" w:color="808080" w:sz="4"/>
-              <w:left w:val="single" w:color="808080" w:sz="4"/>
-              <w:bottom w:val="single" w:color="808080" w:sz="4"/>
-              <w:right w:val="single" w:color="808080" w:sz="4"/>
-            </w:tcBorders>
-            <w:tcMar>
-              <w:top w:type="dxa" w:w="50"/>
-              <w:left w:type="dxa" w:w="80"/>
-              <w:bottom w:type="dxa" w:w="50"/>
-              <w:right w:type="dxa" w:w="80"/>
-            </w:tcMar>
-          </w:tcPr>
-          <w:p>
-            <w:pPr>
-              <w:spacing w:after="0" w:line="240"/>
-            </w:pPr>
-            <w:r>
-              <w:rPr>
-                <w:rFonts w:ascii="Arial" w:cs="Arial" w:eastAsia="Arial" w:hAnsi="Arial"/>
-                <w:sz w:val="16"/>
-                <w:szCs w:val="16"/>
-              </w:rPr>
-              <w:t xml:space="preserve">Отделяет проверочную работу от тренировки и передаёт её эксперту по действию участника</w:t>
-            </w:r>
-          </w:p>
-        </w:tc>
-        <w:tc>
-          <w:tcPr>
-            <w:tcW w:type="dxa" w:w="2110"/>
+            <w:tcW w:type="dxa" w:w="3791"/>
+            <w:tcBorders>
+              <w:top w:val="single" w:color="808080" w:sz="4"/>
+              <w:left w:val="single" w:color="808080" w:sz="4"/>
+              <w:bottom w:val="single" w:color="808080" w:sz="4"/>
+              <w:right w:val="single" w:color="808080" w:sz="4"/>
+            </w:tcBorders>
+            <w:tcMar>
+              <w:top w:type="dxa" w:w="50"/>
+              <w:left w:type="dxa" w:w="80"/>
+              <w:bottom w:type="dxa" w:w="50"/>
+              <w:right w:type="dxa" w:w="80"/>
+            </w:tcMar>
+          </w:tcPr>
+          <w:p>
+            <w:pPr>
+              <w:spacing w:after="0" w:line="240"/>
+            </w:pPr>
+            <w:r>
+              <w:rPr>
+                <w:rFonts w:ascii="Arial" w:cs="Arial" w:eastAsia="Arial" w:hAnsi="Arial"/>
+                <w:sz w:val="16"/>
+                <w:szCs w:val="16"/>
+              </w:rPr>
+              <w:t xml:space="preserve">Отделяет проверочную работу от тренировки, показывает её результат месяц спустя вместе с внешним событием, передаёт работу эксперту по действию участника; руководителю программы даёт сводку по потоку</w:t>
+            </w:r>
+          </w:p>
+        </w:tc>
+        <w:tc>
+          <w:tcPr>
+            <w:tcW w:type="dxa" w:w="1762"/>
             <w:tcBorders>
               <w:top w:val="single" w:color="808080" w:sz="4"/>
               <w:left w:val="single" w:color="808080" w:sz="4"/>
@@ -8159,31 +8159,31 @@
         </w:tc>
         <w:tc>
           <w:tcPr>
-            <w:tcW w:type="dxa" w:w="2495"/>
-            <w:tcBorders>
-              <w:top w:val="single" w:color="808080" w:sz="4"/>
-              <w:left w:val="single" w:color="808080" w:sz="4"/>
-              <w:bottom w:val="single" w:color="808080" w:sz="4"/>
-              <w:right w:val="single" w:color="808080" w:sz="4"/>
-            </w:tcBorders>
-            <w:tcMar>
-              <w:top w:type="dxa" w:w="50"/>
-              <w:left w:type="dxa" w:w="80"/>
-              <w:bottom w:type="dxa" w:w="50"/>
-              <w:right w:type="dxa" w:w="80"/>
-            </w:tcMar>
-          </w:tcPr>
-          <w:p>
-            <w:pPr>
-              <w:spacing w:after="0" w:line="240"/>
-            </w:pPr>
-            <w:r>
-              <w:rPr>
-                <w:rFonts w:ascii="Arial" w:cs="Arial" w:eastAsia="Arial" w:hAnsi="Arial"/>
-                <w:sz w:val="16"/>
-                <w:szCs w:val="16"/>
-              </w:rPr>
-              <w:t xml:space="preserve">Одна задача; без интеграции с наймом</w:t>
+            <w:tcW w:type="dxa" w:w="2635"/>
+            <w:tcBorders>
+              <w:top w:val="single" w:color="808080" w:sz="4"/>
+              <w:left w:val="single" w:color="808080" w:sz="4"/>
+              <w:bottom w:val="single" w:color="808080" w:sz="4"/>
+              <w:right w:val="single" w:color="808080" w:sz="4"/>
+            </w:tcBorders>
+            <w:tcMar>
+              <w:top w:type="dxa" w:w="50"/>
+              <w:left w:type="dxa" w:w="80"/>
+              <w:bottom w:type="dxa" w:w="50"/>
+              <w:right w:type="dxa" w:w="80"/>
+            </w:tcMar>
+          </w:tcPr>
+          <w:p>
+            <w:pPr>
+              <w:spacing w:after="0" w:line="240"/>
+            </w:pPr>
+            <w:r>
+              <w:rPr>
+                <w:rFonts w:ascii="Arial" w:cs="Arial" w:eastAsia="Arial" w:hAnsi="Arial"/>
+                <w:sz w:val="16"/>
+                <w:szCs w:val="16"/>
+              </w:rPr>
+              <w:t xml:space="preserve">Одна задача с одним событием; без интеграции с наймом</w:t>
             </w:r>
           </w:p>
         </w:tc>
@@ -8205,7 +8205,7 @@
           <w:sz w:val="19"/>
           <w:szCs w:val="19"/>
         </w:rPr>
-        <w:t xml:space="preserve">Ф3 — первая цепочка, которая начинается с наблюдения; остальные начнутся с Н после интервью. Режим обоснования (из Н5) и блок «Быстрое демо для защиты» с тремя готовыми прохождениями — служебные функции для показа, а не фичи продукта.</w:t>
+        <w:t xml:space="preserve">Ф3 — первая цепочка, которая начинается с наблюдения; остальные пока начинаются с Г, и задним числом мы их не переписываем. Режим обоснования (из Н5) и свёрнутый на главной блок «Для защиты проекта: готовые прохождения (раскрывают ответы)» — служебные функции для показа, а не фичи продукта.</w:t>
       </w:r>
     </w:p>
     <w:p>
@@ -8287,9 +8287,9 @@
         <w:tblLayout w:type="fixed"/>
       </w:tblPr>
       <w:tblGrid>
-        <w:gridCol w:w="2143"/>
-        <w:gridCol w:w="5915"/>
-        <w:gridCol w:w="1808"/>
+        <w:gridCol w:w="2370"/>
+        <w:gridCol w:w="5664"/>
+        <w:gridCol w:w="1832"/>
       </w:tblGrid>
       <w:tr>
         <w:trPr>
@@ -8298,7 +8298,7 @@
         </w:trPr>
         <w:tc>
           <w:tcPr>
-            <w:tcW w:type="dxa" w:w="2143"/>
+            <w:tcW w:type="dxa" w:w="2370"/>
             <w:tcBorders>
               <w:top w:val="single" w:color="808080" w:sz="4"/>
               <w:left w:val="single" w:color="808080" w:sz="4"/>
@@ -8331,7 +8331,7 @@
         </w:tc>
         <w:tc>
           <w:tcPr>
-            <w:tcW w:type="dxa" w:w="5915"/>
+            <w:tcW w:type="dxa" w:w="5664"/>
             <w:tcBorders>
               <w:top w:val="single" w:color="808080" w:sz="4"/>
               <w:left w:val="single" w:color="808080" w:sz="4"/>
@@ -8364,7 +8364,7 @@
         </w:tc>
         <w:tc>
           <w:tcPr>
-            <w:tcW w:type="dxa" w:w="1808"/>
+            <w:tcW w:type="dxa" w:w="1832"/>
             <w:tcBorders>
               <w:top w:val="single" w:color="808080" w:sz="4"/>
               <w:left w:val="single" w:color="808080" w:sz="4"/>
@@ -8403,7 +8403,7 @@
         </w:trPr>
         <w:tc>
           <w:tcPr>
-            <w:tcW w:type="dxa" w:w="2143"/>
+            <w:tcW w:type="dxa" w:w="2370"/>
             <w:tcBorders>
               <w:top w:val="single" w:color="808080" w:sz="4"/>
               <w:left w:val="single" w:color="808080" w:sz="4"/>
@@ -8433,37 +8433,37 @@
         </w:tc>
         <w:tc>
           <w:tcPr>
-            <w:tcW w:type="dxa" w:w="5915"/>
-            <w:tcBorders>
-              <w:top w:val="single" w:color="808080" w:sz="4"/>
-              <w:left w:val="single" w:color="808080" w:sz="4"/>
-              <w:bottom w:val="single" w:color="808080" w:sz="4"/>
-              <w:right w:val="single" w:color="808080" w:sz="4"/>
-            </w:tcBorders>
-            <w:tcMar>
-              <w:top w:type="dxa" w:w="50"/>
-              <w:left w:type="dxa" w:w="80"/>
-              <w:bottom w:type="dxa" w:w="50"/>
-              <w:right w:type="dxa" w:w="80"/>
-            </w:tcMar>
-          </w:tcPr>
-          <w:p>
-            <w:pPr>
-              <w:spacing w:after="0" w:line="240"/>
-            </w:pPr>
-            <w:r>
-              <w:rPr>
-                <w:rFonts w:ascii="Arial" w:cs="Arial" w:eastAsia="Arial" w:hAnsi="Arial"/>
-                <w:sz w:val="16"/>
-                <w:szCs w:val="16"/>
-              </w:rPr>
-              <w:t xml:space="preserve">Роль, задачу, режим, ёмкость 10 очков, стартовые метрики, вкладки источников, «Что неизвестно»; записывает вопрос или допущение</w:t>
-            </w:r>
-          </w:p>
-        </w:tc>
-        <w:tc>
-          <w:tcPr>
-            <w:tcW w:type="dxa" w:w="1808"/>
+            <w:tcW w:type="dxa" w:w="5664"/>
+            <w:tcBorders>
+              <w:top w:val="single" w:color="808080" w:sz="4"/>
+              <w:left w:val="single" w:color="808080" w:sz="4"/>
+              <w:bottom w:val="single" w:color="808080" w:sz="4"/>
+              <w:right w:val="single" w:color="808080" w:sz="4"/>
+            </w:tcBorders>
+            <w:tcMar>
+              <w:top w:type="dxa" w:w="50"/>
+              <w:left w:type="dxa" w:w="80"/>
+              <w:bottom w:type="dxa" w:w="50"/>
+              <w:right w:type="dxa" w:w="80"/>
+            </w:tcMar>
+          </w:tcPr>
+          <w:p>
+            <w:pPr>
+              <w:spacing w:after="0" w:line="240"/>
+            </w:pPr>
+            <w:r>
+              <w:rPr>
+                <w:rFonts w:ascii="Arial" w:cs="Arial" w:eastAsia="Arial" w:hAnsi="Arial"/>
+                <w:sz w:val="16"/>
+                <w:szCs w:val="16"/>
+              </w:rPr>
+              <w:t xml:space="preserve">Роль, задача, режим, ёмкость, стартовые метрики, вкладки источников, «Что неизвестно»; можно записать вопрос или допущение</w:t>
+            </w:r>
+          </w:p>
+        </w:tc>
+        <w:tc>
+          <w:tcPr>
+            <w:tcW w:type="dxa" w:w="1832"/>
             <w:tcBorders>
               <w:top w:val="single" w:color="808080" w:sz="4"/>
               <w:left w:val="single" w:color="808080" w:sz="4"/>
@@ -8499,7 +8499,7 @@
         </w:trPr>
         <w:tc>
           <w:tcPr>
-            <w:tcW w:type="dxa" w:w="2143"/>
+            <w:tcW w:type="dxa" w:w="2370"/>
             <w:tcBorders>
               <w:top w:val="single" w:color="808080" w:sz="4"/>
               <w:left w:val="single" w:color="808080" w:sz="4"/>
@@ -8529,37 +8529,37 @@
         </w:tc>
         <w:tc>
           <w:tcPr>
-            <w:tcW w:type="dxa" w:w="5915"/>
-            <w:tcBorders>
-              <w:top w:val="single" w:color="808080" w:sz="4"/>
-              <w:left w:val="single" w:color="808080" w:sz="4"/>
-              <w:bottom w:val="single" w:color="808080" w:sz="4"/>
-              <w:right w:val="single" w:color="808080" w:sz="4"/>
-            </w:tcBorders>
-            <w:tcMar>
-              <w:top w:type="dxa" w:w="50"/>
-              <w:left w:type="dxa" w:w="80"/>
-              <w:bottom w:type="dxa" w:w="50"/>
-              <w:right w:type="dxa" w:w="80"/>
-            </w:tcMar>
-          </w:tcPr>
-          <w:p>
-            <w:pPr>
-              <w:spacing w:after="0" w:line="240"/>
-            </w:pPr>
-            <w:r>
-              <w:rPr>
-                <w:rFonts w:ascii="Arial" w:cs="Arial" w:eastAsia="Arial" w:hAnsi="Arial"/>
-                <w:sz w:val="16"/>
-                <w:szCs w:val="16"/>
-              </w:rPr>
-              <w:t xml:space="preserve">Инициативы с ценой и ограничениями, шкалу ёмкости, статус «Черновик» или «Готово к запуску»; при пересмотре слева решение 1 и итог месяца. Вводит проблему, сегмент, инициативы, ожидание, обоснование</w:t>
-            </w:r>
-          </w:p>
-        </w:tc>
-        <w:tc>
-          <w:tcPr>
-            <w:tcW w:type="dxa" w:w="1808"/>
+            <w:tcW w:type="dxa" w:w="5664"/>
+            <w:tcBorders>
+              <w:top w:val="single" w:color="808080" w:sz="4"/>
+              <w:left w:val="single" w:color="808080" w:sz="4"/>
+              <w:bottom w:val="single" w:color="808080" w:sz="4"/>
+              <w:right w:val="single" w:color="808080" w:sz="4"/>
+            </w:tcBorders>
+            <w:tcMar>
+              <w:top w:type="dxa" w:w="50"/>
+              <w:left w:type="dxa" w:w="80"/>
+              <w:bottom w:type="dxa" w:w="50"/>
+              <w:right w:type="dxa" w:w="80"/>
+            </w:tcMar>
+          </w:tcPr>
+          <w:p>
+            <w:pPr>
+              <w:spacing w:after="0" w:line="240"/>
+            </w:pPr>
+            <w:r>
+              <w:rPr>
+                <w:rFonts w:ascii="Arial" w:cs="Arial" w:eastAsia="Arial" w:hAnsi="Arial"/>
+                <w:sz w:val="16"/>
+                <w:szCs w:val="16"/>
+              </w:rPr>
+              <w:t xml:space="preserve">Инициативы с ценой, шкала ёмкости, статус «Черновик» или «Готово к запуску»; при пересмотре слева решение 1 и итог месяца</w:t>
+            </w:r>
+          </w:p>
+        </w:tc>
+        <w:tc>
+          <w:tcPr>
+            <w:tcW w:type="dxa" w:w="1832"/>
             <w:tcBorders>
               <w:top w:val="single" w:color="808080" w:sz="4"/>
               <w:left w:val="single" w:color="808080" w:sz="4"/>
@@ -8595,7 +8595,7 @@
         </w:trPr>
         <w:tc>
           <w:tcPr>
-            <w:tcW w:type="dxa" w:w="2143"/>
+            <w:tcW w:type="dxa" w:w="2370"/>
             <w:tcBorders>
               <w:top w:val="single" w:color="808080" w:sz="4"/>
               <w:left w:val="single" w:color="808080" w:sz="4"/>
@@ -8625,37 +8625,37 @@
         </w:tc>
         <w:tc>
           <w:tcPr>
-            <w:tcW w:type="dxa" w:w="5915"/>
-            <w:tcBorders>
-              <w:top w:val="single" w:color="808080" w:sz="4"/>
-              <w:left w:val="single" w:color="808080" w:sz="4"/>
-              <w:bottom w:val="single" w:color="808080" w:sz="4"/>
-              <w:right w:val="single" w:color="808080" w:sz="4"/>
-            </w:tcBorders>
-            <w:tcMar>
-              <w:top w:type="dxa" w:w="50"/>
-              <w:left w:type="dxa" w:w="80"/>
-              <w:bottom w:type="dxa" w:w="50"/>
-              <w:right w:type="dxa" w:w="80"/>
-            </w:tcMar>
-          </w:tcPr>
-          <w:p>
-            <w:pPr>
-              <w:spacing w:after="0" w:line="240"/>
-            </w:pPr>
-            <w:r>
-              <w:rPr>
-                <w:rFonts w:ascii="Arial" w:cs="Arial" w:eastAsia="Arial" w:hAnsi="Arial"/>
-                <w:sz w:val="16"/>
-                <w:szCs w:val="16"/>
-              </w:rPr>
-              <w:t xml:space="preserve">Раздельно «что вышло из релиза» и «что изменилось вокруг», дашборд руководителя, реплики; запрашивает срез и объясняет изменение. Затем метрики двух месяцев, правила модели, К1–К6</w:t>
-            </w:r>
-          </w:p>
-        </w:tc>
-        <w:tc>
-          <w:tcPr>
-            <w:tcW w:type="dxa" w:w="1808"/>
+            <w:tcW w:type="dxa" w:w="5664"/>
+            <w:tcBorders>
+              <w:top w:val="single" w:color="808080" w:sz="4"/>
+              <w:left w:val="single" w:color="808080" w:sz="4"/>
+              <w:bottom w:val="single" w:color="808080" w:sz="4"/>
+              <w:right w:val="single" w:color="808080" w:sz="4"/>
+            </w:tcBorders>
+            <w:tcMar>
+              <w:top w:type="dxa" w:w="50"/>
+              <w:left w:type="dxa" w:w="80"/>
+              <w:bottom w:type="dxa" w:w="50"/>
+              <w:right w:type="dxa" w:w="80"/>
+            </w:tcMar>
+          </w:tcPr>
+          <w:p>
+            <w:pPr>
+              <w:spacing w:after="0" w:line="240"/>
+            </w:pPr>
+            <w:r>
+              <w:rPr>
+                <w:rFonts w:ascii="Arial" w:cs="Arial" w:eastAsia="Arial" w:hAnsi="Arial"/>
+                <w:sz w:val="16"/>
+                <w:szCs w:val="16"/>
+              </w:rPr>
+              <w:t xml:space="preserve">Раздельно «что вышло из релиза» и «что изменилось вокруг», дашборд руководителя, срез по кнопке; затем правила модели и К1–К6</w:t>
+            </w:r>
+          </w:p>
+        </w:tc>
+        <w:tc>
+          <w:tcPr>
+            <w:tcW w:type="dxa" w:w="1832"/>
             <w:tcBorders>
               <w:top w:val="single" w:color="808080" w:sz="4"/>
               <w:left w:val="single" w:color="808080" w:sz="4"/>
@@ -8691,7 +8691,7 @@
         </w:trPr>
         <w:tc>
           <w:tcPr>
-            <w:tcW w:type="dxa" w:w="2143"/>
+            <w:tcW w:type="dxa" w:w="2370"/>
             <w:tcBorders>
               <w:top w:val="single" w:color="808080" w:sz="4"/>
               <w:left w:val="single" w:color="808080" w:sz="4"/>
@@ -8721,37 +8721,37 @@
         </w:tc>
         <w:tc>
           <w:tcPr>
-            <w:tcW w:type="dxa" w:w="5915"/>
-            <w:tcBorders>
-              <w:top w:val="single" w:color="808080" w:sz="4"/>
-              <w:left w:val="single" w:color="808080" w:sz="4"/>
-              <w:bottom w:val="single" w:color="808080" w:sz="4"/>
-              <w:right w:val="single" w:color="808080" w:sz="4"/>
-            </w:tcBorders>
-            <w:tcMar>
-              <w:top w:type="dxa" w:w="50"/>
-              <w:left w:type="dxa" w:w="80"/>
-              <w:bottom w:type="dxa" w:w="50"/>
-              <w:right w:type="dxa" w:w="80"/>
-            </w:tcMar>
-          </w:tcPr>
-          <w:p>
-            <w:pPr>
-              <w:spacing w:after="0" w:line="240"/>
-            </w:pPr>
-            <w:r>
-              <w:rPr>
-                <w:rFonts w:ascii="Arial" w:cs="Arial" w:eastAsia="Arial" w:hAnsi="Arial"/>
-                <w:sz w:val="16"/>
-                <w:szCs w:val="16"/>
-              </w:rPr>
-              <w:t xml:space="preserve">Новые условия и критерии до начала, без подсказок; та же форма решения в пределах 7 очков</w:t>
-            </w:r>
-          </w:p>
-        </w:tc>
-        <w:tc>
-          <w:tcPr>
-            <w:tcW w:type="dxa" w:w="1808"/>
+            <w:tcW w:type="dxa" w:w="5664"/>
+            <w:tcBorders>
+              <w:top w:val="single" w:color="808080" w:sz="4"/>
+              <w:left w:val="single" w:color="808080" w:sz="4"/>
+              <w:bottom w:val="single" w:color="808080" w:sz="4"/>
+              <w:right w:val="single" w:color="808080" w:sz="4"/>
+            </w:tcBorders>
+            <w:tcMar>
+              <w:top w:type="dxa" w:w="50"/>
+              <w:left w:type="dxa" w:w="80"/>
+              <w:bottom w:type="dxa" w:w="50"/>
+              <w:right w:type="dxa" w:w="80"/>
+            </w:tcMar>
+          </w:tcPr>
+          <w:p>
+            <w:pPr>
+              <w:spacing w:after="0" w:line="240"/>
+            </w:pPr>
+            <w:r>
+              <w:rPr>
+                <w:rFonts w:ascii="Arial" w:cs="Arial" w:eastAsia="Arial" w:hAnsi="Arial"/>
+                <w:sz w:val="16"/>
+                <w:szCs w:val="16"/>
+              </w:rPr>
+              <w:t xml:space="preserve">Новые условия и критерии, без подсказок, 7 очков. «Месяц спустя»: новость об операторе «Север», общий показатель, разбивка по причинам по кнопке; объяснение и короткий пересмотр</w:t>
+            </w:r>
+          </w:p>
+        </w:tc>
+        <w:tc>
+          <w:tcPr>
+            <w:tcW w:type="dxa" w:w="1832"/>
             <w:tcBorders>
               <w:top w:val="single" w:color="808080" w:sz="4"/>
               <w:left w:val="single" w:color="808080" w:sz="4"/>
@@ -8787,67 +8787,67 @@
         </w:trPr>
         <w:tc>
           <w:tcPr>
-            <w:tcW w:type="dxa" w:w="2143"/>
-            <w:tcBorders>
-              <w:top w:val="single" w:color="808080" w:sz="4"/>
-              <w:left w:val="single" w:color="808080" w:sz="4"/>
-              <w:bottom w:val="single" w:color="808080" w:sz="4"/>
-              <w:right w:val="single" w:color="808080" w:sz="4"/>
-            </w:tcBorders>
-            <w:tcMar>
-              <w:top w:type="dxa" w:w="50"/>
-              <w:left w:type="dxa" w:w="80"/>
-              <w:bottom w:type="dxa" w:w="50"/>
-              <w:right w:type="dxa" w:w="80"/>
-            </w:tcMar>
-          </w:tcPr>
-          <w:p>
-            <w:pPr>
-              <w:spacing w:after="0" w:line="240"/>
-            </w:pPr>
-            <w:r>
-              <w:rPr>
-                <w:rFonts w:ascii="Arial" w:cs="Arial" w:eastAsia="Arial" w:hAnsi="Arial"/>
-                <w:sz w:val="16"/>
-                <w:szCs w:val="16"/>
-              </w:rPr>
-              <w:t xml:space="preserve">Э5. Карточка</w:t>
-            </w:r>
-          </w:p>
-        </w:tc>
-        <w:tc>
-          <w:tcPr>
-            <w:tcW w:type="dxa" w:w="5915"/>
-            <w:tcBorders>
-              <w:top w:val="single" w:color="808080" w:sz="4"/>
-              <w:left w:val="single" w:color="808080" w:sz="4"/>
-              <w:bottom w:val="single" w:color="808080" w:sz="4"/>
-              <w:right w:val="single" w:color="808080" w:sz="4"/>
-            </w:tcBorders>
-            <w:tcMar>
-              <w:top w:type="dxa" w:w="50"/>
-              <w:left w:type="dxa" w:w="80"/>
-              <w:bottom w:type="dxa" w:w="50"/>
-              <w:right w:type="dxa" w:w="80"/>
-            </w:tcMar>
-          </w:tcPr>
-          <w:p>
-            <w:pPr>
-              <w:spacing w:after="0" w:line="240"/>
-            </w:pPr>
-            <w:r>
-              <w:rPr>
-                <w:rFonts w:ascii="Arial" w:cs="Arial" w:eastAsia="Arial" w:hAnsi="Arial"/>
-                <w:sz w:val="16"/>
-                <w:szCs w:val="16"/>
-              </w:rPr>
-              <w:t xml:space="preserve">Участник видит, что уйдёт эксперту и что нет, передаёт или отзывает работу. Эксперт ставит статус по критерию, выбирает фрагмент, пишет комментарий и вопрос для интервью</w:t>
-            </w:r>
-          </w:p>
-        </w:tc>
-        <w:tc>
-          <w:tcPr>
-            <w:tcW w:type="dxa" w:w="1808"/>
+            <w:tcW w:type="dxa" w:w="2370"/>
+            <w:tcBorders>
+              <w:top w:val="single" w:color="808080" w:sz="4"/>
+              <w:left w:val="single" w:color="808080" w:sz="4"/>
+              <w:bottom w:val="single" w:color="808080" w:sz="4"/>
+              <w:right w:val="single" w:color="808080" w:sz="4"/>
+            </w:tcBorders>
+            <w:tcMar>
+              <w:top w:type="dxa" w:w="50"/>
+              <w:left w:type="dxa" w:w="80"/>
+              <w:bottom w:type="dxa" w:w="50"/>
+              <w:right w:type="dxa" w:w="80"/>
+            </w:tcMar>
+          </w:tcPr>
+          <w:p>
+            <w:pPr>
+              <w:spacing w:after="0" w:line="240"/>
+            </w:pPr>
+            <w:r>
+              <w:rPr>
+                <w:rFonts w:ascii="Arial" w:cs="Arial" w:eastAsia="Arial" w:hAnsi="Arial"/>
+                <w:sz w:val="16"/>
+                <w:szCs w:val="16"/>
+              </w:rPr>
+              <w:t xml:space="preserve">Э5. Карточка и кабинет эксперта</w:t>
+            </w:r>
+          </w:p>
+        </w:tc>
+        <w:tc>
+          <w:tcPr>
+            <w:tcW w:type="dxa" w:w="5664"/>
+            <w:tcBorders>
+              <w:top w:val="single" w:color="808080" w:sz="4"/>
+              <w:left w:val="single" w:color="808080" w:sz="4"/>
+              <w:bottom w:val="single" w:color="808080" w:sz="4"/>
+              <w:right w:val="single" w:color="808080" w:sz="4"/>
+            </w:tcBorders>
+            <w:tcMar>
+              <w:top w:type="dxa" w:w="50"/>
+              <w:left w:type="dxa" w:w="80"/>
+              <w:bottom w:type="dxa" w:w="50"/>
+              <w:right w:type="dxa" w:w="80"/>
+            </w:tcMar>
+          </w:tcPr>
+          <w:p>
+            <w:pPr>
+              <w:spacing w:after="0" w:line="240"/>
+            </w:pPr>
+            <w:r>
+              <w:rPr>
+                <w:rFonts w:ascii="Arial" w:cs="Arial" w:eastAsia="Arial" w:hAnsi="Arial"/>
+                <w:sz w:val="16"/>
+                <w:szCs w:val="16"/>
+              </w:rPr>
+              <w:t xml:space="preserve">Участник передаёт или отзывает работу. Эксперт видит сводку по потоку и работу по К1–К6, ставит статус, привязывает комментарий к фрагменту, пишет вопрос для интервью</w:t>
+            </w:r>
+          </w:p>
+        </w:tc>
+        <w:tc>
+          <w:tcPr>
+            <w:tcW w:type="dxa" w:w="1832"/>
             <w:tcBorders>
               <w:top w:val="single" w:color="808080" w:sz="4"/>
               <w:left w:val="single" w:color="808080" w:sz="4"/>
@@ -8903,7 +8903,7 @@
           <w:sz w:val="19"/>
           <w:szCs w:val="19"/>
         </w:rPr>
-        <w:t xml:space="preserve"> Э1 → Э2 → Э3 с новой вводной → Э2 с пересмотром → Э3 с разбором → Э4 → Э5 (в интерфейсе семь шагов); у эксперта: список работ → разбор работы.</w:t>
+        <w:t xml:space="preserve"> Э1 → Э2 → Э3 с новой вводной → Э2 с пересмотром → Э3 с разбором → Э4 → Э4 «месяц спустя» → Э5 (в интерфейсе семь шагов); у эксперта: сводка по потоку и список работ → разбор работы.</w:t>
       </w:r>
     </w:p>
     <w:tbl>
@@ -9197,9 +9197,9 @@
             <w:r>
               <w:drawing>
                 <wp:inline distT="0" distB="0" distL="0" distR="0">
-                  <wp:extent cx="2590800" cy="1162050"/>
+                  <wp:extent cx="2590800" cy="1190625"/>
                   <wp:effectExtent t="0" r="0" b="0" l="0"/>
-                  <wp:docPr id="1" name="08-разбор" descr="Э3 с разбором: статус каждого критерия подкреплён фрагментом работы, источник оценки подписан" title="Э3 с разбором: статус каждого критерия подкреплён фрагментом работы, источник оценки подписан"/>
+                  <wp:docPr id="1" name="16-ловушка-разбор" descr="Э3 с разбором в ветке «ловушка баллов»: «не видно» и «частично» объяснены через данные кейса" title="Э3 с разбором в ветке «ловушка баллов»: «не видно» и «частично» объяснены через данные кейса"/>
                   <wp:cNvGraphicFramePr>
                     <a:graphicFrameLocks xmlns:a="http://schemas.openxmlformats.org/drawingml/2006/main" noChangeAspect="1"/>
                   </wp:cNvGraphicFramePr>
@@ -9222,7 +9222,7 @@
                         <pic:spPr bwMode="auto">
                           <a:xfrm>
                             <a:off x="0" y="0"/>
-                            <a:ext cx="2590800" cy="1162050"/>
+                            <a:ext cx="2590800" cy="1190625"/>
                           </a:xfrm>
                           <a:prstGeom prst="rect">
                             <a:avLst/>
@@ -9248,7 +9248,7 @@
                 <w:sz w:val="15"/>
                 <w:szCs w:val="15"/>
               </w:rPr>
-              <w:t xml:space="preserve">Рис. 4. Э3 с разбором: статус каждого критерия подкреплён фрагментом работы, источник оценки подписан (фрагмент экрана)</w:t>
+              <w:t xml:space="preserve">Рис. 4. Э3 с разбором в ветке «ловушка баллов»: «не видно» и «частично» объяснены через данные кейса (фрагмент экрана)</w:t>
             </w:r>
           </w:p>
         </w:tc>
@@ -9282,9 +9282,9 @@
             <w:r>
               <w:drawing>
                 <wp:inline distT="0" distB="0" distL="0" distR="0">
-                  <wp:extent cx="2590800" cy="1619250"/>
+                  <wp:extent cx="2590800" cy="1571625"/>
                   <wp:effectExtent t="0" r="0" b="0" l="0"/>
-                  <wp:docPr id="1" name="13-эксперт-разбор" descr="Э5. Кабинет эксперта: статус по критерию и привязка к фрагменту, итогового балла нет" title="Э5. Кабинет эксперта: статус по критерию и привязка к фрагменту, итогового балла нет"/>
+                  <wp:docPr id="1" name="10b-месяц-спустя" descr="Э4 «месяц спустя»: внешнее событие, общий показатель и разбивка по причинам; кандидат объясняет результат" title="Э4 «месяц спустя»: внешнее событие, общий показатель и разбивка по причинам; кандидат объясняет результат"/>
                   <wp:cNvGraphicFramePr>
                     <a:graphicFrameLocks xmlns:a="http://schemas.openxmlformats.org/drawingml/2006/main" noChangeAspect="1"/>
                   </wp:cNvGraphicFramePr>
@@ -9307,7 +9307,7 @@
                         <pic:spPr bwMode="auto">
                           <a:xfrm>
                             <a:off x="0" y="0"/>
-                            <a:ext cx="2590800" cy="1619250"/>
+                            <a:ext cx="2590800" cy="1571625"/>
                           </a:xfrm>
                           <a:prstGeom prst="rect">
                             <a:avLst/>
@@ -9333,7 +9333,7 @@
                 <w:sz w:val="15"/>
                 <w:szCs w:val="15"/>
               </w:rPr>
-              <w:t xml:space="preserve">Рис. 5. Э5. Кабинет эксперта: статус по критерию и привязка к фрагменту, итогового балла нет</w:t>
+              <w:t xml:space="preserve">Рис. 5. Э4 «месяц спустя»: внешнее событие, общий показатель и разбивка по причинам; кандидат объясняет результат (фрагмент экрана)</w:t>
             </w:r>
           </w:p>
         </w:tc>
@@ -9364,7 +9364,7 @@
                 <wp:inline distT="0" distB="0" distL="0" distR="0">
                   <wp:extent cx="2590800" cy="1619250"/>
                   <wp:effectExtent t="0" r="0" b="0" l="0"/>
-                  <wp:docPr id="1" name="04-досье-обоснование" descr="Режим обоснования: метки И/Ф/Э, цепочка Г→П→И→Ф→Э и критерии приёмки" title="Режим обоснования: метки И/Ф/Э, цепочка Г→П→И→Ф→Э и критерии приёмки"/>
+                  <wp:docPr id="1" name="12-эксперт-список" descr="Кабинет эксперта: сводка по потоку для руководителя программы и список переданных работ" title="Кабинет эксперта: сводка по потоку для руководителя программы и список переданных работ"/>
                   <wp:cNvGraphicFramePr>
                     <a:graphicFrameLocks xmlns:a="http://schemas.openxmlformats.org/drawingml/2006/main" noChangeAspect="1"/>
                   </wp:cNvGraphicFramePr>
@@ -9413,7 +9413,7 @@
                 <w:sz w:val="15"/>
                 <w:szCs w:val="15"/>
               </w:rPr>
-              <w:t xml:space="preserve">Рис. 6. Режим обоснования: метки И/Ф/Э, цепочка Г→П→И→Ф→Э и критерии приёмки</w:t>
+              <w:t xml:space="preserve">Рис. 6. Кабинет эксперта: сводка по потоку для руководителя программы и список переданных работ</w:t>
             </w:r>
           </w:p>
         </w:tc>
@@ -9462,9 +9462,9 @@
         <w:tblLayout w:type="fixed"/>
       </w:tblPr>
       <w:tblGrid>
-        <w:gridCol w:w="2743"/>
-        <w:gridCol w:w="5208"/>
-        <w:gridCol w:w="1915"/>
+        <w:gridCol w:w="2515"/>
+        <w:gridCol w:w="5595"/>
+        <w:gridCol w:w="1756"/>
       </w:tblGrid>
       <w:tr>
         <w:trPr>
@@ -9473,7 +9473,7 @@
         </w:trPr>
         <w:tc>
           <w:tcPr>
-            <w:tcW w:type="dxa" w:w="2743"/>
+            <w:tcW w:type="dxa" w:w="2515"/>
             <w:tcBorders>
               <w:top w:val="single" w:color="808080" w:sz="4"/>
               <w:left w:val="single" w:color="808080" w:sz="4"/>
@@ -9506,7 +9506,7 @@
         </w:tc>
         <w:tc>
           <w:tcPr>
-            <w:tcW w:type="dxa" w:w="5208"/>
+            <w:tcW w:type="dxa" w:w="5595"/>
             <w:tcBorders>
               <w:top w:val="single" w:color="808080" w:sz="4"/>
               <w:left w:val="single" w:color="808080" w:sz="4"/>
@@ -9539,7 +9539,7 @@
         </w:tc>
         <w:tc>
           <w:tcPr>
-            <w:tcW w:type="dxa" w:w="1915"/>
+            <w:tcW w:type="dxa" w:w="1756"/>
             <w:tcBorders>
               <w:top w:val="single" w:color="808080" w:sz="4"/>
               <w:left w:val="single" w:color="808080" w:sz="4"/>
@@ -9578,7 +9578,7 @@
         </w:trPr>
         <w:tc>
           <w:tcPr>
-            <w:tcW w:type="dxa" w:w="2743"/>
+            <w:tcW w:type="dxa" w:w="2515"/>
             <w:tcBorders>
               <w:top w:val="single" w:color="808080" w:sz="4"/>
               <w:left w:val="single" w:color="808080" w:sz="4"/>
@@ -9608,7 +9608,7 @@
         </w:tc>
         <w:tc>
           <w:tcPr>
-            <w:tcW w:type="dxa" w:w="5208"/>
+            <w:tcW w:type="dxa" w:w="5595"/>
             <w:tcBorders>
               <w:top w:val="single" w:color="808080" w:sz="4"/>
               <w:left w:val="single" w:color="808080" w:sz="4"/>
@@ -9638,7 +9638,7 @@
         </w:tc>
         <w:tc>
           <w:tcPr>
-            <w:tcW w:type="dxa" w:w="1915"/>
+            <w:tcW w:type="dxa" w:w="1756"/>
             <w:tcBorders>
               <w:top w:val="single" w:color="808080" w:sz="4"/>
               <w:left w:val="single" w:color="808080" w:sz="4"/>
@@ -9674,7 +9674,7 @@
         </w:trPr>
         <w:tc>
           <w:tcPr>
-            <w:tcW w:type="dxa" w:w="2743"/>
+            <w:tcW w:type="dxa" w:w="2515"/>
             <w:tcBorders>
               <w:top w:val="single" w:color="808080" w:sz="4"/>
               <w:left w:val="single" w:color="808080" w:sz="4"/>
@@ -9704,7 +9704,7 @@
         </w:tc>
         <w:tc>
           <w:tcPr>
-            <w:tcW w:type="dxa" w:w="5208"/>
+            <w:tcW w:type="dxa" w:w="5595"/>
             <w:tcBorders>
               <w:top w:val="single" w:color="808080" w:sz="4"/>
               <w:left w:val="single" w:color="808080" w:sz="4"/>
@@ -9734,7 +9734,7 @@
         </w:tc>
         <w:tc>
           <w:tcPr>
-            <w:tcW w:type="dxa" w:w="1915"/>
+            <w:tcW w:type="dxa" w:w="1756"/>
             <w:tcBorders>
               <w:top w:val="single" w:color="808080" w:sz="4"/>
               <w:left w:val="single" w:color="808080" w:sz="4"/>
@@ -9770,7 +9770,7 @@
         </w:trPr>
         <w:tc>
           <w:tcPr>
-            <w:tcW w:type="dxa" w:w="2743"/>
+            <w:tcW w:type="dxa" w:w="2515"/>
             <w:tcBorders>
               <w:top w:val="single" w:color="808080" w:sz="4"/>
               <w:left w:val="single" w:color="808080" w:sz="4"/>
@@ -9800,37 +9800,37 @@
         </w:tc>
         <w:tc>
           <w:tcPr>
-            <w:tcW w:type="dxa" w:w="5208"/>
-            <w:tcBorders>
-              <w:top w:val="single" w:color="808080" w:sz="4"/>
-              <w:left w:val="single" w:color="808080" w:sz="4"/>
-              <w:bottom w:val="single" w:color="808080" w:sz="4"/>
-              <w:right w:val="single" w:color="808080" w:sz="4"/>
-            </w:tcBorders>
-            <w:tcMar>
-              <w:top w:type="dxa" w:w="50"/>
-              <w:left w:type="dxa" w:w="80"/>
-              <w:bottom w:type="dxa" w:w="50"/>
-              <w:right w:type="dxa" w:w="80"/>
-            </w:tcMar>
-          </w:tcPr>
-          <w:p>
-            <w:pPr>
-              <w:spacing w:after="0" w:line="240"/>
-            </w:pPr>
-            <w:r>
-              <w:rPr>
-                <w:rFonts w:ascii="Arial" w:cs="Arial" w:eastAsia="Arial" w:hAnsi="Arial"/>
-                <w:sz w:val="16"/>
-                <w:szCs w:val="16"/>
-              </w:rPr>
-              <w:t xml:space="preserve">Уходит в «Альтернативы для обсуждения с экспертом», цифр не получает; нужно выбрать ближайшую поддерживаемую инициативу</w:t>
-            </w:r>
-          </w:p>
-        </w:tc>
-        <w:tc>
-          <w:tcPr>
-            <w:tcW w:type="dxa" w:w="1915"/>
+            <w:tcW w:type="dxa" w:w="5595"/>
+            <w:tcBorders>
+              <w:top w:val="single" w:color="808080" w:sz="4"/>
+              <w:left w:val="single" w:color="808080" w:sz="4"/>
+              <w:bottom w:val="single" w:color="808080" w:sz="4"/>
+              <w:right w:val="single" w:color="808080" w:sz="4"/>
+            </w:tcBorders>
+            <w:tcMar>
+              <w:top w:type="dxa" w:w="50"/>
+              <w:left w:type="dxa" w:w="80"/>
+              <w:bottom w:type="dxa" w:w="50"/>
+              <w:right w:type="dxa" w:w="80"/>
+            </w:tcMar>
+          </w:tcPr>
+          <w:p>
+            <w:pPr>
+              <w:spacing w:after="0" w:line="240"/>
+            </w:pPr>
+            <w:r>
+              <w:rPr>
+                <w:rFonts w:ascii="Arial" w:cs="Arial" w:eastAsia="Arial" w:hAnsi="Arial"/>
+                <w:sz w:val="16"/>
+                <w:szCs w:val="16"/>
+              </w:rPr>
+              <w:t xml:space="preserve">Сохраняется в разборе как альтернатива с пометкой «симуляция её не считает»; эксперт её не видит, цифр она не получает; чтобы идти дальше, нужно выбрать ближайшую поддерживаемую инициативу</w:t>
+            </w:r>
+          </w:p>
+        </w:tc>
+        <w:tc>
+          <w:tcPr>
+            <w:tcW w:type="dxa" w:w="1756"/>
             <w:tcBorders>
               <w:top w:val="single" w:color="808080" w:sz="4"/>
               <w:left w:val="single" w:color="808080" w:sz="4"/>
@@ -9866,67 +9866,67 @@
         </w:trPr>
         <w:tc>
           <w:tcPr>
-            <w:tcW w:type="dxa" w:w="2743"/>
-            <w:tcBorders>
-              <w:top w:val="single" w:color="808080" w:sz="4"/>
-              <w:left w:val="single" w:color="808080" w:sz="4"/>
-              <w:bottom w:val="single" w:color="808080" w:sz="4"/>
-              <w:right w:val="single" w:color="808080" w:sz="4"/>
-            </w:tcBorders>
-            <w:tcMar>
-              <w:top w:type="dxa" w:w="50"/>
-              <w:left w:type="dxa" w:w="80"/>
-              <w:bottom w:type="dxa" w:w="50"/>
-              <w:right w:type="dxa" w:w="80"/>
-            </w:tcMar>
-          </w:tcPr>
-          <w:p>
-            <w:pPr>
-              <w:spacing w:after="0" w:line="240"/>
-            </w:pPr>
-            <w:r>
-              <w:rPr>
-                <w:rFonts w:ascii="Arial" w:cs="Arial" w:eastAsia="Arial" w:hAnsi="Arial"/>
-                <w:sz w:val="16"/>
-                <w:szCs w:val="16"/>
-              </w:rPr>
-              <w:t xml:space="preserve">Работа не передана или не разобрана</w:t>
-            </w:r>
-          </w:p>
-        </w:tc>
-        <w:tc>
-          <w:tcPr>
-            <w:tcW w:type="dxa" w:w="5208"/>
-            <w:tcBorders>
-              <w:top w:val="single" w:color="808080" w:sz="4"/>
-              <w:left w:val="single" w:color="808080" w:sz="4"/>
-              <w:bottom w:val="single" w:color="808080" w:sz="4"/>
-              <w:right w:val="single" w:color="808080" w:sz="4"/>
-            </w:tcBorders>
-            <w:tcMar>
-              <w:top w:type="dxa" w:w="50"/>
-              <w:left w:type="dxa" w:w="80"/>
-              <w:bottom w:type="dxa" w:w="50"/>
-              <w:right w:type="dxa" w:w="80"/>
-            </w:tcMar>
-          </w:tcPr>
-          <w:p>
-            <w:pPr>
-              <w:spacing w:after="0" w:line="240"/>
-            </w:pPr>
-            <w:r>
-              <w:rPr>
-                <w:rFonts w:ascii="Arial" w:cs="Arial" w:eastAsia="Arial" w:hAnsi="Arial"/>
-                <w:sz w:val="16"/>
-                <w:szCs w:val="16"/>
-              </w:rPr>
-              <w:t xml:space="preserve">«Не передана» или «Ожидает разбора», а не нулевая оценка</w:t>
-            </w:r>
-          </w:p>
-        </w:tc>
-        <w:tc>
-          <w:tcPr>
-            <w:tcW w:type="dxa" w:w="1915"/>
+            <w:tcW w:type="dxa" w:w="2515"/>
+            <w:tcBorders>
+              <w:top w:val="single" w:color="808080" w:sz="4"/>
+              <w:left w:val="single" w:color="808080" w:sz="4"/>
+              <w:bottom w:val="single" w:color="808080" w:sz="4"/>
+              <w:right w:val="single" w:color="808080" w:sz="4"/>
+            </w:tcBorders>
+            <w:tcMar>
+              <w:top w:type="dxa" w:w="50"/>
+              <w:left w:type="dxa" w:w="80"/>
+              <w:bottom w:type="dxa" w:w="50"/>
+              <w:right w:type="dxa" w:w="80"/>
+            </w:tcMar>
+          </w:tcPr>
+          <w:p>
+            <w:pPr>
+              <w:spacing w:after="0" w:line="240"/>
+            </w:pPr>
+            <w:r>
+              <w:rPr>
+                <w:rFonts w:ascii="Arial" w:cs="Arial" w:eastAsia="Arial" w:hAnsi="Arial"/>
+                <w:sz w:val="16"/>
+                <w:szCs w:val="16"/>
+              </w:rPr>
+              <w:t xml:space="preserve">Месяц спустя разбивку не открыли</w:t>
+            </w:r>
+          </w:p>
+        </w:tc>
+        <w:tc>
+          <w:tcPr>
+            <w:tcW w:type="dxa" w:w="5595"/>
+            <w:tcBorders>
+              <w:top w:val="single" w:color="808080" w:sz="4"/>
+              <w:left w:val="single" w:color="808080" w:sz="4"/>
+              <w:bottom w:val="single" w:color="808080" w:sz="4"/>
+              <w:right w:val="single" w:color="808080" w:sz="4"/>
+            </w:tcBorders>
+            <w:tcMar>
+              <w:top w:type="dxa" w:w="50"/>
+              <w:left w:type="dxa" w:w="80"/>
+              <w:bottom w:type="dxa" w:w="50"/>
+              <w:right w:type="dxa" w:w="80"/>
+            </w:tcMar>
+          </w:tcPr>
+          <w:p>
+            <w:pPr>
+              <w:spacing w:after="0" w:line="240"/>
+            </w:pPr>
+            <w:r>
+              <w:rPr>
+                <w:rFonts w:ascii="Arial" w:cs="Arial" w:eastAsia="Arial" w:hAnsi="Arial"/>
+                <w:sz w:val="16"/>
+                <w:szCs w:val="16"/>
+              </w:rPr>
+              <w:t xml:space="preserve">Объяснить результат можно и без неё, но по К4 эксперт увидит, что разбивку не запрашивали</w:t>
+            </w:r>
+          </w:p>
+        </w:tc>
+        <w:tc>
+          <w:tcPr>
+            <w:tcW w:type="dxa" w:w="1756"/>
             <w:tcBorders>
               <w:top w:val="single" w:color="808080" w:sz="4"/>
               <w:left w:val="single" w:color="808080" w:sz="4"/>
@@ -9962,67 +9962,67 @@
         </w:trPr>
         <w:tc>
           <w:tcPr>
-            <w:tcW w:type="dxa" w:w="2743"/>
-            <w:tcBorders>
-              <w:top w:val="single" w:color="808080" w:sz="4"/>
-              <w:left w:val="single" w:color="808080" w:sz="4"/>
-              <w:bottom w:val="single" w:color="808080" w:sz="4"/>
-              <w:right w:val="single" w:color="808080" w:sz="4"/>
-            </w:tcBorders>
-            <w:tcMar>
-              <w:top w:type="dxa" w:w="50"/>
-              <w:left w:type="dxa" w:w="80"/>
-              <w:bottom w:type="dxa" w:w="50"/>
-              <w:right w:type="dxa" w:w="80"/>
-            </w:tcMar>
-          </w:tcPr>
-          <w:p>
-            <w:pPr>
-              <w:spacing w:after="0" w:line="240"/>
-            </w:pPr>
-            <w:r>
-              <w:rPr>
-                <w:rFonts w:ascii="Arial" w:cs="Arial" w:eastAsia="Arial" w:hAnsi="Arial"/>
-                <w:sz w:val="16"/>
-                <w:szCs w:val="16"/>
-              </w:rPr>
-              <w:t xml:space="preserve">У эксперта нет переданных работ</w:t>
-            </w:r>
-          </w:p>
-        </w:tc>
-        <w:tc>
-          <w:tcPr>
-            <w:tcW w:type="dxa" w:w="5208"/>
-            <w:tcBorders>
-              <w:top w:val="single" w:color="808080" w:sz="4"/>
-              <w:left w:val="single" w:color="808080" w:sz="4"/>
-              <w:bottom w:val="single" w:color="808080" w:sz="4"/>
-              <w:right w:val="single" w:color="808080" w:sz="4"/>
-            </w:tcBorders>
-            <w:tcMar>
-              <w:top w:type="dxa" w:w="50"/>
-              <w:left w:type="dxa" w:w="80"/>
-              <w:bottom w:type="dxa" w:w="50"/>
-              <w:right w:type="dxa" w:w="80"/>
-            </w:tcMar>
-          </w:tcPr>
-          <w:p>
-            <w:pPr>
-              <w:spacing w:after="0" w:line="240"/>
-            </w:pPr>
-            <w:r>
-              <w:rPr>
-                <w:rFonts w:ascii="Arial" w:cs="Arial" w:eastAsia="Arial" w:hAnsi="Arial"/>
-                <w:sz w:val="16"/>
-                <w:szCs w:val="16"/>
-              </w:rPr>
-              <w:t xml:space="preserve">Подсказка, как работа появится, и две демо-работы</w:t>
-            </w:r>
-          </w:p>
-        </w:tc>
-        <w:tc>
-          <w:tcPr>
-            <w:tcW w:type="dxa" w:w="1915"/>
+            <w:tcW w:type="dxa" w:w="2515"/>
+            <w:tcBorders>
+              <w:top w:val="single" w:color="808080" w:sz="4"/>
+              <w:left w:val="single" w:color="808080" w:sz="4"/>
+              <w:bottom w:val="single" w:color="808080" w:sz="4"/>
+              <w:right w:val="single" w:color="808080" w:sz="4"/>
+            </w:tcBorders>
+            <w:tcMar>
+              <w:top w:type="dxa" w:w="50"/>
+              <w:left w:type="dxa" w:w="80"/>
+              <w:bottom w:type="dxa" w:w="50"/>
+              <w:right w:type="dxa" w:w="80"/>
+            </w:tcMar>
+          </w:tcPr>
+          <w:p>
+            <w:pPr>
+              <w:spacing w:after="0" w:line="240"/>
+            </w:pPr>
+            <w:r>
+              <w:rPr>
+                <w:rFonts w:ascii="Arial" w:cs="Arial" w:eastAsia="Arial" w:hAnsi="Arial"/>
+                <w:sz w:val="16"/>
+                <w:szCs w:val="16"/>
+              </w:rPr>
+              <w:t xml:space="preserve">Работа не передана или не разобрана</w:t>
+            </w:r>
+          </w:p>
+        </w:tc>
+        <w:tc>
+          <w:tcPr>
+            <w:tcW w:type="dxa" w:w="5595"/>
+            <w:tcBorders>
+              <w:top w:val="single" w:color="808080" w:sz="4"/>
+              <w:left w:val="single" w:color="808080" w:sz="4"/>
+              <w:bottom w:val="single" w:color="808080" w:sz="4"/>
+              <w:right w:val="single" w:color="808080" w:sz="4"/>
+            </w:tcBorders>
+            <w:tcMar>
+              <w:top w:type="dxa" w:w="50"/>
+              <w:left w:type="dxa" w:w="80"/>
+              <w:bottom w:type="dxa" w:w="50"/>
+              <w:right w:type="dxa" w:w="80"/>
+            </w:tcMar>
+          </w:tcPr>
+          <w:p>
+            <w:pPr>
+              <w:spacing w:after="0" w:line="240"/>
+            </w:pPr>
+            <w:r>
+              <w:rPr>
+                <w:rFonts w:ascii="Arial" w:cs="Arial" w:eastAsia="Arial" w:hAnsi="Arial"/>
+                <w:sz w:val="16"/>
+                <w:szCs w:val="16"/>
+              </w:rPr>
+              <w:t xml:space="preserve">«Не передана» или «Ожидает разбора», а не нулевая оценка</w:t>
+            </w:r>
+          </w:p>
+        </w:tc>
+        <w:tc>
+          <w:tcPr>
+            <w:tcW w:type="dxa" w:w="1756"/>
             <w:tcBorders>
               <w:top w:val="single" w:color="808080" w:sz="4"/>
               <w:left w:val="single" w:color="808080" w:sz="4"/>
@@ -10058,7 +10058,7 @@
         </w:trPr>
         <w:tc>
           <w:tcPr>
-            <w:tcW w:type="dxa" w:w="2743"/>
+            <w:tcW w:type="dxa" w:w="2515"/>
             <w:tcBorders>
               <w:top w:val="single" w:color="808080" w:sz="4"/>
               <w:left w:val="single" w:color="808080" w:sz="4"/>
@@ -10088,7 +10088,7 @@
         </w:tc>
         <w:tc>
           <w:tcPr>
-            <w:tcW w:type="dxa" w:w="5208"/>
+            <w:tcW w:type="dxa" w:w="5595"/>
             <w:tcBorders>
               <w:top w:val="single" w:color="808080" w:sz="4"/>
               <w:left w:val="single" w:color="808080" w:sz="4"/>
@@ -10118,7 +10118,7 @@
         </w:tc>
         <w:tc>
           <w:tcPr>
-            <w:tcW w:type="dxa" w:w="1915"/>
+            <w:tcW w:type="dxa" w:w="1756"/>
             <w:tcBorders>
               <w:top w:val="single" w:color="808080" w:sz="4"/>
               <w:left w:val="single" w:color="808080" w:sz="4"/>
@@ -10154,7 +10154,7 @@
         </w:trPr>
         <w:tc>
           <w:tcPr>
-            <w:tcW w:type="dxa" w:w="2743"/>
+            <w:tcW w:type="dxa" w:w="2515"/>
             <w:tcBorders>
               <w:top w:val="single" w:color="808080" w:sz="4"/>
               <w:left w:val="single" w:color="808080" w:sz="4"/>
@@ -10184,7 +10184,7 @@
         </w:tc>
         <w:tc>
           <w:tcPr>
-            <w:tcW w:type="dxa" w:w="5208"/>
+            <w:tcW w:type="dxa" w:w="5595"/>
             <w:tcBorders>
               <w:top w:val="single" w:color="808080" w:sz="4"/>
               <w:left w:val="single" w:color="808080" w:sz="4"/>
@@ -10214,7 +10214,7 @@
         </w:tc>
         <w:tc>
           <w:tcPr>
-            <w:tcW w:type="dxa" w:w="1915"/>
+            <w:tcW w:type="dxa" w:w="1756"/>
             <w:tcBorders>
               <w:top w:val="single" w:color="808080" w:sz="4"/>
               <w:left w:val="single" w:color="808080" w:sz="4"/>
@@ -10280,9 +10280,9 @@
         <w:tblLayout w:type="fixed"/>
       </w:tblPr>
       <w:tblGrid>
-        <w:gridCol w:w="2076"/>
-        <w:gridCol w:w="4734"/>
-        <w:gridCol w:w="3056"/>
+        <w:gridCol w:w="1998"/>
+        <w:gridCol w:w="5016"/>
+        <w:gridCol w:w="2852"/>
       </w:tblGrid>
       <w:tr>
         <w:trPr>
@@ -10291,7 +10291,7 @@
         </w:trPr>
         <w:tc>
           <w:tcPr>
-            <w:tcW w:type="dxa" w:w="2076"/>
+            <w:tcW w:type="dxa" w:w="1998"/>
             <w:tcBorders>
               <w:top w:val="single" w:color="808080" w:sz="4"/>
               <w:left w:val="single" w:color="808080" w:sz="4"/>
@@ -10324,7 +10324,7 @@
         </w:tc>
         <w:tc>
           <w:tcPr>
-            <w:tcW w:type="dxa" w:w="4734"/>
+            <w:tcW w:type="dxa" w:w="5016"/>
             <w:tcBorders>
               <w:top w:val="single" w:color="808080" w:sz="4"/>
               <w:left w:val="single" w:color="808080" w:sz="4"/>
@@ -10357,7 +10357,7 @@
         </w:tc>
         <w:tc>
           <w:tcPr>
-            <w:tcW w:type="dxa" w:w="3056"/>
+            <w:tcW w:type="dxa" w:w="2852"/>
             <w:tcBorders>
               <w:top w:val="single" w:color="808080" w:sz="4"/>
               <w:left w:val="single" w:color="808080" w:sz="4"/>
@@ -10396,7 +10396,7 @@
         </w:trPr>
         <w:tc>
           <w:tcPr>
-            <w:tcW w:type="dxa" w:w="2076"/>
+            <w:tcW w:type="dxa" w:w="1998"/>
             <w:tcBorders>
               <w:top w:val="single" w:color="808080" w:sz="4"/>
               <w:left w:val="single" w:color="808080" w:sz="4"/>
@@ -10426,61 +10426,61 @@
         </w:tc>
         <w:tc>
           <w:tcPr>
-            <w:tcW w:type="dxa" w:w="4734"/>
-            <w:tcBorders>
-              <w:top w:val="single" w:color="808080" w:sz="4"/>
-              <w:left w:val="single" w:color="808080" w:sz="4"/>
-              <w:bottom w:val="single" w:color="808080" w:sz="4"/>
-              <w:right w:val="single" w:color="808080" w:sz="4"/>
-            </w:tcBorders>
-            <w:tcMar>
-              <w:top w:type="dxa" w:w="50"/>
-              <w:left w:type="dxa" w:w="80"/>
-              <w:bottom w:type="dxa" w:w="50"/>
-              <w:right w:type="dxa" w:w="80"/>
-            </w:tcMar>
-          </w:tcPr>
-          <w:p>
-            <w:pPr>
-              <w:spacing w:after="0" w:line="240"/>
-            </w:pPr>
-            <w:r>
-              <w:rPr>
-                <w:rFonts w:ascii="Arial" w:cs="Arial" w:eastAsia="Arial" w:hAnsi="Arial"/>
-                <w:sz w:val="16"/>
-                <w:szCs w:val="16"/>
-              </w:rPr>
-              <w:t xml:space="preserve">Показывает досье, принимает выбор и обоснование; в логику передаёт инициативы, объяснение, запрос среза, обратно получает метрики по аудиториям</w:t>
-            </w:r>
-          </w:p>
-        </w:tc>
-        <w:tc>
-          <w:tcPr>
-            <w:tcW w:type="dxa" w:w="3056"/>
-            <w:tcBorders>
-              <w:top w:val="single" w:color="808080" w:sz="4"/>
-              <w:left w:val="single" w:color="808080" w:sz="4"/>
-              <w:bottom w:val="single" w:color="808080" w:sz="4"/>
-              <w:right w:val="single" w:color="808080" w:sz="4"/>
-            </w:tcBorders>
-            <w:tcMar>
-              <w:top w:type="dxa" w:w="50"/>
-              <w:left w:type="dxa" w:w="80"/>
-              <w:bottom w:type="dxa" w:w="50"/>
-              <w:right w:type="dxa" w:w="80"/>
-            </w:tcMar>
-          </w:tcPr>
-          <w:p>
-            <w:pPr>
-              <w:spacing w:after="0" w:line="240"/>
-            </w:pPr>
-            <w:r>
-              <w:rPr>
-                <w:rFonts w:ascii="Arial" w:cs="Arial" w:eastAsia="Arial" w:hAnsi="Arial"/>
-                <w:sz w:val="16"/>
-                <w:szCs w:val="16"/>
-              </w:rPr>
-              <w:t xml:space="preserve">React 19, TypeScript, VKUI; статический сайт на GitHub Pages</w:t>
+            <w:tcW w:type="dxa" w:w="5016"/>
+            <w:tcBorders>
+              <w:top w:val="single" w:color="808080" w:sz="4"/>
+              <w:left w:val="single" w:color="808080" w:sz="4"/>
+              <w:bottom w:val="single" w:color="808080" w:sz="4"/>
+              <w:right w:val="single" w:color="808080" w:sz="4"/>
+            </w:tcBorders>
+            <w:tcMar>
+              <w:top w:type="dxa" w:w="50"/>
+              <w:left w:type="dxa" w:w="80"/>
+              <w:bottom w:type="dxa" w:w="50"/>
+              <w:right w:type="dxa" w:w="80"/>
+            </w:tcMar>
+          </w:tcPr>
+          <w:p>
+            <w:pPr>
+              <w:spacing w:after="0" w:line="240"/>
+            </w:pPr>
+            <w:r>
+              <w:rPr>
+                <w:rFonts w:ascii="Arial" w:cs="Arial" w:eastAsia="Arial" w:hAnsi="Arial"/>
+                <w:sz w:val="16"/>
+                <w:szCs w:val="16"/>
+              </w:rPr>
+              <w:t xml:space="preserve">Принимает выбор и обоснование, показывает последствия и карточку; в логику передаёт инициативы, объяснение, запрос среза</w:t>
+            </w:r>
+          </w:p>
+        </w:tc>
+        <w:tc>
+          <w:tcPr>
+            <w:tcW w:type="dxa" w:w="2852"/>
+            <w:tcBorders>
+              <w:top w:val="single" w:color="808080" w:sz="4"/>
+              <w:left w:val="single" w:color="808080" w:sz="4"/>
+              <w:bottom w:val="single" w:color="808080" w:sz="4"/>
+              <w:right w:val="single" w:color="808080" w:sz="4"/>
+            </w:tcBorders>
+            <w:tcMar>
+              <w:top w:type="dxa" w:w="50"/>
+              <w:left w:type="dxa" w:w="80"/>
+              <w:bottom w:type="dxa" w:w="50"/>
+              <w:right w:type="dxa" w:w="80"/>
+            </w:tcMar>
+          </w:tcPr>
+          <w:p>
+            <w:pPr>
+              <w:spacing w:after="0" w:line="240"/>
+            </w:pPr>
+            <w:r>
+              <w:rPr>
+                <w:rFonts w:ascii="Arial" w:cs="Arial" w:eastAsia="Arial" w:hAnsi="Arial"/>
+                <w:sz w:val="16"/>
+                <w:szCs w:val="16"/>
+              </w:rPr>
+              <w:t xml:space="preserve">React 19, TypeScript, VKUI; статический сайт</w:t>
             </w:r>
           </w:p>
         </w:tc>
@@ -10492,7 +10492,7 @@
         </w:trPr>
         <w:tc>
           <w:tcPr>
-            <w:tcW w:type="dxa" w:w="2076"/>
+            <w:tcW w:type="dxa" w:w="1998"/>
             <w:tcBorders>
               <w:top w:val="single" w:color="808080" w:sz="4"/>
               <w:left w:val="single" w:color="808080" w:sz="4"/>
@@ -10522,62 +10522,54 @@
         </w:tc>
         <w:tc>
           <w:tcPr>
-            <w:tcW w:type="dxa" w:w="4734"/>
-            <w:tcBorders>
-              <w:top w:val="single" w:color="808080" w:sz="4"/>
-              <w:left w:val="single" w:color="808080" w:sz="4"/>
-              <w:bottom w:val="single" w:color="808080" w:sz="4"/>
-              <w:right w:val="single" w:color="808080" w:sz="4"/>
-            </w:tcBorders>
-            <w:tcMar>
-              <w:top w:type="dxa" w:w="50"/>
-              <w:left w:type="dxa" w:w="80"/>
-              <w:bottom w:type="dxa" w:w="50"/>
-              <w:right w:type="dxa" w:w="80"/>
-            </w:tcMar>
-          </w:tcPr>
-          <w:p>
-            <w:pPr>
-              <w:spacing w:after="0" w:line="240"/>
-            </w:pPr>
-            <w:r>
-              <w:rPr>
-                <w:rFonts w:ascii="Arial" w:cs="Arial" w:eastAsia="Arial" w:hAnsi="Arial"/>
-                <w:sz w:val="16"/>
-                <w:szCs w:val="16"/>
-              </w:rPr>
-              <w:t xml:space="preserve">Считает следующее состояние по правилам и выставляет статусы К2–К4; в хранение передаёт решения 1 и 2, срез, версии</w:t>
-            </w:r>
-          </w:p>
-        </w:tc>
-        <w:tc>
-          <w:tcPr>
-            <w:tcW w:type="dxa" w:w="3056"/>
-            <w:tcBorders>
-              <w:top w:val="single" w:color="808080" w:sz="4"/>
-              <w:left w:val="single" w:color="808080" w:sz="4"/>
-              <w:bottom w:val="single" w:color="808080" w:sz="4"/>
-              <w:right w:val="single" w:color="808080" w:sz="4"/>
-            </w:tcBorders>
-            <w:tcMar>
-              <w:top w:type="dxa" w:w="50"/>
-              <w:left w:type="dxa" w:w="80"/>
-              <w:bottom w:type="dxa" w:w="50"/>
-              <w:right w:type="dxa" w:w="80"/>
-            </w:tcMar>
-          </w:tcPr>
-          <w:p>
-            <w:pPr>
-              <w:spacing w:after="0" w:line="240"/>
-            </w:pPr>
-            <w:r>
-              <w:rPr>
-                <w:rFonts w:ascii="Arial" w:cs="Arial" w:eastAsia="Arial" w:hAnsi="Arial"/>
-                <w:sz w:val="16"/>
-                <w:szCs w:val="16"/>
-              </w:rPr>
-              <w:t xml:space="preserve">Детерминированный движок </w:t>
-            </w:r>
+            <w:tcW w:type="dxa" w:w="5016"/>
+            <w:tcBorders>
+              <w:top w:val="single" w:color="808080" w:sz="4"/>
+              <w:left w:val="single" w:color="808080" w:sz="4"/>
+              <w:bottom w:val="single" w:color="808080" w:sz="4"/>
+              <w:right w:val="single" w:color="808080" w:sz="4"/>
+            </w:tcBorders>
+            <w:tcMar>
+              <w:top w:type="dxa" w:w="50"/>
+              <w:left w:type="dxa" w:w="80"/>
+              <w:bottom w:type="dxa" w:w="50"/>
+              <w:right w:type="dxa" w:w="80"/>
+            </w:tcMar>
+          </w:tcPr>
+          <w:p>
+            <w:pPr>
+              <w:spacing w:after="0" w:line="240"/>
+            </w:pPr>
+            <w:r>
+              <w:rPr>
+                <w:rFonts w:ascii="Arial" w:cs="Arial" w:eastAsia="Arial" w:hAnsi="Arial"/>
+                <w:sz w:val="16"/>
+                <w:szCs w:val="16"/>
+              </w:rPr>
+              <w:t xml:space="preserve">Считает следующее состояние по правилам, ставит статусы К2–К4; в хранение передаёт решения и срез</w:t>
+            </w:r>
+          </w:p>
+        </w:tc>
+        <w:tc>
+          <w:tcPr>
+            <w:tcW w:type="dxa" w:w="2852"/>
+            <w:tcBorders>
+              <w:top w:val="single" w:color="808080" w:sz="4"/>
+              <w:left w:val="single" w:color="808080" w:sz="4"/>
+              <w:bottom w:val="single" w:color="808080" w:sz="4"/>
+              <w:right w:val="single" w:color="808080" w:sz="4"/>
+            </w:tcBorders>
+            <w:tcMar>
+              <w:top w:type="dxa" w:w="50"/>
+              <w:left w:type="dxa" w:w="80"/>
+              <w:bottom w:type="dxa" w:w="50"/>
+              <w:right w:type="dxa" w:w="80"/>
+            </w:tcMar>
+          </w:tcPr>
+          <w:p>
+            <w:pPr>
+              <w:spacing w:after="0" w:line="240"/>
+            </w:pPr>
             <w:r>
               <w:rPr>
                 <w:rFonts w:ascii="Courier New" w:cs="Courier New" w:eastAsia="Courier New" w:hAnsi="Courier New"/>
@@ -10592,7 +10584,7 @@
                 <w:sz w:val="16"/>
                 <w:szCs w:val="16"/>
               </w:rPr>
-              <w:t xml:space="preserve">, разбор </w:t>
+              <w:t xml:space="preserve">, </w:t>
             </w:r>
             <w:r>
               <w:rPr>
@@ -10612,7 +10604,7 @@
         </w:trPr>
         <w:tc>
           <w:tcPr>
-            <w:tcW w:type="dxa" w:w="2076"/>
+            <w:tcW w:type="dxa" w:w="1998"/>
             <w:tcBorders>
               <w:top w:val="single" w:color="808080" w:sz="4"/>
               <w:left w:val="single" w:color="808080" w:sz="4"/>
@@ -10642,7 +10634,7 @@
         </w:tc>
         <w:tc>
           <w:tcPr>
-            <w:tcW w:type="dxa" w:w="4734"/>
+            <w:tcW w:type="dxa" w:w="5016"/>
             <w:tcBorders>
               <w:top w:val="single" w:color="808080" w:sz="4"/>
               <w:left w:val="single" w:color="808080" w:sz="4"/>
@@ -10672,7 +10664,7 @@
         </w:tc>
         <w:tc>
           <w:tcPr>
-            <w:tcW w:type="dxa" w:w="3056"/>
+            <w:tcW w:type="dxa" w:w="2852"/>
             <w:tcBorders>
               <w:top w:val="single" w:color="808080" w:sz="4"/>
               <w:left w:val="single" w:color="808080" w:sz="4"/>
@@ -10724,7 +10716,7 @@
         </w:trPr>
         <w:tc>
           <w:tcPr>
-            <w:tcW w:type="dxa" w:w="2076"/>
+            <w:tcW w:type="dxa" w:w="1998"/>
             <w:tcBorders>
               <w:top w:val="single" w:color="808080" w:sz="4"/>
               <w:left w:val="single" w:color="808080" w:sz="4"/>
@@ -10754,37 +10746,37 @@
         </w:tc>
         <w:tc>
           <w:tcPr>
-            <w:tcW w:type="dxa" w:w="4734"/>
-            <w:tcBorders>
-              <w:top w:val="single" w:color="808080" w:sz="4"/>
-              <w:left w:val="single" w:color="808080" w:sz="4"/>
-              <w:bottom w:val="single" w:color="808080" w:sz="4"/>
-              <w:right w:val="single" w:color="808080" w:sz="4"/>
-            </w:tcBorders>
-            <w:tcMar>
-              <w:top w:type="dxa" w:w="50"/>
-              <w:left w:type="dxa" w:w="80"/>
-              <w:bottom w:type="dxa" w:w="50"/>
-              <w:right w:type="dxa" w:w="80"/>
-            </w:tcMar>
-          </w:tcPr>
-          <w:p>
-            <w:pPr>
-              <w:spacing w:after="0" w:line="240"/>
-            </w:pPr>
-            <w:r>
-              <w:rPr>
-                <w:rFonts w:ascii="Arial" w:cs="Arial" w:eastAsia="Arial" w:hAnsi="Arial"/>
-                <w:sz w:val="16"/>
-                <w:szCs w:val="16"/>
-              </w:rPr>
-              <w:t xml:space="preserve">Только в целевой версии: получает текст обоснования и рубрику, возвращает черновик статуса К1, К5, К6, который подтверждает эксперт; цифр и правил не меняет</w:t>
-            </w:r>
-          </w:p>
-        </w:tc>
-        <w:tc>
-          <w:tcPr>
-            <w:tcW w:type="dxa" w:w="3056"/>
+            <w:tcW w:type="dxa" w:w="5016"/>
+            <w:tcBorders>
+              <w:top w:val="single" w:color="808080" w:sz="4"/>
+              <w:left w:val="single" w:color="808080" w:sz="4"/>
+              <w:bottom w:val="single" w:color="808080" w:sz="4"/>
+              <w:right w:val="single" w:color="808080" w:sz="4"/>
+            </w:tcBorders>
+            <w:tcMar>
+              <w:top w:type="dxa" w:w="50"/>
+              <w:left w:type="dxa" w:w="80"/>
+              <w:bottom w:type="dxa" w:w="50"/>
+              <w:right w:type="dxa" w:w="80"/>
+            </w:tcMar>
+          </w:tcPr>
+          <w:p>
+            <w:pPr>
+              <w:spacing w:after="0" w:line="240"/>
+            </w:pPr>
+            <w:r>
+              <w:rPr>
+                <w:rFonts w:ascii="Arial" w:cs="Arial" w:eastAsia="Arial" w:hAnsi="Arial"/>
+                <w:sz w:val="16"/>
+                <w:szCs w:val="16"/>
+              </w:rPr>
+              <w:t xml:space="preserve">Только в целевой версии и только у названного провайдера: получает текст обоснования и рубрику, возвращает черновик статуса К1, К5, К6, который подтверждает эксперт; цифр и правил не меняет</w:t>
+            </w:r>
+          </w:p>
+        </w:tc>
+        <w:tc>
+          <w:tcPr>
+            <w:tcW w:type="dxa" w:w="2852"/>
             <w:tcBorders>
               <w:top w:val="single" w:color="808080" w:sz="4"/>
               <w:left w:val="single" w:color="808080" w:sz="4"/>
@@ -10833,10 +10825,10 @@
         <w:tblLayout w:type="fixed"/>
       </w:tblPr>
       <w:tblGrid>
-        <w:gridCol w:w="1878"/>
-        <w:gridCol w:w="2810"/>
-        <w:gridCol w:w="2602"/>
-        <w:gridCol w:w="2576"/>
+        <w:gridCol w:w="1768"/>
+        <w:gridCol w:w="3222"/>
+        <w:gridCol w:w="2450"/>
+        <w:gridCol w:w="2426"/>
       </w:tblGrid>
       <w:tr>
         <w:trPr>
@@ -10845,7 +10837,7 @@
         </w:trPr>
         <w:tc>
           <w:tcPr>
-            <w:tcW w:type="dxa" w:w="1878"/>
+            <w:tcW w:type="dxa" w:w="1768"/>
             <w:tcBorders>
               <w:top w:val="single" w:color="808080" w:sz="4"/>
               <w:left w:val="single" w:color="808080" w:sz="4"/>
@@ -10878,7 +10870,7 @@
         </w:tc>
         <w:tc>
           <w:tcPr>
-            <w:tcW w:type="dxa" w:w="2810"/>
+            <w:tcW w:type="dxa" w:w="3222"/>
             <w:tcBorders>
               <w:top w:val="single" w:color="808080" w:sz="4"/>
               <w:left w:val="single" w:color="808080" w:sz="4"/>
@@ -10911,7 +10903,7 @@
         </w:tc>
         <w:tc>
           <w:tcPr>
-            <w:tcW w:type="dxa" w:w="2602"/>
+            <w:tcW w:type="dxa" w:w="2450"/>
             <w:tcBorders>
               <w:top w:val="single" w:color="808080" w:sz="4"/>
               <w:left w:val="single" w:color="808080" w:sz="4"/>
@@ -10944,7 +10936,7 @@
         </w:tc>
         <w:tc>
           <w:tcPr>
-            <w:tcW w:type="dxa" w:w="2576"/>
+            <w:tcW w:type="dxa" w:w="2426"/>
             <w:tcBorders>
               <w:top w:val="single" w:color="808080" w:sz="4"/>
               <w:left w:val="single" w:color="808080" w:sz="4"/>
@@ -10983,7 +10975,7 @@
         </w:trPr>
         <w:tc>
           <w:tcPr>
-            <w:tcW w:type="dxa" w:w="1878"/>
+            <w:tcW w:type="dxa" w:w="1768"/>
             <w:tcBorders>
               <w:top w:val="single" w:color="808080" w:sz="4"/>
               <w:left w:val="single" w:color="808080" w:sz="4"/>
@@ -11013,7 +11005,7 @@
         </w:tc>
         <w:tc>
           <w:tcPr>
-            <w:tcW w:type="dxa" w:w="2810"/>
+            <w:tcW w:type="dxa" w:w="3222"/>
             <w:tcBorders>
               <w:top w:val="single" w:color="808080" w:sz="4"/>
               <w:left w:val="single" w:color="808080" w:sz="4"/>
@@ -11043,7 +11035,7 @@
         </w:tc>
         <w:tc>
           <w:tcPr>
-            <w:tcW w:type="dxa" w:w="2602"/>
+            <w:tcW w:type="dxa" w:w="2450"/>
             <w:tcBorders>
               <w:top w:val="single" w:color="808080" w:sz="4"/>
               <w:left w:val="single" w:color="808080" w:sz="4"/>
@@ -11073,7 +11065,7 @@
         </w:tc>
         <w:tc>
           <w:tcPr>
-            <w:tcW w:type="dxa" w:w="2576"/>
+            <w:tcW w:type="dxa" w:w="2426"/>
             <w:tcBorders>
               <w:top w:val="single" w:color="808080" w:sz="4"/>
               <w:left w:val="single" w:color="808080" w:sz="4"/>
@@ -11109,7 +11101,7 @@
         </w:trPr>
         <w:tc>
           <w:tcPr>
-            <w:tcW w:type="dxa" w:w="1878"/>
+            <w:tcW w:type="dxa" w:w="1768"/>
             <w:tcBorders>
               <w:top w:val="single" w:color="808080" w:sz="4"/>
               <w:left w:val="single" w:color="808080" w:sz="4"/>
@@ -11139,7 +11131,7 @@
         </w:tc>
         <w:tc>
           <w:tcPr>
-            <w:tcW w:type="dxa" w:w="2810"/>
+            <w:tcW w:type="dxa" w:w="3222"/>
             <w:tcBorders>
               <w:top w:val="single" w:color="808080" w:sz="4"/>
               <w:left w:val="single" w:color="808080" w:sz="4"/>
@@ -11169,7 +11161,7 @@
         </w:tc>
         <w:tc>
           <w:tcPr>
-            <w:tcW w:type="dxa" w:w="2602"/>
+            <w:tcW w:type="dxa" w:w="2450"/>
             <w:tcBorders>
               <w:top w:val="single" w:color="808080" w:sz="4"/>
               <w:left w:val="single" w:color="808080" w:sz="4"/>
@@ -11199,7 +11191,7 @@
         </w:tc>
         <w:tc>
           <w:tcPr>
-            <w:tcW w:type="dxa" w:w="2576"/>
+            <w:tcW w:type="dxa" w:w="2426"/>
             <w:tcBorders>
               <w:top w:val="single" w:color="808080" w:sz="4"/>
               <w:left w:val="single" w:color="808080" w:sz="4"/>
@@ -11235,7 +11227,7 @@
         </w:trPr>
         <w:tc>
           <w:tcPr>
-            <w:tcW w:type="dxa" w:w="1878"/>
+            <w:tcW w:type="dxa" w:w="1768"/>
             <w:tcBorders>
               <w:top w:val="single" w:color="808080" w:sz="4"/>
               <w:left w:val="single" w:color="808080" w:sz="4"/>
@@ -11265,37 +11257,37 @@
         </w:tc>
         <w:tc>
           <w:tcPr>
-            <w:tcW w:type="dxa" w:w="2810"/>
-            <w:tcBorders>
-              <w:top w:val="single" w:color="808080" w:sz="4"/>
-              <w:left w:val="single" w:color="808080" w:sz="4"/>
-              <w:bottom w:val="single" w:color="808080" w:sz="4"/>
-              <w:right w:val="single" w:color="808080" w:sz="4"/>
-            </w:tcBorders>
-            <w:tcMar>
-              <w:top w:type="dxa" w:w="50"/>
-              <w:left w:type="dxa" w:w="80"/>
-              <w:bottom w:type="dxa" w:w="50"/>
-              <w:right w:type="dxa" w:w="80"/>
-            </w:tcMar>
-          </w:tcPr>
-          <w:p>
-            <w:pPr>
-              <w:spacing w:after="0" w:line="240"/>
-            </w:pPr>
-            <w:r>
-              <w:rPr>
-                <w:rFonts w:ascii="Arial" w:cs="Arial" w:eastAsia="Arial" w:hAnsi="Arial"/>
-                <w:sz w:val="16"/>
-                <w:szCs w:val="16"/>
-              </w:rPr>
-              <w:t xml:space="preserve">Условия, решение, обоснование, ожидание, статус передачи</w:t>
-            </w:r>
-          </w:p>
-        </w:tc>
-        <w:tc>
-          <w:tcPr>
-            <w:tcW w:type="dxa" w:w="2602"/>
+            <w:tcW w:type="dxa" w:w="3222"/>
+            <w:tcBorders>
+              <w:top w:val="single" w:color="808080" w:sz="4"/>
+              <w:left w:val="single" w:color="808080" w:sz="4"/>
+              <w:bottom w:val="single" w:color="808080" w:sz="4"/>
+              <w:right w:val="single" w:color="808080" w:sz="4"/>
+            </w:tcBorders>
+            <w:tcMar>
+              <w:top w:type="dxa" w:w="50"/>
+              <w:left w:type="dxa" w:w="80"/>
+              <w:bottom w:type="dxa" w:w="50"/>
+              <w:right w:type="dxa" w:w="80"/>
+            </w:tcMar>
+          </w:tcPr>
+          <w:p>
+            <w:pPr>
+              <w:spacing w:after="0" w:line="240"/>
+            </w:pPr>
+            <w:r>
+              <w:rPr>
+                <w:rFonts w:ascii="Arial" w:cs="Arial" w:eastAsia="Arial" w:hAnsi="Arial"/>
+                <w:sz w:val="16"/>
+                <w:szCs w:val="16"/>
+              </w:rPr>
+              <w:t xml:space="preserve">Условия, решение, обоснование, ожидание, объяснение «месяц спустя», статус передачи</w:t>
+            </w:r>
+          </w:p>
+        </w:tc>
+        <w:tc>
+          <w:tcPr>
+            <w:tcW w:type="dxa" w:w="2450"/>
             <w:tcBorders>
               <w:top w:val="single" w:color="808080" w:sz="4"/>
               <w:left w:val="single" w:color="808080" w:sz="4"/>
@@ -11325,7 +11317,7 @@
         </w:tc>
         <w:tc>
           <w:tcPr>
-            <w:tcW w:type="dxa" w:w="2576"/>
+            <w:tcW w:type="dxa" w:w="2426"/>
             <w:tcBorders>
               <w:top w:val="single" w:color="808080" w:sz="4"/>
               <w:left w:val="single" w:color="808080" w:sz="4"/>
@@ -11361,7 +11353,7 @@
         </w:trPr>
         <w:tc>
           <w:tcPr>
-            <w:tcW w:type="dxa" w:w="1878"/>
+            <w:tcW w:type="dxa" w:w="1768"/>
             <w:tcBorders>
               <w:top w:val="single" w:color="808080" w:sz="4"/>
               <w:left w:val="single" w:color="808080" w:sz="4"/>
@@ -11391,7 +11383,7 @@
         </w:tc>
         <w:tc>
           <w:tcPr>
-            <w:tcW w:type="dxa" w:w="2810"/>
+            <w:tcW w:type="dxa" w:w="3222"/>
             <w:tcBorders>
               <w:top w:val="single" w:color="808080" w:sz="4"/>
               <w:left w:val="single" w:color="808080" w:sz="4"/>
@@ -11421,7 +11413,7 @@
         </w:tc>
         <w:tc>
           <w:tcPr>
-            <w:tcW w:type="dxa" w:w="2602"/>
+            <w:tcW w:type="dxa" w:w="2450"/>
             <w:tcBorders>
               <w:top w:val="single" w:color="808080" w:sz="4"/>
               <w:left w:val="single" w:color="808080" w:sz="4"/>
@@ -11451,7 +11443,7 @@
         </w:tc>
         <w:tc>
           <w:tcPr>
-            <w:tcW w:type="dxa" w:w="2576"/>
+            <w:tcW w:type="dxa" w:w="2426"/>
             <w:tcBorders>
               <w:top w:val="single" w:color="808080" w:sz="4"/>
               <w:left w:val="single" w:color="808080" w:sz="4"/>
@@ -11499,15 +11491,15 @@
           <w:sz w:val="19"/>
           <w:szCs w:val="19"/>
         </w:rPr>
-        <w:t xml:space="preserve">Т1. Браузерный формат.</w:t>
-      </w:r>
-      <w:r>
-        <w:rPr>
-          <w:rFonts w:ascii="Arial" w:cs="Arial" w:eastAsia="Arial" w:hAnsi="Arial"/>
-          <w:sz w:val="19"/>
-          <w:szCs w:val="19"/>
-        </w:rPr>
-        <w:t xml:space="preserve"> Выбор: веб-интерфейс; альтернатива: мобильное приложение или VR. Подходит сценарию, потому что основная работа — читать источники, сравнивать цифры и писать обоснование, а ссылку можно открыть без установки. Ограничение: мобильный опыт не обещаем; GitHub Pages годится только для вымышленных данных, для пилота нужен сервер в контуре, согласованном с банком, и ответ о размещении данных кандидатов (SE-01, сл. 20).</w:t>
+        <w:t xml:space="preserve">Персональные данные (для пилота).</w:t>
+      </w:r>
+      <w:r>
+        <w:rPr>
+          <w:rFonts w:ascii="Arial" w:cs="Arial" w:eastAsia="Arial" w:hAnsi="Arial"/>
+          <w:sz w:val="19"/>
+          <w:szCs w:val="19"/>
+        </w:rPr>
+        <w:t xml:space="preserve"> Кандидаты в системе — под псевдонимами, таблицу соответствия держит банк. Работа передаётся только после явного согласия, со сроком хранения и правом отозвать. Хостинг — в РФ или в контуре банка. ИИ-разбор — только у названного провайдера и с проверкой экспертом. Автоматических решений о найме нет (152-ФЗ, ст. 16). В MVP этого нет: данные вымышлены и живут в браузере.</w:t>
       </w:r>
     </w:p>
     <w:p>
@@ -11523,6 +11515,30 @@
           <w:sz w:val="19"/>
           <w:szCs w:val="19"/>
         </w:rPr>
+        <w:t xml:space="preserve">Т1. Браузерный формат.</w:t>
+      </w:r>
+      <w:r>
+        <w:rPr>
+          <w:rFonts w:ascii="Arial" w:cs="Arial" w:eastAsia="Arial" w:hAnsi="Arial"/>
+          <w:sz w:val="19"/>
+          <w:szCs w:val="19"/>
+        </w:rPr>
+        <w:t xml:space="preserve"> Выбор: веб-интерфейс; альтернатива: мобильное приложение или VR. Подходит сценарию, потому что основная работа — читать источники, сравнивать цифры и писать обоснование, а ссылку можно открыть без установки. Ограничение: мобильный опыт не обещаем; GitHub Pages годится только для вымышленных данных, для пилота нужен сервер в контуре банка (SE-01, сл. 20).</w:t>
+      </w:r>
+    </w:p>
+    <w:p>
+      <w:pPr>
+        <w:spacing w:after="70" w:line="245"/>
+        <w:jc w:val="both"/>
+      </w:pPr>
+      <w:r>
+        <w:rPr>
+          <w:rFonts w:ascii="Arial" w:cs="Arial" w:eastAsia="Arial" w:hAnsi="Arial"/>
+          <w:b/>
+          <w:bCs/>
+          <w:sz w:val="19"/>
+          <w:szCs w:val="19"/>
+        </w:rPr>
         <w:t xml:space="preserve">Т2. Подготовленные правила последствий.</w:t>
       </w:r>
       <w:r>
@@ -11531,7 +11547,7 @@
           <w:sz w:val="19"/>
           <w:szCs w:val="19"/>
         </w:rPr>
-        <w:t xml:space="preserve"> Выбор: ограниченные ветвления с заранее объяснёнными зависимостями; альтернатива: мир, который генерирует ИИ. Подходит, потому что нужно показать, почему действие привело к состоянию, и воспроизвести переход при проверке; ИИ внутри продукта требует отдельной оценки и не получает новых прав сам (SE-02, сл. 87, 94). Ограничение: любую идею участника посчитать нельзя, она сохраняется для эксперта. В эпизоде 1 восемь допустимых наборов, поэтому правило можно выучить (Baker et al., 2004); защита — вариация чисел между потоками.</w:t>
+        <w:t xml:space="preserve"> Выбор: ограниченные ветвления с заранее объяснёнными зависимостями; альтернатива: мир, который генерирует ИИ. Подходит, потому что нужно показать, почему действие привело к состоянию, и воспроизвести переход при проверке; ИИ внутри продукта требует отдельной оценки и не получает новых прав сам (SE-02, сл. 87, 94). Ограничение: любую идею участника посчитать нельзя, она сохраняется в разборе как альтернатива. В эпизоде 1 восемь допустимых наборов, поэтому правило можно выучить (Baker et al., 2004); защита — вариация чисел между потоками.</w:t>
       </w:r>
     </w:p>
     <w:p>
@@ -11572,10 +11588,10 @@
         <w:tblLayout w:type="fixed"/>
       </w:tblPr>
       <w:tblGrid>
-        <w:gridCol w:w="1650"/>
-        <w:gridCol w:w="3512"/>
-        <w:gridCol w:w="2315"/>
-        <w:gridCol w:w="2389"/>
+        <w:gridCol w:w="1604"/>
+        <w:gridCol w:w="3687"/>
+        <w:gridCol w:w="2251"/>
+        <w:gridCol w:w="2324"/>
       </w:tblGrid>
       <w:tr>
         <w:trPr>
@@ -11584,7 +11600,7 @@
         </w:trPr>
         <w:tc>
           <w:tcPr>
-            <w:tcW w:type="dxa" w:w="1650"/>
+            <w:tcW w:type="dxa" w:w="1604"/>
             <w:tcBorders>
               <w:top w:val="single" w:color="808080" w:sz="4"/>
               <w:left w:val="single" w:color="808080" w:sz="4"/>
@@ -11617,7 +11633,7 @@
         </w:tc>
         <w:tc>
           <w:tcPr>
-            <w:tcW w:type="dxa" w:w="3512"/>
+            <w:tcW w:type="dxa" w:w="3687"/>
             <w:tcBorders>
               <w:top w:val="single" w:color="808080" w:sz="4"/>
               <w:left w:val="single" w:color="808080" w:sz="4"/>
@@ -11650,7 +11666,7 @@
         </w:tc>
         <w:tc>
           <w:tcPr>
-            <w:tcW w:type="dxa" w:w="2315"/>
+            <w:tcW w:type="dxa" w:w="2251"/>
             <w:tcBorders>
               <w:top w:val="single" w:color="808080" w:sz="4"/>
               <w:left w:val="single" w:color="808080" w:sz="4"/>
@@ -11683,7 +11699,7 @@
         </w:tc>
         <w:tc>
           <w:tcPr>
-            <w:tcW w:type="dxa" w:w="2389"/>
+            <w:tcW w:type="dxa" w:w="2324"/>
             <w:tcBorders>
               <w:top w:val="single" w:color="808080" w:sz="4"/>
               <w:left w:val="single" w:color="808080" w:sz="4"/>
@@ -11722,7 +11738,7 @@
         </w:trPr>
         <w:tc>
           <w:tcPr>
-            <w:tcW w:type="dxa" w:w="1650"/>
+            <w:tcW w:type="dxa" w:w="1604"/>
             <w:tcBorders>
               <w:top w:val="single" w:color="808080" w:sz="4"/>
               <w:left w:val="single" w:color="808080" w:sz="4"/>
@@ -11752,61 +11768,61 @@
         </w:tc>
         <w:tc>
           <w:tcPr>
-            <w:tcW w:type="dxa" w:w="3512"/>
-            <w:tcBorders>
-              <w:top w:val="single" w:color="808080" w:sz="4"/>
-              <w:left w:val="single" w:color="808080" w:sz="4"/>
-              <w:bottom w:val="single" w:color="808080" w:sz="4"/>
-              <w:right w:val="single" w:color="808080" w:sz="4"/>
-            </w:tcBorders>
-            <w:tcMar>
-              <w:top w:type="dxa" w:w="50"/>
-              <w:left w:type="dxa" w:w="80"/>
-              <w:bottom w:type="dxa" w:w="50"/>
-              <w:right w:type="dxa" w:w="80"/>
-            </w:tcMar>
-          </w:tcPr>
-          <w:p>
-            <w:pPr>
-              <w:spacing w:after="0" w:line="240"/>
-            </w:pPr>
-            <w:r>
-              <w:rPr>
-                <w:rFonts w:ascii="Arial" w:cs="Arial" w:eastAsia="Arial" w:hAnsi="Arial"/>
-                <w:sz w:val="16"/>
-                <w:szCs w:val="16"/>
-              </w:rPr>
-              <w:t xml:space="preserve">При одинаковых состоянии, выборах и событии результат совпадает в 100% прогонов; пять контрольных веток совпадают с расчётом сценария до 0,1 п.п.</w:t>
-            </w:r>
-          </w:p>
-        </w:tc>
-        <w:tc>
-          <w:tcPr>
-            <w:tcW w:type="dxa" w:w="2315"/>
-            <w:tcBorders>
-              <w:top w:val="single" w:color="808080" w:sz="4"/>
-              <w:left w:val="single" w:color="808080" w:sz="4"/>
-              <w:bottom w:val="single" w:color="808080" w:sz="4"/>
-              <w:right w:val="single" w:color="808080" w:sz="4"/>
-            </w:tcBorders>
-            <w:tcMar>
-              <w:top w:type="dxa" w:w="50"/>
-              <w:left w:type="dxa" w:w="80"/>
-              <w:bottom w:type="dxa" w:w="50"/>
-              <w:right w:type="dxa" w:w="80"/>
-            </w:tcMar>
-          </w:tcPr>
-          <w:p>
-            <w:pPr>
-              <w:spacing w:after="0" w:line="240"/>
-            </w:pPr>
-            <w:r>
-              <w:rPr>
-                <w:rFonts w:ascii="Arial" w:cs="Arial" w:eastAsia="Arial" w:hAnsi="Arial"/>
-                <w:sz w:val="16"/>
-                <w:szCs w:val="16"/>
-              </w:rPr>
-              <w:t xml:space="preserve">7 автотестов </w:t>
+            <w:tcW w:type="dxa" w:w="3687"/>
+            <w:tcBorders>
+              <w:top w:val="single" w:color="808080" w:sz="4"/>
+              <w:left w:val="single" w:color="808080" w:sz="4"/>
+              <w:bottom w:val="single" w:color="808080" w:sz="4"/>
+              <w:right w:val="single" w:color="808080" w:sz="4"/>
+            </w:tcBorders>
+            <w:tcMar>
+              <w:top w:type="dxa" w:w="50"/>
+              <w:left w:type="dxa" w:w="80"/>
+              <w:bottom w:type="dxa" w:w="50"/>
+              <w:right w:type="dxa" w:w="80"/>
+            </w:tcMar>
+          </w:tcPr>
+          <w:p>
+            <w:pPr>
+              <w:spacing w:after="0" w:line="240"/>
+            </w:pPr>
+            <w:r>
+              <w:rPr>
+                <w:rFonts w:ascii="Arial" w:cs="Arial" w:eastAsia="Arial" w:hAnsi="Arial"/>
+                <w:sz w:val="16"/>
+                <w:szCs w:val="16"/>
+              </w:rPr>
+              <w:t xml:space="preserve">При одинаковых состоянии, выборах и событии результат совпадает в 100% прогонов; пять контрольных веток и задача «месяц спустя» совпадают с расчётом сценария до 0,1 п.п.</w:t>
+            </w:r>
+          </w:p>
+        </w:tc>
+        <w:tc>
+          <w:tcPr>
+            <w:tcW w:type="dxa" w:w="2251"/>
+            <w:tcBorders>
+              <w:top w:val="single" w:color="808080" w:sz="4"/>
+              <w:left w:val="single" w:color="808080" w:sz="4"/>
+              <w:bottom w:val="single" w:color="808080" w:sz="4"/>
+              <w:right w:val="single" w:color="808080" w:sz="4"/>
+            </w:tcBorders>
+            <w:tcMar>
+              <w:top w:type="dxa" w:w="50"/>
+              <w:left w:type="dxa" w:w="80"/>
+              <w:bottom w:type="dxa" w:w="50"/>
+              <w:right w:type="dxa" w:w="80"/>
+            </w:tcMar>
+          </w:tcPr>
+          <w:p>
+            <w:pPr>
+              <w:spacing w:after="0" w:line="240"/>
+            </w:pPr>
+            <w:r>
+              <w:rPr>
+                <w:rFonts w:ascii="Arial" w:cs="Arial" w:eastAsia="Arial" w:hAnsi="Arial"/>
+                <w:sz w:val="16"/>
+                <w:szCs w:val="16"/>
+              </w:rPr>
+              <w:t xml:space="preserve">8 автотестов </w:t>
             </w:r>
             <w:r>
               <w:rPr>
@@ -11828,7 +11844,7 @@
         </w:tc>
         <w:tc>
           <w:tcPr>
-            <w:tcW w:type="dxa" w:w="2389"/>
+            <w:tcW w:type="dxa" w:w="2324"/>
             <w:tcBorders>
               <w:top w:val="single" w:color="808080" w:sz="4"/>
               <w:left w:val="single" w:color="808080" w:sz="4"/>
@@ -11864,91 +11880,91 @@
         </w:trPr>
         <w:tc>
           <w:tcPr>
-            <w:tcW w:type="dxa" w:w="1650"/>
-            <w:tcBorders>
-              <w:top w:val="single" w:color="808080" w:sz="4"/>
-              <w:left w:val="single" w:color="808080" w:sz="4"/>
-              <w:bottom w:val="single" w:color="808080" w:sz="4"/>
-              <w:right w:val="single" w:color="808080" w:sz="4"/>
-            </w:tcBorders>
-            <w:tcMar>
-              <w:top w:type="dxa" w:w="50"/>
-              <w:left w:type="dxa" w:w="80"/>
-              <w:bottom w:type="dxa" w:w="50"/>
-              <w:right w:type="dxa" w:w="80"/>
-            </w:tcMar>
-          </w:tcPr>
-          <w:p>
-            <w:pPr>
-              <w:spacing w:after="0" w:line="240"/>
-            </w:pPr>
-            <w:r>
-              <w:rPr>
-                <w:rFonts w:ascii="Arial" w:cs="Arial" w:eastAsia="Arial" w:hAnsi="Arial"/>
-                <w:sz w:val="16"/>
-                <w:szCs w:val="16"/>
-              </w:rPr>
-              <w:t xml:space="preserve">2. Предсказуемость разбора</w:t>
-            </w:r>
-          </w:p>
-        </w:tc>
-        <w:tc>
-          <w:tcPr>
-            <w:tcW w:type="dxa" w:w="3512"/>
-            <w:tcBorders>
-              <w:top w:val="single" w:color="808080" w:sz="4"/>
-              <w:left w:val="single" w:color="808080" w:sz="4"/>
-              <w:bottom w:val="single" w:color="808080" w:sz="4"/>
-              <w:right w:val="single" w:color="808080" w:sz="4"/>
-            </w:tcBorders>
-            <w:tcMar>
-              <w:top w:type="dxa" w:w="50"/>
-              <w:left w:type="dxa" w:w="80"/>
-              <w:bottom w:type="dxa" w:w="50"/>
-              <w:right w:type="dxa" w:w="80"/>
-            </w:tcMar>
-          </w:tcPr>
-          <w:p>
-            <w:pPr>
-              <w:spacing w:after="0" w:line="240"/>
-            </w:pPr>
-            <w:r>
-              <w:rPr>
-                <w:rFonts w:ascii="Arial" w:cs="Arial" w:eastAsia="Arial" w:hAnsi="Arial"/>
-                <w:sz w:val="16"/>
-                <w:szCs w:val="16"/>
-              </w:rPr>
-              <w:t xml:space="preserve">На трёх эталонных прохождениях статусы К1–К6 совпадают с ожидаемыми</w:t>
-            </w:r>
-          </w:p>
-        </w:tc>
-        <w:tc>
-          <w:tcPr>
-            <w:tcW w:type="dxa" w:w="2315"/>
-            <w:tcBorders>
-              <w:top w:val="single" w:color="808080" w:sz="4"/>
-              <w:left w:val="single" w:color="808080" w:sz="4"/>
-              <w:bottom w:val="single" w:color="808080" w:sz="4"/>
-              <w:right w:val="single" w:color="808080" w:sz="4"/>
-            </w:tcBorders>
-            <w:tcMar>
-              <w:top w:type="dxa" w:w="50"/>
-              <w:left w:type="dxa" w:w="80"/>
-              <w:bottom w:type="dxa" w:w="50"/>
-              <w:right w:type="dxa" w:w="80"/>
-            </w:tcMar>
-          </w:tcPr>
-          <w:p>
-            <w:pPr>
-              <w:spacing w:after="0" w:line="240"/>
-            </w:pPr>
-            <w:r>
-              <w:rPr>
-                <w:rFonts w:ascii="Arial" w:cs="Arial" w:eastAsia="Arial" w:hAnsi="Arial"/>
-                <w:sz w:val="16"/>
-                <w:szCs w:val="16"/>
-              </w:rPr>
-              <w:t xml:space="preserve">3 автотеста </w:t>
+            <w:tcW w:type="dxa" w:w="1604"/>
+            <w:tcBorders>
+              <w:top w:val="single" w:color="808080" w:sz="4"/>
+              <w:left w:val="single" w:color="808080" w:sz="4"/>
+              <w:bottom w:val="single" w:color="808080" w:sz="4"/>
+              <w:right w:val="single" w:color="808080" w:sz="4"/>
+            </w:tcBorders>
+            <w:tcMar>
+              <w:top w:type="dxa" w:w="50"/>
+              <w:left w:type="dxa" w:w="80"/>
+              <w:bottom w:type="dxa" w:w="50"/>
+              <w:right w:type="dxa" w:w="80"/>
+            </w:tcMar>
+          </w:tcPr>
+          <w:p>
+            <w:pPr>
+              <w:spacing w:after="0" w:line="240"/>
+            </w:pPr>
+            <w:r>
+              <w:rPr>
+                <w:rFonts w:ascii="Arial" w:cs="Arial" w:eastAsia="Arial" w:hAnsi="Arial"/>
+                <w:sz w:val="16"/>
+                <w:szCs w:val="16"/>
+              </w:rPr>
+              <w:t xml:space="preserve">2. Разбор не хвалит пустоту</w:t>
+            </w:r>
+          </w:p>
+        </w:tc>
+        <w:tc>
+          <w:tcPr>
+            <w:tcW w:type="dxa" w:w="3687"/>
+            <w:tcBorders>
+              <w:top w:val="single" w:color="808080" w:sz="4"/>
+              <w:left w:val="single" w:color="808080" w:sz="4"/>
+              <w:bottom w:val="single" w:color="808080" w:sz="4"/>
+              <w:right w:val="single" w:color="808080" w:sz="4"/>
+            </w:tcBorders>
+            <w:tcMar>
+              <w:top w:type="dxa" w:w="50"/>
+              <w:left w:type="dxa" w:w="80"/>
+              <w:bottom w:type="dxa" w:w="50"/>
+              <w:right w:type="dxa" w:w="80"/>
+            </w:tcMar>
+          </w:tcPr>
+          <w:p>
+            <w:pPr>
+              <w:spacing w:after="0" w:line="240"/>
+            </w:pPr>
+            <w:r>
+              <w:rPr>
+                <w:rFonts w:ascii="Arial" w:cs="Arial" w:eastAsia="Arial" w:hAnsi="Arial"/>
+                <w:sz w:val="16"/>
+                <w:szCs w:val="16"/>
+              </w:rPr>
+              <w:t xml:space="preserve">Эталонные прохождения дают ожидаемые статусы; бессмыслица из слов словаря, данные, названные «неважными», и обоснование из одних ссылок на источники не получают «видно»</w:t>
+            </w:r>
+          </w:p>
+        </w:tc>
+        <w:tc>
+          <w:tcPr>
+            <w:tcW w:type="dxa" w:w="2251"/>
+            <w:tcBorders>
+              <w:top w:val="single" w:color="808080" w:sz="4"/>
+              <w:left w:val="single" w:color="808080" w:sz="4"/>
+              <w:bottom w:val="single" w:color="808080" w:sz="4"/>
+              <w:right w:val="single" w:color="808080" w:sz="4"/>
+            </w:tcBorders>
+            <w:tcMar>
+              <w:top w:type="dxa" w:w="50"/>
+              <w:left w:type="dxa" w:w="80"/>
+              <w:bottom w:type="dxa" w:w="50"/>
+              <w:right w:type="dxa" w:w="80"/>
+            </w:tcMar>
+          </w:tcPr>
+          <w:p>
+            <w:pPr>
+              <w:spacing w:after="0" w:line="240"/>
+            </w:pPr>
+            <w:r>
+              <w:rPr>
+                <w:rFonts w:ascii="Arial" w:cs="Arial" w:eastAsia="Arial" w:hAnsi="Arial"/>
+                <w:sz w:val="16"/>
+                <w:szCs w:val="16"/>
+              </w:rPr>
+              <w:t xml:space="preserve">7 автотестов </w:t>
             </w:r>
             <w:r>
               <w:rPr>
@@ -11962,31 +11978,31 @@
         </w:tc>
         <w:tc>
           <w:tcPr>
-            <w:tcW w:type="dxa" w:w="2389"/>
-            <w:tcBorders>
-              <w:top w:val="single" w:color="808080" w:sz="4"/>
-              <w:left w:val="single" w:color="808080" w:sz="4"/>
-              <w:bottom w:val="single" w:color="808080" w:sz="4"/>
-              <w:right w:val="single" w:color="808080" w:sz="4"/>
-            </w:tcBorders>
-            <w:tcMar>
-              <w:top w:type="dxa" w:w="50"/>
-              <w:left w:type="dxa" w:w="80"/>
-              <w:bottom w:type="dxa" w:w="50"/>
-              <w:right w:type="dxa" w:w="80"/>
-            </w:tcMar>
-          </w:tcPr>
-          <w:p>
-            <w:pPr>
-              <w:spacing w:after="0" w:line="240"/>
-            </w:pPr>
-            <w:r>
-              <w:rPr>
-                <w:rFonts w:ascii="Arial" w:cs="Arial" w:eastAsia="Arial" w:hAnsi="Arial"/>
-                <w:sz w:val="16"/>
-                <w:szCs w:val="16"/>
-              </w:rPr>
-              <w:t xml:space="preserve">Только на эталонах: эвристику К1, К5, К6 обманывает набор слов</w:t>
+            <w:tcW w:type="dxa" w:w="2324"/>
+            <w:tcBorders>
+              <w:top w:val="single" w:color="808080" w:sz="4"/>
+              <w:left w:val="single" w:color="808080" w:sz="4"/>
+              <w:bottom w:val="single" w:color="808080" w:sz="4"/>
+              <w:right w:val="single" w:color="808080" w:sz="4"/>
+            </w:tcBorders>
+            <w:tcMar>
+              <w:top w:type="dxa" w:w="50"/>
+              <w:left w:type="dxa" w:w="80"/>
+              <w:bottom w:type="dxa" w:w="50"/>
+              <w:right w:type="dxa" w:w="80"/>
+            </w:tcMar>
+          </w:tcPr>
+          <w:p>
+            <w:pPr>
+              <w:spacing w:after="0" w:line="240"/>
+            </w:pPr>
+            <w:r>
+              <w:rPr>
+                <w:rFonts w:ascii="Arial" w:cs="Arial" w:eastAsia="Arial" w:hAnsi="Arial"/>
+                <w:sz w:val="16"/>
+                <w:szCs w:val="16"/>
+              </w:rPr>
+              <w:t xml:space="preserve">Выполняется на тестовых случаях; эвристика остаётся эвристикой</w:t>
             </w:r>
           </w:p>
         </w:tc>
@@ -11998,7 +12014,7 @@
         </w:trPr>
         <w:tc>
           <w:tcPr>
-            <w:tcW w:type="dxa" w:w="1650"/>
+            <w:tcW w:type="dxa" w:w="1604"/>
             <w:tcBorders>
               <w:top w:val="single" w:color="808080" w:sz="4"/>
               <w:left w:val="single" w:color="808080" w:sz="4"/>
@@ -12028,7 +12044,7 @@
         </w:tc>
         <w:tc>
           <w:tcPr>
-            <w:tcW w:type="dxa" w:w="3512"/>
+            <w:tcW w:type="dxa" w:w="3687"/>
             <w:tcBorders>
               <w:top w:val="single" w:color="808080" w:sz="4"/>
               <w:left w:val="single" w:color="808080" w:sz="4"/>
@@ -12058,7 +12074,7 @@
         </w:tc>
         <w:tc>
           <w:tcPr>
-            <w:tcW w:type="dxa" w:w="2315"/>
+            <w:tcW w:type="dxa" w:w="2251"/>
             <w:tcBorders>
               <w:top w:val="single" w:color="808080" w:sz="4"/>
               <w:left w:val="single" w:color="808080" w:sz="4"/>
@@ -12088,7 +12104,7 @@
         </w:tc>
         <w:tc>
           <w:tcPr>
-            <w:tcW w:type="dxa" w:w="2389"/>
+            <w:tcW w:type="dxa" w:w="2324"/>
             <w:tcBorders>
               <w:top w:val="single" w:color="808080" w:sz="4"/>
               <w:left w:val="single" w:color="808080" w:sz="4"/>
@@ -12124,7 +12140,7 @@
         </w:trPr>
         <w:tc>
           <w:tcPr>
-            <w:tcW w:type="dxa" w:w="1650"/>
+            <w:tcW w:type="dxa" w:w="1604"/>
             <w:tcBorders>
               <w:top w:val="single" w:color="808080" w:sz="4"/>
               <w:left w:val="single" w:color="808080" w:sz="4"/>
@@ -12154,7 +12170,7 @@
         </w:tc>
         <w:tc>
           <w:tcPr>
-            <w:tcW w:type="dxa" w:w="3512"/>
+            <w:tcW w:type="dxa" w:w="3687"/>
             <w:tcBorders>
               <w:top w:val="single" w:color="808080" w:sz="4"/>
               <w:left w:val="single" w:color="808080" w:sz="4"/>
@@ -12184,7 +12200,7 @@
         </w:tc>
         <w:tc>
           <w:tcPr>
-            <w:tcW w:type="dxa" w:w="2315"/>
+            <w:tcW w:type="dxa" w:w="2251"/>
             <w:tcBorders>
               <w:top w:val="single" w:color="808080" w:sz="4"/>
               <w:left w:val="single" w:color="808080" w:sz="4"/>
@@ -12214,7 +12230,7 @@
         </w:tc>
         <w:tc>
           <w:tcPr>
-            <w:tcW w:type="dxa" w:w="2389"/>
+            <w:tcW w:type="dxa" w:w="2324"/>
             <w:tcBorders>
               <w:top w:val="single" w:color="808080" w:sz="4"/>
               <w:left w:val="single" w:color="808080" w:sz="4"/>
@@ -12287,7 +12303,7 @@
           <w:sz w:val="19"/>
           <w:szCs w:val="19"/>
         </w:rPr>
-        <w:t xml:space="preserve"> Работающий веб-прототип с открытым кодом: https://nominalnominalovich.github.io/polygon/. Мокапов по курсу достаточно (SE-04, сл. 2, 42), и концепция v1.1 начиналась с них. Код мы написали потому, что главный момент продукта — последствия, зависящие от выбора из восьми наборов и нескольких веток второго эпизода, и их совпадение при повторе. Статичные мокапы показали бы одну заранее нарисованную ветку.</w:t>
+        <w:t xml:space="preserve"> Работающий веб-прототип с открытым кодом: https://nominalnominalovich.github.io/polygon/. Мокапов по курсу достаточно (SE-04, сл. 2, 42), но главный момент продукта — последствия, которые зависят от выбора и совпадают при повторе, — статичный мокап показал бы его только на одной заранее нарисованной ветке.</w:t>
       </w:r>
     </w:p>
     <w:p>
@@ -12311,7 +12327,7 @@
           <w:sz w:val="19"/>
           <w:szCs w:val="19"/>
         </w:rPr>
-        <w:t xml:space="preserve"> повторяет приоритетный сценарий, затем тот же человек входит как эксперт и разбирает переданную работу. Для показа есть три готовых прохождения: «Сильный путь», «Ловушка баллов», «Сначала исследование».</w:t>
+        <w:t xml:space="preserve"> повторяет приоритетный сценарий, затем тот же человек входит как эксперт. На главной свёрнут блок с тремя готовыми прохождениями, которые раскрывают ответы. «Сильный путь» — Б+В, затем Д и Е-В при пушах реже: общий M1 56,6%, M2 34,5%; непобеждённых по паре M1 / M2 путей два, второй — В+Г → Д + Е-В (52,7 / 35,0).</w:t>
       </w:r>
     </w:p>
     <w:tbl>
@@ -12328,9 +12344,9 @@
         <w:tblLayout w:type="fixed"/>
       </w:tblPr>
       <w:tblGrid>
-        <w:gridCol w:w="3640"/>
-        <w:gridCol w:w="3256"/>
-        <w:gridCol w:w="2970"/>
+        <w:gridCol w:w="3583"/>
+        <w:gridCol w:w="3333"/>
+        <w:gridCol w:w="2950"/>
       </w:tblGrid>
       <w:tr>
         <w:trPr>
@@ -12339,7 +12355,7 @@
         </w:trPr>
         <w:tc>
           <w:tcPr>
-            <w:tcW w:type="dxa" w:w="3640"/>
+            <w:tcW w:type="dxa" w:w="3583"/>
             <w:tcBorders>
               <w:top w:val="single" w:color="808080" w:sz="4"/>
               <w:left w:val="single" w:color="808080" w:sz="4"/>
@@ -12372,7 +12388,7 @@
         </w:tc>
         <w:tc>
           <w:tcPr>
-            <w:tcW w:type="dxa" w:w="3256"/>
+            <w:tcW w:type="dxa" w:w="3333"/>
             <w:tcBorders>
               <w:top w:val="single" w:color="808080" w:sz="4"/>
               <w:left w:val="single" w:color="808080" w:sz="4"/>
@@ -12405,7 +12421,7 @@
         </w:tc>
         <w:tc>
           <w:tcPr>
-            <w:tcW w:type="dxa" w:w="2970"/>
+            <w:tcW w:type="dxa" w:w="2950"/>
             <w:tcBorders>
               <w:top w:val="single" w:color="808080" w:sz="4"/>
               <w:left w:val="single" w:color="808080" w:sz="4"/>
@@ -12444,91 +12460,91 @@
         </w:trPr>
         <w:tc>
           <w:tcPr>
-            <w:tcW w:type="dxa" w:w="3640"/>
-            <w:tcBorders>
-              <w:top w:val="single" w:color="808080" w:sz="4"/>
-              <w:left w:val="single" w:color="808080" w:sz="4"/>
-              <w:bottom w:val="single" w:color="808080" w:sz="4"/>
-              <w:right w:val="single" w:color="808080" w:sz="4"/>
-            </w:tcBorders>
-            <w:tcMar>
-              <w:top w:type="dxa" w:w="50"/>
-              <w:left w:type="dxa" w:w="80"/>
-              <w:bottom w:type="dxa" w:w="50"/>
-              <w:right w:type="dxa" w:w="80"/>
-            </w:tcMar>
-          </w:tcPr>
-          <w:p>
-            <w:pPr>
-              <w:spacing w:after="0" w:line="240"/>
-            </w:pPr>
-            <w:r>
-              <w:rPr>
-                <w:rFonts w:ascii="Arial" w:cs="Arial" w:eastAsia="Arial" w:hAnsi="Arial"/>
-                <w:sz w:val="16"/>
-                <w:szCs w:val="16"/>
-              </w:rPr>
-              <w:t xml:space="preserve">Путь кандидата из семи шагов; расчёт по пяти сегментам; восемь наборов эпизода 1 и варианты эпизода 2 с учётом обязательств; срез; версии решений; разбор К1–К6 с фрагментами и сравнение с другими ветками; задача на перенос; передача и отзыв; кабинет эксперта с «недостаточно данных»; режим обоснования; 10 автотестов</w:t>
-            </w:r>
-          </w:p>
-        </w:tc>
-        <w:tc>
-          <w:tcPr>
-            <w:tcW w:type="dxa" w:w="3256"/>
-            <w:tcBorders>
-              <w:top w:val="single" w:color="808080" w:sz="4"/>
-              <w:left w:val="single" w:color="808080" w:sz="4"/>
-              <w:bottom w:val="single" w:color="808080" w:sz="4"/>
-              <w:right w:val="single" w:color="808080" w:sz="4"/>
-            </w:tcBorders>
-            <w:tcMar>
-              <w:top w:type="dxa" w:w="50"/>
-              <w:left w:type="dxa" w:w="80"/>
-              <w:bottom w:type="dxa" w:w="50"/>
-              <w:right w:type="dxa" w:w="80"/>
-            </w:tcMar>
-          </w:tcPr>
-          <w:p>
-            <w:pPr>
-              <w:spacing w:after="0" w:line="240"/>
-            </w:pPr>
-            <w:r>
-              <w:rPr>
-                <w:rFonts w:ascii="Arial" w:cs="Arial" w:eastAsia="Arial" w:hAnsi="Arial"/>
-                <w:sz w:val="16"/>
-                <w:szCs w:val="16"/>
-              </w:rPr>
-              <w:t xml:space="preserve">ИИ-разбор свободного текста: К1, К5, К6 ставит эвристика по ключевым словам, на экране это подписано; банк, клиенты и коллеги; две демо-работы у эксперта; «передача» внутри одного браузера; библиотека модулей</w:t>
-            </w:r>
-          </w:p>
-        </w:tc>
-        <w:tc>
-          <w:tcPr>
-            <w:tcW w:type="dxa" w:w="2970"/>
-            <w:tcBorders>
-              <w:top w:val="single" w:color="808080" w:sz="4"/>
-              <w:left w:val="single" w:color="808080" w:sz="4"/>
-              <w:bottom w:val="single" w:color="808080" w:sz="4"/>
-              <w:right w:val="single" w:color="808080" w:sz="4"/>
-            </w:tcBorders>
-            <w:tcMar>
-              <w:top w:type="dxa" w:w="50"/>
-              <w:left w:type="dxa" w:w="80"/>
-              <w:bottom w:type="dxa" w:w="50"/>
-              <w:right w:type="dxa" w:w="80"/>
-            </w:tcMar>
-          </w:tcPr>
-          <w:p>
-            <w:pPr>
-              <w:spacing w:after="0" w:line="240"/>
-            </w:pPr>
-            <w:r>
-              <w:rPr>
-                <w:rFonts w:ascii="Arial" w:cs="Arial" w:eastAsia="Arial" w:hAnsi="Arial"/>
-                <w:sz w:val="16"/>
-                <w:szCs w:val="16"/>
-              </w:rPr>
-              <w:t xml:space="preserve">Нет сервера, входа и защиты данных; эвристику легко обмануть; один модуль; в задаче на перенос последствия не считаются; нет вариации чисел; мобильная вёрстка не проверялась</w:t>
+            <w:tcW w:type="dxa" w:w="3583"/>
+            <w:tcBorders>
+              <w:top w:val="single" w:color="808080" w:sz="4"/>
+              <w:left w:val="single" w:color="808080" w:sz="4"/>
+              <w:bottom w:val="single" w:color="808080" w:sz="4"/>
+              <w:right w:val="single" w:color="808080" w:sz="4"/>
+            </w:tcBorders>
+            <w:tcMar>
+              <w:top w:type="dxa" w:w="50"/>
+              <w:left w:type="dxa" w:w="80"/>
+              <w:bottom w:type="dxa" w:w="50"/>
+              <w:right w:type="dxa" w:w="80"/>
+            </w:tcMar>
+          </w:tcPr>
+          <w:p>
+            <w:pPr>
+              <w:spacing w:after="0" w:line="240"/>
+            </w:pPr>
+            <w:r>
+              <w:rPr>
+                <w:rFonts w:ascii="Arial" w:cs="Arial" w:eastAsia="Arial" w:hAnsi="Arial"/>
+                <w:sz w:val="16"/>
+                <w:szCs w:val="16"/>
+              </w:rPr>
+              <w:t xml:space="preserve">Путь кандидата из семи шагов; расчёт по пяти сегментам; восемь наборов эпизода 1 и варианты эпизода 2 с учётом обязательств; срез; версии решений; разбор К1–К6 с фрагментами, заметкой о доминирующем ходе и сравнением с другими ветками; задача на перенос с шагом «месяц спустя»: событие, разбивка по причинам, объяснение и пересмотр; передача и отзыв; кабинет эксперта по К1–К6 со статусом «недостаточно данных» и сводкой по потоку; режим обоснования; 15 автотестов</w:t>
+            </w:r>
+          </w:p>
+        </w:tc>
+        <w:tc>
+          <w:tcPr>
+            <w:tcW w:type="dxa" w:w="3333"/>
+            <w:tcBorders>
+              <w:top w:val="single" w:color="808080" w:sz="4"/>
+              <w:left w:val="single" w:color="808080" w:sz="4"/>
+              <w:bottom w:val="single" w:color="808080" w:sz="4"/>
+              <w:right w:val="single" w:color="808080" w:sz="4"/>
+            </w:tcBorders>
+            <w:tcMar>
+              <w:top w:type="dxa" w:w="50"/>
+              <w:left w:type="dxa" w:w="80"/>
+              <w:bottom w:type="dxa" w:w="50"/>
+              <w:right w:type="dxa" w:w="80"/>
+            </w:tcMar>
+          </w:tcPr>
+          <w:p>
+            <w:pPr>
+              <w:spacing w:after="0" w:line="240"/>
+            </w:pPr>
+            <w:r>
+              <w:rPr>
+                <w:rFonts w:ascii="Arial" w:cs="Arial" w:eastAsia="Arial" w:hAnsi="Arial"/>
+                <w:sz w:val="16"/>
+                <w:szCs w:val="16"/>
+              </w:rPr>
+              <w:t xml:space="preserve">ИИ-разбор свободного текста: К1, К5, К6 ставит эвристика по ключевым словам, на экране это подписано; банк, клиенты и коллеги; две демо-работы у эксперта; передача и сводка по потоку внутри одного браузера; библиотека модулей</w:t>
+            </w:r>
+          </w:p>
+        </w:tc>
+        <w:tc>
+          <w:tcPr>
+            <w:tcW w:type="dxa" w:w="2950"/>
+            <w:tcBorders>
+              <w:top w:val="single" w:color="808080" w:sz="4"/>
+              <w:left w:val="single" w:color="808080" w:sz="4"/>
+              <w:bottom w:val="single" w:color="808080" w:sz="4"/>
+              <w:right w:val="single" w:color="808080" w:sz="4"/>
+            </w:tcBorders>
+            <w:tcMar>
+              <w:top w:type="dxa" w:w="50"/>
+              <w:left w:type="dxa" w:w="80"/>
+              <w:bottom w:type="dxa" w:w="50"/>
+              <w:right w:type="dxa" w:w="80"/>
+            </w:tcMar>
+          </w:tcPr>
+          <w:p>
+            <w:pPr>
+              <w:spacing w:after="0" w:line="240"/>
+            </w:pPr>
+            <w:r>
+              <w:rPr>
+                <w:rFonts w:ascii="Arial" w:cs="Arial" w:eastAsia="Arial" w:hAnsi="Arial"/>
+                <w:sz w:val="16"/>
+                <w:szCs w:val="16"/>
+              </w:rPr>
+              <w:t xml:space="preserve">Нет сервера, входа и защиты данных; эвристику по-прежнему можно обмануть; ключ автора не проверен практиками; один модуль и одна закрытая задача без ротации; нет вариации чисел</w:t>
             </w:r>
           </w:p>
         </w:tc>
@@ -12584,31 +12600,7 @@
           <w:sz w:val="19"/>
           <w:szCs w:val="19"/>
         </w:rPr>
-        <w:t xml:space="preserve"> Что симуляция учит лучше кейса; что кандидатам это нужно; что эксперты будут пользоваться карточкой; что улучшится найм; что банк заплатит; сколько стоит авторинг; что система безопасна и надёжна.</w:t>
-      </w:r>
-    </w:p>
-    <w:p>
-      <w:pPr>
-        <w:spacing w:after="70" w:line="245"/>
-        <w:jc w:val="both"/>
-      </w:pPr>
-      <w:r>
-        <w:rPr>
-          <w:rFonts w:ascii="Arial" w:cs="Arial" w:eastAsia="Arial" w:hAnsi="Arial"/>
-          <w:b/>
-          <w:bCs/>
-          <w:sz w:val="19"/>
-          <w:szCs w:val="19"/>
-        </w:rPr>
-        <w:t xml:space="preserve">Возможное развитие.</w:t>
-      </w:r>
-      <w:r>
-        <w:rPr>
-          <w:rFonts w:ascii="Arial" w:cs="Arial" w:eastAsia="Arial" w:hAnsi="Arial"/>
-          <w:sz w:val="19"/>
-          <w:szCs w:val="19"/>
-        </w:rPr>
-        <w:t xml:space="preserve"> Если участники часто выбирают «своя идея», то эти идеи стоит сделать поддерживаемыми ветками следующего модуля. Если эксперты не используют вопрос для интервью, то карточку стоит сократить до двух критериев, а не расширять.</w:t>
+        <w:t xml:space="preserve"> Что симуляция учит лучше кейса; что кандидатам это нужно; что эксперты будут пользоваться карточкой; что улучшится найм; что банк заплатит; что правила автора кейса верны; сколько стоит авторинг; что система безопасна и надёжна.</w:t>
       </w:r>
     </w:p>
     <w:p>
@@ -12649,7 +12641,7 @@
           <w:sz w:val="19"/>
           <w:szCs w:val="19"/>
         </w:rPr>
-        <w:t xml:space="preserve"> (шаблон Мура: Sommerville, 2020, с. 18). Для банков и финтех-компаний с программами подготовки начинающих продактов, которым нужно видеть, как кандидат работает с данными и ограничениями, «Полигон» — веб-симулятор продуктовой работы: кандидат ведёт один продукт через связанные эпизоды с последствиями и разбором, а эксперт банка получает его самостоятельную работу с основаниями. В отличие от курсов с изолированными заданиями, кейс-чемпионатов и коротких карьерных игр, «Полигон» переносит решения и их последствия между эпизодами и отделяет тренировку от демонстрации навыка. Карьерная часть дополняет обучение, а не подменяет его.</w:t>
+        <w:t xml:space="preserve"> (шаблон Мура: Sommerville, 2020, с. 18). Для банков и финтех-компаний с карьерными программами для начинающих продактов, которым нужно видеть, как кандидат работает с данными и ограничениями, «Полигон» — модуль практики и этап перед интервью. Он стоит между шорт-листом и структурированным интервью: финалисты тренируются на модуле, затем решают закрытую ротируемую задачу с шагом «месяц спустя», и эксперт приходит на интервью с трассой решений кандидата, а не с презентацией. В отличие от курсов с изолированными заданиями, кейс-чемпионатов и коротких карьерных игр, «Полигон» переносит решения и их последствия между эпизодами и проверяет, отделяет ли кандидат эффект своего решения от внешнего события. Это не фильтр отбора и не решение о найме. Рабочее название «продуктовая школа-симулятор» осталось от концепции v1.1; по смыслу это модуль практики, а школа — у банка.</w:t>
       </w:r>
     </w:p>
     <w:p>
@@ -12673,7 +12665,7 @@
           <w:sz w:val="19"/>
           <w:szCs w:val="19"/>
         </w:rPr>
-        <w:t xml:space="preserve"> Платит банк, кандидат участвует бесплатно; так уже работают Forage [S32], программы банков на Changellenge [S24, S27] и «Школа 21» [S17]. Готовность платить и способ закупки неизвестны, ценовые гипотезы — в разделе «Конкуренты и рынок». Бюджеты корпоративных университетов перестали расти [S47], поэтому сильнее довод про подготовку и отбор кандидатов, чем «ещё один курс» (вывод).</w:t>
+        <w:t xml:space="preserve"> Платит банк, кандидат участвует бесплатно; так уже работают Forage [S32], программы банков на Changellenge [S24, S27] и «Школа 21» [S17]. Из какого бюджета платит банк, не решено, и это две гипотезы: (а) бюджет отбора — от 15 тыс. ₽ за участника; (б) бюджет подготовки — около 7 тыс. ₽ на человека, порядок расходов корпоративного университета на обучаемого (расчёт по [S47]). Выбор между ними — первый вопрос к покупателю: от ответа зависят цена и денежные ворота пилота. Сам пилот — бесплатно в обмен на участие эксперта банка.</w:t>
       </w:r>
     </w:p>
     <w:p>
@@ -12714,10 +12706,10 @@
         <w:tblLayout w:type="fixed"/>
       </w:tblPr>
       <w:tblGrid>
-        <w:gridCol w:w="1476"/>
-        <w:gridCol w:w="3404"/>
-        <w:gridCol w:w="2108"/>
-        <w:gridCol w:w="2878"/>
+        <w:gridCol w:w="1519"/>
+        <w:gridCol w:w="3628"/>
+        <w:gridCol w:w="1679"/>
+        <w:gridCol w:w="3040"/>
       </w:tblGrid>
       <w:tr>
         <w:trPr>
@@ -12726,7 +12718,7 @@
         </w:trPr>
         <w:tc>
           <w:tcPr>
-            <w:tcW w:type="dxa" w:w="1476"/>
+            <w:tcW w:type="dxa" w:w="1519"/>
             <w:tcBorders>
               <w:top w:val="single" w:color="808080" w:sz="4"/>
               <w:left w:val="single" w:color="808080" w:sz="4"/>
@@ -12759,7 +12751,7 @@
         </w:tc>
         <w:tc>
           <w:tcPr>
-            <w:tcW w:type="dxa" w:w="3404"/>
+            <w:tcW w:type="dxa" w:w="3628"/>
             <w:tcBorders>
               <w:top w:val="single" w:color="808080" w:sz="4"/>
               <w:left w:val="single" w:color="808080" w:sz="4"/>
@@ -12792,7 +12784,7 @@
         </w:tc>
         <w:tc>
           <w:tcPr>
-            <w:tcW w:type="dxa" w:w="2108"/>
+            <w:tcW w:type="dxa" w:w="1679"/>
             <w:tcBorders>
               <w:top w:val="single" w:color="808080" w:sz="4"/>
               <w:left w:val="single" w:color="808080" w:sz="4"/>
@@ -12825,7 +12817,7 @@
         </w:tc>
         <w:tc>
           <w:tcPr>
-            <w:tcW w:type="dxa" w:w="2878"/>
+            <w:tcW w:type="dxa" w:w="3040"/>
             <w:tcBorders>
               <w:top w:val="single" w:color="808080" w:sz="4"/>
               <w:left w:val="single" w:color="808080" w:sz="4"/>
@@ -12864,7 +12856,7 @@
         </w:trPr>
         <w:tc>
           <w:tcPr>
-            <w:tcW w:type="dxa" w:w="1476"/>
+            <w:tcW w:type="dxa" w:w="1519"/>
             <w:tcBorders>
               <w:top w:val="single" w:color="808080" w:sz="4"/>
               <w:left w:val="single" w:color="808080" w:sz="4"/>
@@ -12894,91 +12886,91 @@
         </w:tc>
         <w:tc>
           <w:tcPr>
-            <w:tcW w:type="dxa" w:w="3404"/>
-            <w:tcBorders>
-              <w:top w:val="single" w:color="808080" w:sz="4"/>
-              <w:left w:val="single" w:color="808080" w:sz="4"/>
-              <w:bottom w:val="single" w:color="808080" w:sz="4"/>
-              <w:right w:val="single" w:color="808080" w:sz="4"/>
-            </w:tcBorders>
-            <w:tcMar>
-              <w:top w:type="dxa" w:w="50"/>
-              <w:left w:type="dxa" w:w="80"/>
-              <w:bottom w:type="dxa" w:w="50"/>
-              <w:right w:type="dxa" w:w="80"/>
-            </w:tcMar>
-          </w:tcPr>
-          <w:p>
-            <w:pPr>
-              <w:spacing w:after="0" w:line="240"/>
-            </w:pPr>
-            <w:r>
-              <w:rPr>
-                <w:rFonts w:ascii="Arial" w:cs="Arial" w:eastAsia="Arial" w:hAnsi="Arial"/>
-                <w:sz w:val="16"/>
-                <w:szCs w:val="16"/>
-              </w:rPr>
-              <w:t xml:space="preserve">Мир и сегменты, правила эффектов, контрольные ветки, разборы и реплики, задача на перенос, проверка экспертом</w:t>
-            </w:r>
-          </w:p>
-        </w:tc>
-        <w:tc>
-          <w:tcPr>
-            <w:tcW w:type="dxa" w:w="2108"/>
-            <w:tcBorders>
-              <w:top w:val="single" w:color="808080" w:sz="4"/>
-              <w:left w:val="single" w:color="808080" w:sz="4"/>
-              <w:bottom w:val="single" w:color="808080" w:sz="4"/>
-              <w:right w:val="single" w:color="808080" w:sz="4"/>
-            </w:tcBorders>
-            <w:tcMar>
-              <w:top w:type="dxa" w:w="50"/>
-              <w:left w:type="dxa" w:w="80"/>
-              <w:bottom w:type="dxa" w:w="50"/>
-              <w:right w:type="dxa" w:w="80"/>
-            </w:tcMar>
-          </w:tcPr>
-          <w:p>
-            <w:pPr>
-              <w:spacing w:after="0" w:line="240"/>
-            </w:pPr>
-            <w:r>
-              <w:rPr>
-                <w:rFonts w:ascii="Arial" w:cs="Arial" w:eastAsia="Arial" w:hAnsi="Arial"/>
-                <w:sz w:val="16"/>
-                <w:szCs w:val="16"/>
-              </w:rPr>
-              <w:t xml:space="preserve">Часы автора и эксперта на модуль</w:t>
-            </w:r>
-          </w:p>
-        </w:tc>
-        <w:tc>
-          <w:tcPr>
-            <w:tcW w:type="dxa" w:w="2878"/>
-            <w:tcBorders>
-              <w:top w:val="single" w:color="808080" w:sz="4"/>
-              <w:left w:val="single" w:color="808080" w:sz="4"/>
-              <w:bottom w:val="single" w:color="808080" w:sz="4"/>
-              <w:right w:val="single" w:color="808080" w:sz="4"/>
-            </w:tcBorders>
-            <w:tcMar>
-              <w:top w:type="dxa" w:w="50"/>
-              <w:left w:type="dxa" w:w="80"/>
-              <w:bottom w:type="dxa" w:w="50"/>
-              <w:right w:type="dxa" w:w="80"/>
-            </w:tcMar>
-          </w:tcPr>
-          <w:p>
-            <w:pPr>
-              <w:spacing w:after="0" w:line="240"/>
-            </w:pPr>
-            <w:r>
-              <w:rPr>
-                <w:rFonts w:ascii="Arial" w:cs="Arial" w:eastAsia="Arial" w:hAnsi="Arial"/>
-                <w:sz w:val="16"/>
-                <w:szCs w:val="16"/>
-              </w:rPr>
-              <w:t xml:space="preserve">Модуль MVP: около 45 минут, 5 сегментов, 4 + 9 инициатив, 5 контрольных веток. Часы не замеряли</w:t>
+            <w:tcW w:type="dxa" w:w="3628"/>
+            <w:tcBorders>
+              <w:top w:val="single" w:color="808080" w:sz="4"/>
+              <w:left w:val="single" w:color="808080" w:sz="4"/>
+              <w:bottom w:val="single" w:color="808080" w:sz="4"/>
+              <w:right w:val="single" w:color="808080" w:sz="4"/>
+            </w:tcBorders>
+            <w:tcMar>
+              <w:top w:type="dxa" w:w="50"/>
+              <w:left w:type="dxa" w:w="80"/>
+              <w:bottom w:type="dxa" w:w="50"/>
+              <w:right w:type="dxa" w:w="80"/>
+            </w:tcMar>
+          </w:tcPr>
+          <w:p>
+            <w:pPr>
+              <w:spacing w:after="0" w:line="240"/>
+            </w:pPr>
+            <w:r>
+              <w:rPr>
+                <w:rFonts w:ascii="Arial" w:cs="Arial" w:eastAsia="Arial" w:hAnsi="Arial"/>
+                <w:sz w:val="16"/>
+                <w:szCs w:val="16"/>
+              </w:rPr>
+              <w:t xml:space="preserve">Мир и сегменты, правила эффектов, контрольные ветки, разборы и реплики, задача на перенос, тесты, слепая проверка ключа практиками</w:t>
+            </w:r>
+          </w:p>
+        </w:tc>
+        <w:tc>
+          <w:tcPr>
+            <w:tcW w:type="dxa" w:w="1679"/>
+            <w:tcBorders>
+              <w:top w:val="single" w:color="808080" w:sz="4"/>
+              <w:left w:val="single" w:color="808080" w:sz="4"/>
+              <w:bottom w:val="single" w:color="808080" w:sz="4"/>
+              <w:right w:val="single" w:color="808080" w:sz="4"/>
+            </w:tcBorders>
+            <w:tcMar>
+              <w:top w:type="dxa" w:w="50"/>
+              <w:left w:type="dxa" w:w="80"/>
+              <w:bottom w:type="dxa" w:w="50"/>
+              <w:right w:type="dxa" w:w="80"/>
+            </w:tcMar>
+          </w:tcPr>
+          <w:p>
+            <w:pPr>
+              <w:spacing w:after="0" w:line="240"/>
+            </w:pPr>
+            <w:r>
+              <w:rPr>
+                <w:rFonts w:ascii="Arial" w:cs="Arial" w:eastAsia="Arial" w:hAnsi="Arial"/>
+                <w:sz w:val="16"/>
+                <w:szCs w:val="16"/>
+              </w:rPr>
+              <w:t xml:space="preserve">Часы автора и практиков на модуль</w:t>
+            </w:r>
+          </w:p>
+        </w:tc>
+        <w:tc>
+          <w:tcPr>
+            <w:tcW w:type="dxa" w:w="3040"/>
+            <w:tcBorders>
+              <w:top w:val="single" w:color="808080" w:sz="4"/>
+              <w:left w:val="single" w:color="808080" w:sz="4"/>
+              <w:bottom w:val="single" w:color="808080" w:sz="4"/>
+              <w:right w:val="single" w:color="808080" w:sz="4"/>
+            </w:tcBorders>
+            <w:tcMar>
+              <w:top w:type="dxa" w:w="50"/>
+              <w:left w:type="dxa" w:w="80"/>
+              <w:bottom w:type="dxa" w:w="50"/>
+              <w:right w:type="dxa" w:w="80"/>
+            </w:tcMar>
+          </w:tcPr>
+          <w:p>
+            <w:pPr>
+              <w:spacing w:after="0" w:line="240"/>
+            </w:pPr>
+            <w:r>
+              <w:rPr>
+                <w:rFonts w:ascii="Arial" w:cs="Arial" w:eastAsia="Arial" w:hAnsi="Arial"/>
+                <w:sz w:val="16"/>
+                <w:szCs w:val="16"/>
+              </w:rPr>
+              <w:t xml:space="preserve">Модуль 1: [вписать факт: N ч]. Около 45 минут прохождения, 5 сегментов, 4 + 9 инициатив, 5 контрольных веток</w:t>
             </w:r>
           </w:p>
         </w:tc>
@@ -12990,97 +12982,97 @@
         </w:trPr>
         <w:tc>
           <w:tcPr>
-            <w:tcW w:type="dxa" w:w="1476"/>
-            <w:tcBorders>
-              <w:top w:val="single" w:color="808080" w:sz="4"/>
-              <w:left w:val="single" w:color="808080" w:sz="4"/>
-              <w:bottom w:val="single" w:color="808080" w:sz="4"/>
-              <w:right w:val="single" w:color="808080" w:sz="4"/>
-            </w:tcBorders>
-            <w:tcMar>
-              <w:top w:type="dxa" w:w="50"/>
-              <w:left w:type="dxa" w:w="80"/>
-              <w:bottom w:type="dxa" w:w="50"/>
-              <w:right w:type="dxa" w:w="80"/>
-            </w:tcMar>
-          </w:tcPr>
-          <w:p>
-            <w:pPr>
-              <w:spacing w:after="0" w:line="240"/>
-            </w:pPr>
-            <w:r>
-              <w:rPr>
-                <w:rFonts w:ascii="Arial" w:cs="Arial" w:eastAsia="Arial" w:hAnsi="Arial"/>
-                <w:sz w:val="16"/>
-                <w:szCs w:val="16"/>
-              </w:rPr>
-              <w:t xml:space="preserve">Версии и вариации</w:t>
-            </w:r>
-          </w:p>
-        </w:tc>
-        <w:tc>
-          <w:tcPr>
-            <w:tcW w:type="dxa" w:w="3404"/>
-            <w:tcBorders>
-              <w:top w:val="single" w:color="808080" w:sz="4"/>
-              <w:left w:val="single" w:color="808080" w:sz="4"/>
-              <w:bottom w:val="single" w:color="808080" w:sz="4"/>
-              <w:right w:val="single" w:color="808080" w:sz="4"/>
-            </w:tcBorders>
-            <w:tcMar>
-              <w:top w:type="dxa" w:w="50"/>
-              <w:left w:type="dxa" w:w="80"/>
-              <w:bottom w:type="dxa" w:w="50"/>
-              <w:right w:type="dxa" w:w="80"/>
-            </w:tcMar>
-          </w:tcPr>
-          <w:p>
-            <w:pPr>
-              <w:spacing w:after="0" w:line="240"/>
-            </w:pPr>
-            <w:r>
-              <w:rPr>
-                <w:rFonts w:ascii="Arial" w:cs="Arial" w:eastAsia="Arial" w:hAnsi="Arial"/>
-                <w:sz w:val="16"/>
-                <w:szCs w:val="16"/>
-              </w:rPr>
-              <w:t xml:space="preserve">Новые числа для каждого потока, пересчёт веток и тестов</w:t>
-            </w:r>
-          </w:p>
-        </w:tc>
-        <w:tc>
-          <w:tcPr>
-            <w:tcW w:type="dxa" w:w="2108"/>
-            <w:tcBorders>
-              <w:top w:val="single" w:color="808080" w:sz="4"/>
-              <w:left w:val="single" w:color="808080" w:sz="4"/>
-              <w:bottom w:val="single" w:color="808080" w:sz="4"/>
-              <w:right w:val="single" w:color="808080" w:sz="4"/>
-            </w:tcBorders>
-            <w:tcMar>
-              <w:top w:type="dxa" w:w="50"/>
-              <w:left w:type="dxa" w:w="80"/>
-              <w:bottom w:type="dxa" w:w="50"/>
-              <w:right w:type="dxa" w:w="80"/>
-            </w:tcMar>
-          </w:tcPr>
-          <w:p>
-            <w:pPr>
-              <w:spacing w:after="0" w:line="240"/>
-            </w:pPr>
-            <w:r>
-              <w:rPr>
-                <w:rFonts w:ascii="Arial" w:cs="Arial" w:eastAsia="Arial" w:hAnsi="Arial"/>
-                <w:sz w:val="16"/>
-                <w:szCs w:val="16"/>
-              </w:rPr>
-              <w:t xml:space="preserve">Часы на версию</w:t>
-            </w:r>
-          </w:p>
-        </w:tc>
-        <w:tc>
-          <w:tcPr>
-            <w:tcW w:type="dxa" w:w="2878"/>
+            <w:tcW w:type="dxa" w:w="1519"/>
+            <w:tcBorders>
+              <w:top w:val="single" w:color="808080" w:sz="4"/>
+              <w:left w:val="single" w:color="808080" w:sz="4"/>
+              <w:bottom w:val="single" w:color="808080" w:sz="4"/>
+              <w:right w:val="single" w:color="808080" w:sz="4"/>
+            </w:tcBorders>
+            <w:tcMar>
+              <w:top w:type="dxa" w:w="50"/>
+              <w:left w:type="dxa" w:w="80"/>
+              <w:bottom w:type="dxa" w:w="50"/>
+              <w:right w:type="dxa" w:w="80"/>
+            </w:tcMar>
+          </w:tcPr>
+          <w:p>
+            <w:pPr>
+              <w:spacing w:after="0" w:line="240"/>
+            </w:pPr>
+            <w:r>
+              <w:rPr>
+                <w:rFonts w:ascii="Arial" w:cs="Arial" w:eastAsia="Arial" w:hAnsi="Arial"/>
+                <w:sz w:val="16"/>
+                <w:szCs w:val="16"/>
+              </w:rPr>
+              <w:t xml:space="preserve">Адаптация под банк</w:t>
+            </w:r>
+          </w:p>
+        </w:tc>
+        <w:tc>
+          <w:tcPr>
+            <w:tcW w:type="dxa" w:w="3628"/>
+            <w:tcBorders>
+              <w:top w:val="single" w:color="808080" w:sz="4"/>
+              <w:left w:val="single" w:color="808080" w:sz="4"/>
+              <w:bottom w:val="single" w:color="808080" w:sz="4"/>
+              <w:right w:val="single" w:color="808080" w:sz="4"/>
+            </w:tcBorders>
+            <w:tcMar>
+              <w:top w:type="dxa" w:w="50"/>
+              <w:left w:type="dxa" w:w="80"/>
+              <w:bottom w:type="dxa" w:w="50"/>
+              <w:right w:type="dxa" w:w="80"/>
+            </w:tcMar>
+          </w:tcPr>
+          <w:p>
+            <w:pPr>
+              <w:spacing w:after="0" w:line="240"/>
+            </w:pPr>
+            <w:r>
+              <w:rPr>
+                <w:rFonts w:ascii="Arial" w:cs="Arial" w:eastAsia="Arial" w:hAnsi="Arial"/>
+                <w:sz w:val="16"/>
+                <w:szCs w:val="16"/>
+              </w:rPr>
+              <w:t xml:space="preserve">Домен и продукты банка, термины, согласование кейса с экспертами</w:t>
+            </w:r>
+          </w:p>
+        </w:tc>
+        <w:tc>
+          <w:tcPr>
+            <w:tcW w:type="dxa" w:w="1679"/>
+            <w:tcBorders>
+              <w:top w:val="single" w:color="808080" w:sz="4"/>
+              <w:left w:val="single" w:color="808080" w:sz="4"/>
+              <w:bottom w:val="single" w:color="808080" w:sz="4"/>
+              <w:right w:val="single" w:color="808080" w:sz="4"/>
+            </w:tcBorders>
+            <w:tcMar>
+              <w:top w:type="dxa" w:w="50"/>
+              <w:left w:type="dxa" w:w="80"/>
+              <w:bottom w:type="dxa" w:w="50"/>
+              <w:right w:type="dxa" w:w="80"/>
+            </w:tcMar>
+          </w:tcPr>
+          <w:p>
+            <w:pPr>
+              <w:spacing w:after="0" w:line="240"/>
+            </w:pPr>
+            <w:r>
+              <w:rPr>
+                <w:rFonts w:ascii="Arial" w:cs="Arial" w:eastAsia="Arial" w:hAnsi="Arial"/>
+                <w:sz w:val="16"/>
+                <w:szCs w:val="16"/>
+              </w:rPr>
+              <w:t xml:space="preserve">Часы на банк</w:t>
+            </w:r>
+          </w:p>
+        </w:tc>
+        <w:tc>
+          <w:tcPr>
+            <w:tcW w:type="dxa" w:w="3040"/>
             <w:tcBorders>
               <w:top w:val="single" w:color="808080" w:sz="4"/>
               <w:left w:val="single" w:color="808080" w:sz="4"/>
@@ -13116,121 +13108,121 @@
         </w:trPr>
         <w:tc>
           <w:tcPr>
-            <w:tcW w:type="dxa" w:w="1476"/>
-            <w:tcBorders>
-              <w:top w:val="single" w:color="808080" w:sz="4"/>
-              <w:left w:val="single" w:color="808080" w:sz="4"/>
-              <w:bottom w:val="single" w:color="808080" w:sz="4"/>
-              <w:right w:val="single" w:color="808080" w:sz="4"/>
-            </w:tcBorders>
-            <w:tcMar>
-              <w:top w:type="dxa" w:w="50"/>
-              <w:left w:type="dxa" w:w="80"/>
-              <w:bottom w:type="dxa" w:w="50"/>
-              <w:right w:type="dxa" w:w="80"/>
-            </w:tcMar>
-          </w:tcPr>
-          <w:p>
-            <w:pPr>
-              <w:spacing w:after="0" w:line="240"/>
-            </w:pPr>
-            <w:r>
-              <w:rPr>
-                <w:rFonts w:ascii="Arial" w:cs="Arial" w:eastAsia="Arial" w:hAnsi="Arial"/>
-                <w:sz w:val="16"/>
-                <w:szCs w:val="16"/>
-              </w:rPr>
-              <w:t xml:space="preserve">Время эксперта</w:t>
-            </w:r>
-          </w:p>
-        </w:tc>
-        <w:tc>
-          <w:tcPr>
-            <w:tcW w:type="dxa" w:w="3404"/>
-            <w:tcBorders>
-              <w:top w:val="single" w:color="808080" w:sz="4"/>
-              <w:left w:val="single" w:color="808080" w:sz="4"/>
-              <w:bottom w:val="single" w:color="808080" w:sz="4"/>
-              <w:right w:val="single" w:color="808080" w:sz="4"/>
-            </w:tcBorders>
-            <w:tcMar>
-              <w:top w:type="dxa" w:w="50"/>
-              <w:left w:type="dxa" w:w="80"/>
-              <w:bottom w:type="dxa" w:w="50"/>
-              <w:right w:type="dxa" w:w="80"/>
-            </w:tcMar>
-          </w:tcPr>
-          <w:p>
-            <w:pPr>
-              <w:spacing w:after="0" w:line="240"/>
-            </w:pPr>
-            <w:r>
-              <w:rPr>
-                <w:rFonts w:ascii="Arial" w:cs="Arial" w:eastAsia="Arial" w:hAnsi="Arial"/>
-                <w:sz w:val="16"/>
-                <w:szCs w:val="16"/>
-              </w:rPr>
-              <w:t xml:space="preserve">Разбор одной карточки</w:t>
-            </w:r>
-          </w:p>
-        </w:tc>
-        <w:tc>
-          <w:tcPr>
-            <w:tcW w:type="dxa" w:w="2108"/>
-            <w:tcBorders>
-              <w:top w:val="single" w:color="808080" w:sz="4"/>
-              <w:left w:val="single" w:color="808080" w:sz="4"/>
-              <w:bottom w:val="single" w:color="808080" w:sz="4"/>
-              <w:right w:val="single" w:color="808080" w:sz="4"/>
-            </w:tcBorders>
-            <w:tcMar>
-              <w:top w:type="dxa" w:w="50"/>
-              <w:left w:type="dxa" w:w="80"/>
-              <w:bottom w:type="dxa" w:w="50"/>
-              <w:right w:type="dxa" w:w="80"/>
-            </w:tcMar>
-          </w:tcPr>
-          <w:p>
-            <w:pPr>
-              <w:spacing w:after="0" w:line="240"/>
-            </w:pPr>
-            <w:r>
-              <w:rPr>
-                <w:rFonts w:ascii="Arial" w:cs="Arial" w:eastAsia="Arial" w:hAnsi="Arial"/>
-                <w:sz w:val="16"/>
-                <w:szCs w:val="16"/>
-              </w:rPr>
-              <w:t xml:space="preserve">Минуты × число карточек</w:t>
-            </w:r>
-          </w:p>
-        </w:tc>
-        <w:tc>
-          <w:tcPr>
-            <w:tcW w:type="dxa" w:w="2878"/>
-            <w:tcBorders>
-              <w:top w:val="single" w:color="808080" w:sz="4"/>
-              <w:left w:val="single" w:color="808080" w:sz="4"/>
-              <w:bottom w:val="single" w:color="808080" w:sz="4"/>
-              <w:right w:val="single" w:color="808080" w:sz="4"/>
-            </w:tcBorders>
-            <w:tcMar>
-              <w:top w:type="dxa" w:w="50"/>
-              <w:left w:type="dxa" w:w="80"/>
-              <w:bottom w:type="dxa" w:w="50"/>
-              <w:right w:type="dxa" w:w="80"/>
-            </w:tcMar>
-          </w:tcPr>
-          <w:p>
-            <w:pPr>
-              <w:spacing w:after="0" w:line="240"/>
-            </w:pPr>
-            <w:r>
-              <w:rPr>
-                <w:rFonts w:ascii="Arial" w:cs="Arial" w:eastAsia="Arial" w:hAnsi="Arial"/>
-                <w:sz w:val="16"/>
-                <w:szCs w:val="16"/>
-              </w:rPr>
-              <w:t xml:space="preserve">Замер в пилоте</w:t>
+            <w:tcW w:type="dxa" w:w="1519"/>
+            <w:tcBorders>
+              <w:top w:val="single" w:color="808080" w:sz="4"/>
+              <w:left w:val="single" w:color="808080" w:sz="4"/>
+              <w:bottom w:val="single" w:color="808080" w:sz="4"/>
+              <w:right w:val="single" w:color="808080" w:sz="4"/>
+            </w:tcBorders>
+            <w:tcMar>
+              <w:top w:type="dxa" w:w="50"/>
+              <w:left w:type="dxa" w:w="80"/>
+              <w:bottom w:type="dxa" w:w="50"/>
+              <w:right w:type="dxa" w:w="80"/>
+            </w:tcMar>
+          </w:tcPr>
+          <w:p>
+            <w:pPr>
+              <w:spacing w:after="0" w:line="240"/>
+            </w:pPr>
+            <w:r>
+              <w:rPr>
+                <w:rFonts w:ascii="Arial" w:cs="Arial" w:eastAsia="Arial" w:hAnsi="Arial"/>
+                <w:sz w:val="16"/>
+                <w:szCs w:val="16"/>
+              </w:rPr>
+              <w:t xml:space="preserve">Ротация закрытой задачи</w:t>
+            </w:r>
+          </w:p>
+        </w:tc>
+        <w:tc>
+          <w:tcPr>
+            <w:tcW w:type="dxa" w:w="3628"/>
+            <w:tcBorders>
+              <w:top w:val="single" w:color="808080" w:sz="4"/>
+              <w:left w:val="single" w:color="808080" w:sz="4"/>
+              <w:bottom w:val="single" w:color="808080" w:sz="4"/>
+              <w:right w:val="single" w:color="808080" w:sz="4"/>
+            </w:tcBorders>
+            <w:tcMar>
+              <w:top w:type="dxa" w:w="50"/>
+              <w:left w:type="dxa" w:w="80"/>
+              <w:bottom w:type="dxa" w:w="50"/>
+              <w:right w:type="dxa" w:w="80"/>
+            </w:tcMar>
+          </w:tcPr>
+          <w:p>
+            <w:pPr>
+              <w:spacing w:after="0" w:line="240"/>
+            </w:pPr>
+            <w:r>
+              <w:rPr>
+                <w:rFonts w:ascii="Arial" w:cs="Arial" w:eastAsia="Arial" w:hAnsi="Arial"/>
+                <w:sz w:val="16"/>
+                <w:szCs w:val="16"/>
+              </w:rPr>
+              <w:t xml:space="preserve">Новая задача «месяц спустя» на каждый поток, чтобы ответ не передавался следующей когорте</w:t>
+            </w:r>
+          </w:p>
+        </w:tc>
+        <w:tc>
+          <w:tcPr>
+            <w:tcW w:type="dxa" w:w="1679"/>
+            <w:tcBorders>
+              <w:top w:val="single" w:color="808080" w:sz="4"/>
+              <w:left w:val="single" w:color="808080" w:sz="4"/>
+              <w:bottom w:val="single" w:color="808080" w:sz="4"/>
+              <w:right w:val="single" w:color="808080" w:sz="4"/>
+            </w:tcBorders>
+            <w:tcMar>
+              <w:top w:type="dxa" w:w="50"/>
+              <w:left w:type="dxa" w:w="80"/>
+              <w:bottom w:type="dxa" w:w="50"/>
+              <w:right w:type="dxa" w:w="80"/>
+            </w:tcMar>
+          </w:tcPr>
+          <w:p>
+            <w:pPr>
+              <w:spacing w:after="0" w:line="240"/>
+            </w:pPr>
+            <w:r>
+              <w:rPr>
+                <w:rFonts w:ascii="Arial" w:cs="Arial" w:eastAsia="Arial" w:hAnsi="Arial"/>
+                <w:sz w:val="16"/>
+                <w:szCs w:val="16"/>
+              </w:rPr>
+              <w:t xml:space="preserve">Часы на поток</w:t>
+            </w:r>
+          </w:p>
+        </w:tc>
+        <w:tc>
+          <w:tcPr>
+            <w:tcW w:type="dxa" w:w="3040"/>
+            <w:tcBorders>
+              <w:top w:val="single" w:color="808080" w:sz="4"/>
+              <w:left w:val="single" w:color="808080" w:sz="4"/>
+              <w:bottom w:val="single" w:color="808080" w:sz="4"/>
+              <w:right w:val="single" w:color="808080" w:sz="4"/>
+            </w:tcBorders>
+            <w:tcMar>
+              <w:top w:type="dxa" w:w="50"/>
+              <w:left w:type="dxa" w:w="80"/>
+              <w:bottom w:type="dxa" w:w="50"/>
+              <w:right w:type="dxa" w:w="80"/>
+            </w:tcMar>
+          </w:tcPr>
+          <w:p>
+            <w:pPr>
+              <w:spacing w:after="0" w:line="240"/>
+            </w:pPr>
+            <w:r>
+              <w:rPr>
+                <w:rFonts w:ascii="Arial" w:cs="Arial" w:eastAsia="Arial" w:hAnsi="Arial"/>
+                <w:sz w:val="16"/>
+                <w:szCs w:val="16"/>
+              </w:rPr>
+              <w:t xml:space="preserve">Не измеряли</w:t>
             </w:r>
           </w:p>
         </w:tc>
@@ -13242,121 +13234,121 @@
         </w:trPr>
         <w:tc>
           <w:tcPr>
-            <w:tcW w:type="dxa" w:w="1476"/>
-            <w:tcBorders>
-              <w:top w:val="single" w:color="808080" w:sz="4"/>
-              <w:left w:val="single" w:color="808080" w:sz="4"/>
-              <w:bottom w:val="single" w:color="808080" w:sz="4"/>
-              <w:right w:val="single" w:color="808080" w:sz="4"/>
-            </w:tcBorders>
-            <w:tcMar>
-              <w:top w:type="dxa" w:w="50"/>
-              <w:left w:type="dxa" w:w="80"/>
-              <w:bottom w:type="dxa" w:w="50"/>
-              <w:right w:type="dxa" w:w="80"/>
-            </w:tcMar>
-          </w:tcPr>
-          <w:p>
-            <w:pPr>
-              <w:spacing w:after="0" w:line="240"/>
-            </w:pPr>
-            <w:r>
-              <w:rPr>
-                <w:rFonts w:ascii="Arial" w:cs="Arial" w:eastAsia="Arial" w:hAnsi="Arial"/>
-                <w:sz w:val="16"/>
-                <w:szCs w:val="16"/>
-              </w:rPr>
-              <w:t xml:space="preserve">ИИ-разбор (если включим)</w:t>
-            </w:r>
-          </w:p>
-        </w:tc>
-        <w:tc>
-          <w:tcPr>
-            <w:tcW w:type="dxa" w:w="3404"/>
-            <w:tcBorders>
-              <w:top w:val="single" w:color="808080" w:sz="4"/>
-              <w:left w:val="single" w:color="808080" w:sz="4"/>
-              <w:bottom w:val="single" w:color="808080" w:sz="4"/>
-              <w:right w:val="single" w:color="808080" w:sz="4"/>
-            </w:tcBorders>
-            <w:tcMar>
-              <w:top w:type="dxa" w:w="50"/>
-              <w:left w:type="dxa" w:w="80"/>
-              <w:bottom w:type="dxa" w:w="50"/>
-              <w:right w:type="dxa" w:w="80"/>
-            </w:tcMar>
-          </w:tcPr>
-          <w:p>
-            <w:pPr>
-              <w:spacing w:after="0" w:line="240"/>
-            </w:pPr>
-            <w:r>
-              <w:rPr>
-                <w:rFonts w:ascii="Arial" w:cs="Arial" w:eastAsia="Arial" w:hAnsi="Arial"/>
-                <w:sz w:val="16"/>
-                <w:szCs w:val="16"/>
-              </w:rPr>
-              <w:t xml:space="preserve">Запросы к модели, проверка экспертом выборки</w:t>
-            </w:r>
-          </w:p>
-        </w:tc>
-        <w:tc>
-          <w:tcPr>
-            <w:tcW w:type="dxa" w:w="2108"/>
-            <w:tcBorders>
-              <w:top w:val="single" w:color="808080" w:sz="4"/>
-              <w:left w:val="single" w:color="808080" w:sz="4"/>
-              <w:bottom w:val="single" w:color="808080" w:sz="4"/>
-              <w:right w:val="single" w:color="808080" w:sz="4"/>
-            </w:tcBorders>
-            <w:tcMar>
-              <w:top w:type="dxa" w:w="50"/>
-              <w:left w:type="dxa" w:w="80"/>
-              <w:bottom w:type="dxa" w:w="50"/>
-              <w:right w:type="dxa" w:w="80"/>
-            </w:tcMar>
-          </w:tcPr>
-          <w:p>
-            <w:pPr>
-              <w:spacing w:after="0" w:line="240"/>
-            </w:pPr>
-            <w:r>
-              <w:rPr>
-                <w:rFonts w:ascii="Arial" w:cs="Arial" w:eastAsia="Arial" w:hAnsi="Arial"/>
-                <w:sz w:val="16"/>
-                <w:szCs w:val="16"/>
-              </w:rPr>
-              <w:t xml:space="preserve">Цена запроса; доля статусов, исправленных экспертом</w:t>
-            </w:r>
-          </w:p>
-        </w:tc>
-        <w:tc>
-          <w:tcPr>
-            <w:tcW w:type="dxa" w:w="2878"/>
-            <w:tcBorders>
-              <w:top w:val="single" w:color="808080" w:sz="4"/>
-              <w:left w:val="single" w:color="808080" w:sz="4"/>
-              <w:bottom w:val="single" w:color="808080" w:sz="4"/>
-              <w:right w:val="single" w:color="808080" w:sz="4"/>
-            </w:tcBorders>
-            <w:tcMar>
-              <w:top w:type="dxa" w:w="50"/>
-              <w:left w:type="dxa" w:w="80"/>
-              <w:bottom w:type="dxa" w:w="50"/>
-              <w:right w:type="dxa" w:w="80"/>
-            </w:tcMar>
-          </w:tcPr>
-          <w:p>
-            <w:pPr>
-              <w:spacing w:after="0" w:line="240"/>
-            </w:pPr>
-            <w:r>
-              <w:rPr>
-                <w:rFonts w:ascii="Arial" w:cs="Arial" w:eastAsia="Arial" w:hAnsi="Arial"/>
-                <w:sz w:val="16"/>
-                <w:szCs w:val="16"/>
-              </w:rPr>
-              <w:t xml:space="preserve">Не используется</w:t>
+            <w:tcW w:type="dxa" w:w="1519"/>
+            <w:tcBorders>
+              <w:top w:val="single" w:color="808080" w:sz="4"/>
+              <w:left w:val="single" w:color="808080" w:sz="4"/>
+              <w:bottom w:val="single" w:color="808080" w:sz="4"/>
+              <w:right w:val="single" w:color="808080" w:sz="4"/>
+            </w:tcBorders>
+            <w:tcMar>
+              <w:top w:type="dxa" w:w="50"/>
+              <w:left w:type="dxa" w:w="80"/>
+              <w:bottom w:type="dxa" w:w="50"/>
+              <w:right w:type="dxa" w:w="80"/>
+            </w:tcMar>
+          </w:tcPr>
+          <w:p>
+            <w:pPr>
+              <w:spacing w:after="0" w:line="240"/>
+            </w:pPr>
+            <w:r>
+              <w:rPr>
+                <w:rFonts w:ascii="Arial" w:cs="Arial" w:eastAsia="Arial" w:hAnsi="Arial"/>
+                <w:sz w:val="16"/>
+                <w:szCs w:val="16"/>
+              </w:rPr>
+              <w:t xml:space="preserve">Минуты эксперта на карточку</w:t>
+            </w:r>
+          </w:p>
+        </w:tc>
+        <w:tc>
+          <w:tcPr>
+            <w:tcW w:type="dxa" w:w="3628"/>
+            <w:tcBorders>
+              <w:top w:val="single" w:color="808080" w:sz="4"/>
+              <w:left w:val="single" w:color="808080" w:sz="4"/>
+              <w:bottom w:val="single" w:color="808080" w:sz="4"/>
+              <w:right w:val="single" w:color="808080" w:sz="4"/>
+            </w:tcBorders>
+            <w:tcMar>
+              <w:top w:type="dxa" w:w="50"/>
+              <w:left w:type="dxa" w:w="80"/>
+              <w:bottom w:type="dxa" w:w="50"/>
+              <w:right w:type="dxa" w:w="80"/>
+            </w:tcMar>
+          </w:tcPr>
+          <w:p>
+            <w:pPr>
+              <w:spacing w:after="0" w:line="240"/>
+            </w:pPr>
+            <w:r>
+              <w:rPr>
+                <w:rFonts w:ascii="Arial" w:cs="Arial" w:eastAsia="Arial" w:hAnsi="Arial"/>
+                <w:sz w:val="16"/>
+                <w:szCs w:val="16"/>
+              </w:rPr>
+              <w:t xml:space="preserve">Разбор одной карточки по К1–К6 и вопрос для интервью</w:t>
+            </w:r>
+          </w:p>
+        </w:tc>
+        <w:tc>
+          <w:tcPr>
+            <w:tcW w:type="dxa" w:w="1679"/>
+            <w:tcBorders>
+              <w:top w:val="single" w:color="808080" w:sz="4"/>
+              <w:left w:val="single" w:color="808080" w:sz="4"/>
+              <w:bottom w:val="single" w:color="808080" w:sz="4"/>
+              <w:right w:val="single" w:color="808080" w:sz="4"/>
+            </w:tcBorders>
+            <w:tcMar>
+              <w:top w:type="dxa" w:w="50"/>
+              <w:left w:type="dxa" w:w="80"/>
+              <w:bottom w:type="dxa" w:w="50"/>
+              <w:right w:type="dxa" w:w="80"/>
+            </w:tcMar>
+          </w:tcPr>
+          <w:p>
+            <w:pPr>
+              <w:spacing w:after="0" w:line="240"/>
+            </w:pPr>
+            <w:r>
+              <w:rPr>
+                <w:rFonts w:ascii="Arial" w:cs="Arial" w:eastAsia="Arial" w:hAnsi="Arial"/>
+                <w:sz w:val="16"/>
+                <w:szCs w:val="16"/>
+              </w:rPr>
+              <w:t xml:space="preserve">Медиана минут × число карточек</w:t>
+            </w:r>
+          </w:p>
+        </w:tc>
+        <w:tc>
+          <w:tcPr>
+            <w:tcW w:type="dxa" w:w="3040"/>
+            <w:tcBorders>
+              <w:top w:val="single" w:color="808080" w:sz="4"/>
+              <w:left w:val="single" w:color="808080" w:sz="4"/>
+              <w:bottom w:val="single" w:color="808080" w:sz="4"/>
+              <w:right w:val="single" w:color="808080" w:sz="4"/>
+            </w:tcBorders>
+            <w:tcMar>
+              <w:top w:type="dxa" w:w="50"/>
+              <w:left w:type="dxa" w:w="80"/>
+              <w:bottom w:type="dxa" w:w="50"/>
+              <w:right w:type="dxa" w:w="80"/>
+            </w:tcMar>
+          </w:tcPr>
+          <w:p>
+            <w:pPr>
+              <w:spacing w:after="0" w:line="240"/>
+            </w:pPr>
+            <w:r>
+              <w:rPr>
+                <w:rFonts w:ascii="Arial" w:cs="Arial" w:eastAsia="Arial" w:hAnsi="Arial"/>
+                <w:sz w:val="16"/>
+                <w:szCs w:val="16"/>
+              </w:rPr>
+              <w:t xml:space="preserve">Сводка по потоку считает медиану; реальных замеров нет</w:t>
             </w:r>
           </w:p>
         </w:tc>
@@ -13368,97 +13360,97 @@
         </w:trPr>
         <w:tc>
           <w:tcPr>
-            <w:tcW w:type="dxa" w:w="1476"/>
-            <w:tcBorders>
-              <w:top w:val="single" w:color="808080" w:sz="4"/>
-              <w:left w:val="single" w:color="808080" w:sz="4"/>
-              <w:bottom w:val="single" w:color="808080" w:sz="4"/>
-              <w:right w:val="single" w:color="808080" w:sz="4"/>
-            </w:tcBorders>
-            <w:tcMar>
-              <w:top w:type="dxa" w:w="50"/>
-              <w:left w:type="dxa" w:w="80"/>
-              <w:bottom w:type="dxa" w:w="50"/>
-              <w:right w:type="dxa" w:w="80"/>
-            </w:tcMar>
-          </w:tcPr>
-          <w:p>
-            <w:pPr>
-              <w:spacing w:after="0" w:line="240"/>
-            </w:pPr>
-            <w:r>
-              <w:rPr>
-                <w:rFonts w:ascii="Arial" w:cs="Arial" w:eastAsia="Arial" w:hAnsi="Arial"/>
-                <w:sz w:val="16"/>
-                <w:szCs w:val="16"/>
-              </w:rPr>
-              <w:t xml:space="preserve">Платформа</w:t>
-            </w:r>
-          </w:p>
-        </w:tc>
-        <w:tc>
-          <w:tcPr>
-            <w:tcW w:type="dxa" w:w="3404"/>
-            <w:tcBorders>
-              <w:top w:val="single" w:color="808080" w:sz="4"/>
-              <w:left w:val="single" w:color="808080" w:sz="4"/>
-              <w:bottom w:val="single" w:color="808080" w:sz="4"/>
-              <w:right w:val="single" w:color="808080" w:sz="4"/>
-            </w:tcBorders>
-            <w:tcMar>
-              <w:top w:type="dxa" w:w="50"/>
-              <w:left w:type="dxa" w:w="80"/>
-              <w:bottom w:type="dxa" w:w="50"/>
-              <w:right w:type="dxa" w:w="80"/>
-            </w:tcMar>
-          </w:tcPr>
-          <w:p>
-            <w:pPr>
-              <w:spacing w:after="0" w:line="240"/>
-            </w:pPr>
-            <w:r>
-              <w:rPr>
-                <w:rFonts w:ascii="Arial" w:cs="Arial" w:eastAsia="Arial" w:hAnsi="Arial"/>
-                <w:sz w:val="16"/>
-                <w:szCs w:val="16"/>
-              </w:rPr>
-              <w:t xml:space="preserve">Сервер, вход, хранение, резервные копии, наблюдение</w:t>
-            </w:r>
-          </w:p>
-        </w:tc>
-        <w:tc>
-          <w:tcPr>
-            <w:tcW w:type="dxa" w:w="2108"/>
-            <w:tcBorders>
-              <w:top w:val="single" w:color="808080" w:sz="4"/>
-              <w:left w:val="single" w:color="808080" w:sz="4"/>
-              <w:bottom w:val="single" w:color="808080" w:sz="4"/>
-              <w:right w:val="single" w:color="808080" w:sz="4"/>
-            </w:tcBorders>
-            <w:tcMar>
-              <w:top w:type="dxa" w:w="50"/>
-              <w:left w:type="dxa" w:w="80"/>
-              <w:bottom w:type="dxa" w:w="50"/>
-              <w:right w:type="dxa" w:w="80"/>
-            </w:tcMar>
-          </w:tcPr>
-          <w:p>
-            <w:pPr>
-              <w:spacing w:after="0" w:line="240"/>
-            </w:pPr>
-            <w:r>
-              <w:rPr>
-                <w:rFonts w:ascii="Arial" w:cs="Arial" w:eastAsia="Arial" w:hAnsi="Arial"/>
-                <w:sz w:val="16"/>
-                <w:szCs w:val="16"/>
-              </w:rPr>
-              <w:t xml:space="preserve">Месячная стоимость</w:t>
-            </w:r>
-          </w:p>
-        </w:tc>
-        <w:tc>
-          <w:tcPr>
-            <w:tcW w:type="dxa" w:w="2878"/>
+            <w:tcW w:type="dxa" w:w="1519"/>
+            <w:tcBorders>
+              <w:top w:val="single" w:color="808080" w:sz="4"/>
+              <w:left w:val="single" w:color="808080" w:sz="4"/>
+              <w:bottom w:val="single" w:color="808080" w:sz="4"/>
+              <w:right w:val="single" w:color="808080" w:sz="4"/>
+            </w:tcBorders>
+            <w:tcMar>
+              <w:top w:type="dxa" w:w="50"/>
+              <w:left w:type="dxa" w:w="80"/>
+              <w:bottom w:type="dxa" w:w="50"/>
+              <w:right w:type="dxa" w:w="80"/>
+            </w:tcMar>
+          </w:tcPr>
+          <w:p>
+            <w:pPr>
+              <w:spacing w:after="0" w:line="240"/>
+            </w:pPr>
+            <w:r>
+              <w:rPr>
+                <w:rFonts w:ascii="Arial" w:cs="Arial" w:eastAsia="Arial" w:hAnsi="Arial"/>
+                <w:sz w:val="16"/>
+                <w:szCs w:val="16"/>
+              </w:rPr>
+              <w:t xml:space="preserve">Сопровождение</w:t>
+            </w:r>
+          </w:p>
+        </w:tc>
+        <w:tc>
+          <w:tcPr>
+            <w:tcW w:type="dxa" w:w="3628"/>
+            <w:tcBorders>
+              <w:top w:val="single" w:color="808080" w:sz="4"/>
+              <w:left w:val="single" w:color="808080" w:sz="4"/>
+              <w:bottom w:val="single" w:color="808080" w:sz="4"/>
+              <w:right w:val="single" w:color="808080" w:sz="4"/>
+            </w:tcBorders>
+            <w:tcMar>
+              <w:top w:type="dxa" w:w="50"/>
+              <w:left w:type="dxa" w:w="80"/>
+              <w:bottom w:type="dxa" w:w="50"/>
+              <w:right w:type="dxa" w:w="80"/>
+            </w:tcMar>
+          </w:tcPr>
+          <w:p>
+            <w:pPr>
+              <w:spacing w:after="0" w:line="240"/>
+            </w:pPr>
+            <w:r>
+              <w:rPr>
+                <w:rFonts w:ascii="Arial" w:cs="Arial" w:eastAsia="Arial" w:hAnsi="Arial"/>
+                <w:sz w:val="16"/>
+                <w:szCs w:val="16"/>
+              </w:rPr>
+              <w:t xml:space="preserve">Хостинг в РФ или в контуре банка, вход, хранение, согласования безопасности, ИИ-разбор у названного провайдера с проверкой экспертом, поддержка участников</w:t>
+            </w:r>
+          </w:p>
+        </w:tc>
+        <w:tc>
+          <w:tcPr>
+            <w:tcW w:type="dxa" w:w="1679"/>
+            <w:tcBorders>
+              <w:top w:val="single" w:color="808080" w:sz="4"/>
+              <w:left w:val="single" w:color="808080" w:sz="4"/>
+              <w:bottom w:val="single" w:color="808080" w:sz="4"/>
+              <w:right w:val="single" w:color="808080" w:sz="4"/>
+            </w:tcBorders>
+            <w:tcMar>
+              <w:top w:type="dxa" w:w="50"/>
+              <w:left w:type="dxa" w:w="80"/>
+              <w:bottom w:type="dxa" w:w="50"/>
+              <w:right w:type="dxa" w:w="80"/>
+            </w:tcMar>
+          </w:tcPr>
+          <w:p>
+            <w:pPr>
+              <w:spacing w:after="0" w:line="240"/>
+            </w:pPr>
+            <w:r>
+              <w:rPr>
+                <w:rFonts w:ascii="Arial" w:cs="Arial" w:eastAsia="Arial" w:hAnsi="Arial"/>
+                <w:sz w:val="16"/>
+                <w:szCs w:val="16"/>
+              </w:rPr>
+              <w:t xml:space="preserve">Месячная стоимость и часы</w:t>
+            </w:r>
+          </w:p>
+        </w:tc>
+        <w:tc>
+          <w:tcPr>
+            <w:tcW w:type="dxa" w:w="3040"/>
             <w:tcBorders>
               <w:top w:val="single" w:color="808080" w:sz="4"/>
               <w:left w:val="single" w:color="808080" w:sz="4"/>
@@ -13483,258 +13475,6 @@
                 <w:szCs w:val="16"/>
               </w:rPr>
               <w:t xml:space="preserve">Сейчас бесплатно, только для вымышленных данных</w:t>
-            </w:r>
-          </w:p>
-        </w:tc>
-      </w:tr>
-      <w:tr>
-        <w:trPr>
-          <w:cantSplit/>
-          <w:tblHeader w:val="false"/>
-        </w:trPr>
-        <w:tc>
-          <w:tcPr>
-            <w:tcW w:type="dxa" w:w="1476"/>
-            <w:tcBorders>
-              <w:top w:val="single" w:color="808080" w:sz="4"/>
-              <w:left w:val="single" w:color="808080" w:sz="4"/>
-              <w:bottom w:val="single" w:color="808080" w:sz="4"/>
-              <w:right w:val="single" w:color="808080" w:sz="4"/>
-            </w:tcBorders>
-            <w:tcMar>
-              <w:top w:type="dxa" w:w="50"/>
-              <w:left w:type="dxa" w:w="80"/>
-              <w:bottom w:type="dxa" w:w="50"/>
-              <w:right w:type="dxa" w:w="80"/>
-            </w:tcMar>
-          </w:tcPr>
-          <w:p>
-            <w:pPr>
-              <w:spacing w:after="0" w:line="240"/>
-            </w:pPr>
-            <w:r>
-              <w:rPr>
-                <w:rFonts w:ascii="Arial" w:cs="Arial" w:eastAsia="Arial" w:hAnsi="Arial"/>
-                <w:sz w:val="16"/>
-                <w:szCs w:val="16"/>
-              </w:rPr>
-              <w:t xml:space="preserve">Безопасность и право</w:t>
-            </w:r>
-          </w:p>
-        </w:tc>
-        <w:tc>
-          <w:tcPr>
-            <w:tcW w:type="dxa" w:w="3404"/>
-            <w:tcBorders>
-              <w:top w:val="single" w:color="808080" w:sz="4"/>
-              <w:left w:val="single" w:color="808080" w:sz="4"/>
-              <w:bottom w:val="single" w:color="808080" w:sz="4"/>
-              <w:right w:val="single" w:color="808080" w:sz="4"/>
-            </w:tcBorders>
-            <w:tcMar>
-              <w:top w:type="dxa" w:w="50"/>
-              <w:left w:type="dxa" w:w="80"/>
-              <w:bottom w:type="dxa" w:w="50"/>
-              <w:right w:type="dxa" w:w="80"/>
-            </w:tcMar>
-          </w:tcPr>
-          <w:p>
-            <w:pPr>
-              <w:spacing w:after="0" w:line="240"/>
-            </w:pPr>
-            <w:r>
-              <w:rPr>
-                <w:rFonts w:ascii="Arial" w:cs="Arial" w:eastAsia="Arial" w:hAnsi="Arial"/>
-                <w:sz w:val="16"/>
-                <w:szCs w:val="16"/>
-              </w:rPr>
-              <w:t xml:space="preserve">Согласие, срок хранения, отзыв, проверка службой безопасности; запрет решений только на автоматизированной обработке (152-ФЗ, ст. 16)</w:t>
-            </w:r>
-          </w:p>
-        </w:tc>
-        <w:tc>
-          <w:tcPr>
-            <w:tcW w:type="dxa" w:w="2108"/>
-            <w:tcBorders>
-              <w:top w:val="single" w:color="808080" w:sz="4"/>
-              <w:left w:val="single" w:color="808080" w:sz="4"/>
-              <w:bottom w:val="single" w:color="808080" w:sz="4"/>
-              <w:right w:val="single" w:color="808080" w:sz="4"/>
-            </w:tcBorders>
-            <w:tcMar>
-              <w:top w:type="dxa" w:w="50"/>
-              <w:left w:type="dxa" w:w="80"/>
-              <w:bottom w:type="dxa" w:w="50"/>
-              <w:right w:type="dxa" w:w="80"/>
-            </w:tcMar>
-          </w:tcPr>
-          <w:p>
-            <w:pPr>
-              <w:spacing w:after="0" w:line="240"/>
-            </w:pPr>
-            <w:r>
-              <w:rPr>
-                <w:rFonts w:ascii="Arial" w:cs="Arial" w:eastAsia="Arial" w:hAnsi="Arial"/>
-                <w:sz w:val="16"/>
-                <w:szCs w:val="16"/>
-              </w:rPr>
-              <w:t xml:space="preserve">Срок и стоимость согласования</w:t>
-            </w:r>
-          </w:p>
-        </w:tc>
-        <w:tc>
-          <w:tcPr>
-            <w:tcW w:type="dxa" w:w="2878"/>
-            <w:tcBorders>
-              <w:top w:val="single" w:color="808080" w:sz="4"/>
-              <w:left w:val="single" w:color="808080" w:sz="4"/>
-              <w:bottom w:val="single" w:color="808080" w:sz="4"/>
-              <w:right w:val="single" w:color="808080" w:sz="4"/>
-            </w:tcBorders>
-            <w:tcMar>
-              <w:top w:type="dxa" w:w="50"/>
-              <w:left w:type="dxa" w:w="80"/>
-              <w:bottom w:type="dxa" w:w="50"/>
-              <w:right w:type="dxa" w:w="80"/>
-            </w:tcMar>
-          </w:tcPr>
-          <w:p>
-            <w:pPr>
-              <w:spacing w:after="0" w:line="240"/>
-            </w:pPr>
-            <w:r>
-              <w:rPr>
-                <w:rFonts w:ascii="Arial" w:cs="Arial" w:eastAsia="Arial" w:hAnsi="Arial"/>
-                <w:sz w:val="16"/>
-                <w:szCs w:val="16"/>
-              </w:rPr>
-              <w:t xml:space="preserve">Не начато</w:t>
-            </w:r>
-          </w:p>
-        </w:tc>
-      </w:tr>
-      <w:tr>
-        <w:trPr>
-          <w:cantSplit/>
-          <w:tblHeader w:val="false"/>
-        </w:trPr>
-        <w:tc>
-          <w:tcPr>
-            <w:tcW w:type="dxa" w:w="1476"/>
-            <w:tcBorders>
-              <w:top w:val="single" w:color="808080" w:sz="4"/>
-              <w:left w:val="single" w:color="808080" w:sz="4"/>
-              <w:bottom w:val="single" w:color="808080" w:sz="4"/>
-              <w:right w:val="single" w:color="808080" w:sz="4"/>
-            </w:tcBorders>
-            <w:tcMar>
-              <w:top w:type="dxa" w:w="50"/>
-              <w:left w:type="dxa" w:w="80"/>
-              <w:bottom w:type="dxa" w:w="50"/>
-              <w:right w:type="dxa" w:w="80"/>
-            </w:tcMar>
-          </w:tcPr>
-          <w:p>
-            <w:pPr>
-              <w:spacing w:after="0" w:line="240"/>
-            </w:pPr>
-            <w:r>
-              <w:rPr>
-                <w:rFonts w:ascii="Arial" w:cs="Arial" w:eastAsia="Arial" w:hAnsi="Arial"/>
-                <w:sz w:val="16"/>
-                <w:szCs w:val="16"/>
-              </w:rPr>
-              <w:t xml:space="preserve">Поддержка и оценка пилота</w:t>
-            </w:r>
-          </w:p>
-        </w:tc>
-        <w:tc>
-          <w:tcPr>
-            <w:tcW w:type="dxa" w:w="3404"/>
-            <w:tcBorders>
-              <w:top w:val="single" w:color="808080" w:sz="4"/>
-              <w:left w:val="single" w:color="808080" w:sz="4"/>
-              <w:bottom w:val="single" w:color="808080" w:sz="4"/>
-              <w:right w:val="single" w:color="808080" w:sz="4"/>
-            </w:tcBorders>
-            <w:tcMar>
-              <w:top w:type="dxa" w:w="50"/>
-              <w:left w:type="dxa" w:w="80"/>
-              <w:bottom w:type="dxa" w:w="50"/>
-              <w:right w:type="dxa" w:w="80"/>
-            </w:tcMar>
-          </w:tcPr>
-          <w:p>
-            <w:pPr>
-              <w:spacing w:after="0" w:line="240"/>
-            </w:pPr>
-            <w:r>
-              <w:rPr>
-                <w:rFonts w:ascii="Arial" w:cs="Arial" w:eastAsia="Arial" w:hAnsi="Arial"/>
-                <w:sz w:val="16"/>
-                <w:szCs w:val="16"/>
-              </w:rPr>
-              <w:t xml:space="preserve">Ответы участникам, обучение экспертов критериям, контрольная группа и анализ</w:t>
-            </w:r>
-          </w:p>
-        </w:tc>
-        <w:tc>
-          <w:tcPr>
-            <w:tcW w:type="dxa" w:w="2108"/>
-            <w:tcBorders>
-              <w:top w:val="single" w:color="808080" w:sz="4"/>
-              <w:left w:val="single" w:color="808080" w:sz="4"/>
-              <w:bottom w:val="single" w:color="808080" w:sz="4"/>
-              <w:right w:val="single" w:color="808080" w:sz="4"/>
-            </w:tcBorders>
-            <w:tcMar>
-              <w:top w:type="dxa" w:w="50"/>
-              <w:left w:type="dxa" w:w="80"/>
-              <w:bottom w:type="dxa" w:w="50"/>
-              <w:right w:type="dxa" w:w="80"/>
-            </w:tcMar>
-          </w:tcPr>
-          <w:p>
-            <w:pPr>
-              <w:spacing w:after="0" w:line="240"/>
-            </w:pPr>
-            <w:r>
-              <w:rPr>
-                <w:rFonts w:ascii="Arial" w:cs="Arial" w:eastAsia="Arial" w:hAnsi="Arial"/>
-                <w:sz w:val="16"/>
-                <w:szCs w:val="16"/>
-              </w:rPr>
-              <w:t xml:space="preserve">Часы</w:t>
-            </w:r>
-          </w:p>
-        </w:tc>
-        <w:tc>
-          <w:tcPr>
-            <w:tcW w:type="dxa" w:w="2878"/>
-            <w:tcBorders>
-              <w:top w:val="single" w:color="808080" w:sz="4"/>
-              <w:left w:val="single" w:color="808080" w:sz="4"/>
-              <w:bottom w:val="single" w:color="808080" w:sz="4"/>
-              <w:right w:val="single" w:color="808080" w:sz="4"/>
-            </w:tcBorders>
-            <w:tcMar>
-              <w:top w:type="dxa" w:w="50"/>
-              <w:left w:type="dxa" w:w="80"/>
-              <w:bottom w:type="dxa" w:w="50"/>
-              <w:right w:type="dxa" w:w="80"/>
-            </w:tcMar>
-          </w:tcPr>
-          <w:p>
-            <w:pPr>
-              <w:spacing w:after="0" w:line="240"/>
-            </w:pPr>
-            <w:r>
-              <w:rPr>
-                <w:rFonts w:ascii="Arial" w:cs="Arial" w:eastAsia="Arial" w:hAnsi="Arial"/>
-                <w:sz w:val="16"/>
-                <w:szCs w:val="16"/>
-              </w:rPr>
-              <w:t xml:space="preserve">Неизвестно</w:t>
             </w:r>
           </w:p>
         </w:tc>
@@ -13756,7 +13496,7 @@
           <w:sz w:val="19"/>
           <w:szCs w:val="19"/>
         </w:rPr>
-        <w:t xml:space="preserve">Годовая стоимость ≈ модули × (авторинг + проверка) + версии × обновление + карточки × время эксперта + ИИ + платформа и безопасность + поддержка. Правило команды: второй модуль делаем, только если авторинг первого уложился в бюджет, согласованный с партнёром; если второй модуль не дешевле первого, сначала меняем формат авторинга (например, редактор сценариев), а не расширяем библиотеку.</w:t>
+        <w:t xml:space="preserve">Годовая стоимость ≈ модули × авторинг + банки × адаптация + потоки × ротация + карточки × минуты эксперта + сопровождение. Правило команды: второй модуль делаем, только если авторинг первого уложился в бюджет, согласованный с партнёром; если второй модуль не дешевле первого, сначала меняем формат авторинга (например, редактор сценариев), а не расширяем библиотеку.</w:t>
       </w:r>
     </w:p>
     <w:p>
@@ -13780,7 +13520,7 @@
           <w:sz w:val="19"/>
           <w:szCs w:val="19"/>
         </w:rPr>
-        <w:t xml:space="preserve"> Покупатель — не пользователь, и решения принимают разные роли (SE-03, сл. 22): руководитель карьерной школы — о программе, служба безопасности — о данных кандидатов, юристы — о согласиях. Быстрый релиз не равен быстрому использованию (SE-03, сл. 4). Канал входа — один модуль в существующей карьерной программе банка (такой формат есть, Н4). Changellenge уже продаёт банкам онлайн-практики и игры [S24, S27, S30]: он и конкурент за бюджет, и возможный канал. Цикл закупок банков нужно выяснить в интервью: крупные компании решают о закупках к концу финансового года (Sommerville, 2020, с. 23–24).</w:t>
+        <w:t xml:space="preserve"> Покупатель — не пользователь, и решения принимают разные роли (SE-03, сл. 22): руководитель карьерной программы — о модуле, служба безопасности — о данных кандидатов, юристы — о согласиях. Быстрый релиз не равен быстрому использованию (SE-03, сл. 4). Канал входа — один модуль в существующей карьерной программе банка (такой формат есть, Н4); Changellenge уже продаёт банкам онлайн-практики и игры [S24, S27, S30] и может быть и конкурентом, и каналом. Наборы в школы обычно раз в год, поэтому готовность платить фиксируем письмом о намерениях на старте пилота.</w:t>
       </w:r>
     </w:p>
     <w:p>
@@ -13804,7 +13544,7 @@
           <w:sz w:val="19"/>
           <w:szCs w:val="19"/>
         </w:rPr>
-        <w:t xml:space="preserve"> Команда проверяет продукт в спринтах, решения о вложениях принимаются на контрольных точках (SE-02, сл. 71). Критерии расширения и остановки согласуем с партнёром до старта (SE-02, сл. 66); пороги ниже — предложение команды.</w:t>
+        <w:t xml:space="preserve"> Команда проверяет продукт в спринтах, решения о вложениях принимаются на контрольных точках (SE-02, сл. 71). Пороги задаём до старта и согласуем с партнёром (SE-02, сл. 66); числа ниже — наше предложение.</w:t>
       </w:r>
     </w:p>
     <w:tbl>
@@ -13821,9 +13561,9 @@
         <w:tblLayout w:type="fixed"/>
       </w:tblPr>
       <w:tblGrid>
-        <w:gridCol w:w="1798"/>
-        <w:gridCol w:w="2805"/>
-        <w:gridCol w:w="5263"/>
+        <w:gridCol w:w="1857"/>
+        <w:gridCol w:w="2898"/>
+        <w:gridCol w:w="5111"/>
       </w:tblGrid>
       <w:tr>
         <w:trPr>
@@ -13832,7 +13572,7 @@
         </w:trPr>
         <w:tc>
           <w:tcPr>
-            <w:tcW w:type="dxa" w:w="1798"/>
+            <w:tcW w:type="dxa" w:w="1857"/>
             <w:tcBorders>
               <w:top w:val="single" w:color="808080" w:sz="4"/>
               <w:left w:val="single" w:color="808080" w:sz="4"/>
@@ -13865,7 +13605,7 @@
         </w:tc>
         <w:tc>
           <w:tcPr>
-            <w:tcW w:type="dxa" w:w="2805"/>
+            <w:tcW w:type="dxa" w:w="2898"/>
             <w:tcBorders>
               <w:top w:val="single" w:color="808080" w:sz="4"/>
               <w:left w:val="single" w:color="808080" w:sz="4"/>
@@ -13898,7 +13638,7 @@
         </w:tc>
         <w:tc>
           <w:tcPr>
-            <w:tcW w:type="dxa" w:w="5263"/>
+            <w:tcW w:type="dxa" w:w="5111"/>
             <w:tcBorders>
               <w:top w:val="single" w:color="808080" w:sz="4"/>
               <w:left w:val="single" w:color="808080" w:sz="4"/>
@@ -13937,7 +13677,7 @@
         </w:trPr>
         <w:tc>
           <w:tcPr>
-            <w:tcW w:type="dxa" w:w="1798"/>
+            <w:tcW w:type="dxa" w:w="1857"/>
             <w:tcBorders>
               <w:top w:val="single" w:color="808080" w:sz="4"/>
               <w:left w:val="single" w:color="808080" w:sz="4"/>
@@ -13967,7 +13707,7 @@
         </w:tc>
         <w:tc>
           <w:tcPr>
-            <w:tcW w:type="dxa" w:w="2805"/>
+            <w:tcW w:type="dxa" w:w="2898"/>
             <w:tcBorders>
               <w:top w:val="single" w:color="808080" w:sz="4"/>
               <w:left w:val="single" w:color="808080" w:sz="4"/>
@@ -13997,31 +13737,31 @@
         </w:tc>
         <w:tc>
           <w:tcPr>
-            <w:tcW w:type="dxa" w:w="5263"/>
-            <w:tcBorders>
-              <w:top w:val="single" w:color="808080" w:sz="4"/>
-              <w:left w:val="single" w:color="808080" w:sz="4"/>
-              <w:bottom w:val="single" w:color="808080" w:sz="4"/>
-              <w:right w:val="single" w:color="808080" w:sz="4"/>
-            </w:tcBorders>
-            <w:tcMar>
-              <w:top w:type="dxa" w:w="50"/>
-              <w:left w:type="dxa" w:w="80"/>
-              <w:bottom w:type="dxa" w:w="50"/>
-              <w:right w:type="dxa" w:w="80"/>
-            </w:tcMar>
-          </w:tcPr>
-          <w:p>
-            <w:pPr>
-              <w:spacing w:after="0" w:line="240"/>
-            </w:pPr>
-            <w:r>
-              <w:rPr>
-                <w:rFonts w:ascii="Arial" w:cs="Arial" w:eastAsia="Arial" w:hAnsi="Arial"/>
-                <w:sz w:val="16"/>
-                <w:szCs w:val="16"/>
-              </w:rPr>
-              <w:t xml:space="preserve">Проведены 5 + 2 интервью и анкета; Г-А1 и Г-А2 не отвергнуты; банк согласен на пилот; готов релиз R1</w:t>
+            <w:tcW w:type="dxa" w:w="5111"/>
+            <w:tcBorders>
+              <w:top w:val="single" w:color="808080" w:sz="4"/>
+              <w:left w:val="single" w:color="808080" w:sz="4"/>
+              <w:bottom w:val="single" w:color="808080" w:sz="4"/>
+              <w:right w:val="single" w:color="808080" w:sz="4"/>
+            </w:tcBorders>
+            <w:tcMar>
+              <w:top w:type="dxa" w:w="50"/>
+              <w:left w:type="dxa" w:w="80"/>
+              <w:bottom w:type="dxa" w:w="50"/>
+              <w:right w:type="dxa" w:w="80"/>
+            </w:tcMar>
+          </w:tcPr>
+          <w:p>
+            <w:pPr>
+              <w:spacing w:after="0" w:line="240"/>
+            </w:pPr>
+            <w:r>
+              <w:rPr>
+                <w:rFonts w:ascii="Arial" w:cs="Arial" w:eastAsia="Arial" w:hAnsi="Arial"/>
+                <w:sz w:val="16"/>
+                <w:szCs w:val="16"/>
+              </w:rPr>
+              <w:t xml:space="preserve">Проведены пять прохождений вслух и разговор с банком; Г-А1 и Г-А2 не отвергнуты; два практика проверили ключ автора вслепую; банк подписал письмо о намерениях; готов релиз R1</w:t>
             </w:r>
           </w:p>
         </w:tc>
@@ -14033,7 +13773,7 @@
         </w:trPr>
         <w:tc>
           <w:tcPr>
-            <w:tcW w:type="dxa" w:w="1798"/>
+            <w:tcW w:type="dxa" w:w="1857"/>
             <w:tcBorders>
               <w:top w:val="single" w:color="808080" w:sz="4"/>
               <w:left w:val="single" w:color="808080" w:sz="4"/>
@@ -14063,7 +13803,7 @@
         </w:tc>
         <w:tc>
           <w:tcPr>
-            <w:tcW w:type="dxa" w:w="2805"/>
+            <w:tcW w:type="dxa" w:w="2898"/>
             <w:tcBorders>
               <w:top w:val="single" w:color="808080" w:sz="4"/>
               <w:left w:val="single" w:color="808080" w:sz="4"/>
@@ -14093,31 +13833,31 @@
         </w:tc>
         <w:tc>
           <w:tcPr>
-            <w:tcW w:type="dxa" w:w="5263"/>
-            <w:tcBorders>
-              <w:top w:val="single" w:color="808080" w:sz="4"/>
-              <w:left w:val="single" w:color="808080" w:sz="4"/>
-              <w:bottom w:val="single" w:color="808080" w:sz="4"/>
-              <w:right w:val="single" w:color="808080" w:sz="4"/>
-            </w:tcBorders>
-            <w:tcMar>
-              <w:top w:type="dxa" w:w="50"/>
-              <w:left w:type="dxa" w:w="80"/>
-              <w:bottom w:type="dxa" w:w="50"/>
-              <w:right w:type="dxa" w:w="80"/>
-            </w:tcMar>
-          </w:tcPr>
-          <w:p>
-            <w:pPr>
-              <w:spacing w:after="0" w:line="240"/>
-            </w:pPr>
-            <w:r>
-              <w:rPr>
-                <w:rFonts w:ascii="Arial" w:cs="Arial" w:eastAsia="Arial" w:hAnsi="Arial"/>
-                <w:sz w:val="16"/>
-                <w:szCs w:val="16"/>
-              </w:rPr>
-              <w:t xml:space="preserve">Один модуль, 30–60 участников, случайное деление на «Полигон» и кейс с теми же данными и разбором, но без последствий (концепция А); одна задача на перенос; эксперт не знает, из какой группы работа</w:t>
+            <w:tcW w:type="dxa" w:w="5111"/>
+            <w:tcBorders>
+              <w:top w:val="single" w:color="808080" w:sz="4"/>
+              <w:left w:val="single" w:color="808080" w:sz="4"/>
+              <w:bottom w:val="single" w:color="808080" w:sz="4"/>
+              <w:right w:val="single" w:color="808080" w:sz="4"/>
+            </w:tcBorders>
+            <w:tcMar>
+              <w:top w:type="dxa" w:w="50"/>
+              <w:left w:type="dxa" w:w="80"/>
+              <w:bottom w:type="dxa" w:w="50"/>
+              <w:right w:type="dxa" w:w="80"/>
+            </w:tcMar>
+          </w:tcPr>
+          <w:p>
+            <w:pPr>
+              <w:spacing w:after="0" w:line="240"/>
+            </w:pPr>
+            <w:r>
+              <w:rPr>
+                <w:rFonts w:ascii="Arial" w:cs="Arial" w:eastAsia="Arial" w:hAnsi="Arial"/>
+                <w:sz w:val="16"/>
+                <w:szCs w:val="16"/>
+              </w:rPr>
+              <w:t xml:space="preserve">Один модуль и одна закрытая задача для финалистов одной карьерной программы перед структурированным интервью</w:t>
             </w:r>
           </w:p>
         </w:tc>
@@ -14129,7 +13869,7 @@
         </w:trPr>
         <w:tc>
           <w:tcPr>
-            <w:tcW w:type="dxa" w:w="1798"/>
+            <w:tcW w:type="dxa" w:w="1857"/>
             <w:tcBorders>
               <w:top w:val="single" w:color="808080" w:sz="4"/>
               <w:left w:val="single" w:color="808080" w:sz="4"/>
@@ -14159,7 +13899,7 @@
         </w:tc>
         <w:tc>
           <w:tcPr>
-            <w:tcW w:type="dxa" w:w="2805"/>
+            <w:tcW w:type="dxa" w:w="2898"/>
             <w:tcBorders>
               <w:top w:val="single" w:color="808080" w:sz="4"/>
               <w:left w:val="single" w:color="808080" w:sz="4"/>
@@ -14189,7 +13929,7 @@
         </w:tc>
         <w:tc>
           <w:tcPr>
-            <w:tcW w:type="dxa" w:w="5263"/>
+            <w:tcW w:type="dxa" w:w="5111"/>
             <w:tcBorders>
               <w:top w:val="single" w:color="808080" w:sz="4"/>
               <w:left w:val="single" w:color="808080" w:sz="4"/>
@@ -14241,15 +13981,15 @@
           <w:sz w:val="19"/>
           <w:szCs w:val="19"/>
         </w:rPr>
-        <w:t xml:space="preserve">Расширить:</w:t>
-      </w:r>
-      <w:r>
-        <w:rPr>
-          <w:rFonts w:ascii="Arial" w:cs="Arial" w:eastAsia="Arial" w:hAnsi="Arial"/>
-          <w:sz w:val="19"/>
-          <w:szCs w:val="19"/>
-        </w:rPr>
-        <w:t xml:space="preserve"> не меньше 70% начавших завершают модуль; в задаче на перенос доля статуса «видно в работе» по К1 и К2 у группы «Полигона» выше, чем у контрольной, хотя бы по одному критерию и не ниже по другому; не меньше двух из трёх экспертов использовали вопрос из карточки; не больше одного из пяти участников описывает прохождение как угадывание (проверка Н1); стоимость авторинга измерена.</w:t>
+        <w:t xml:space="preserve">Расширяем, если выполнено всё:</w:t>
+      </w:r>
+      <w:r>
+        <w:rPr>
+          <w:rFonts w:ascii="Arial" w:cs="Arial" w:eastAsia="Arial" w:hAnsi="Arial"/>
+          <w:sz w:val="19"/>
+          <w:szCs w:val="19"/>
+        </w:rPr>
+        <w:t xml:space="preserve"> модуль завершили не меньше 70% начавших; эксперт задал вопрос из карточки не меньше чем в 2 из 3 интервью; «угадывали правила» не больше 1 из 5 участников (проверка Н1); медиана разбора карточки не больше 10 минут; банк подтверждает второй поток по цене от 15 тыс. ₽ при не меньше 60 участниках в год. Последнее — денежные ворота, около 0,9 млн ₽.</w:t>
       </w:r>
     </w:p>
     <w:p>
@@ -14269,15 +14009,15 @@
           <w:sz w:val="19"/>
           <w:szCs w:val="19"/>
         </w:rPr>
-        <w:t xml:space="preserve">Продлить или сузить пилот:</w:t>
-      </w:r>
-      <w:r>
-        <w:rPr>
-          <w:rFonts w:ascii="Arial" w:cs="Arial" w:eastAsia="Arial" w:hAnsi="Arial"/>
-          <w:sz w:val="19"/>
-          <w:szCs w:val="19"/>
-        </w:rPr>
-        <w:t xml:space="preserve"> разница в пользу «Полигона» есть, но меньше ожидаемой или выборка мала; участники завершают модуль, а эксперты карточкой не пользуются.</w:t>
+        <w:t xml:space="preserve">Продлеваем или сужаем:</w:t>
+      </w:r>
+      <w:r>
+        <w:rPr>
+          <w:rFonts w:ascii="Arial" w:cs="Arial" w:eastAsia="Arial" w:hAnsi="Arial"/>
+          <w:sz w:val="19"/>
+          <w:szCs w:val="19"/>
+        </w:rPr>
+        <w:t xml:space="preserve"> участники завершают модуль, но эксперты карточкой не пользуются или медиана разбора выше 10 минут.</w:t>
       </w:r>
     </w:p>
     <w:p>
@@ -14297,43 +14037,15 @@
           <w:sz w:val="19"/>
           <w:szCs w:val="19"/>
         </w:rPr>
-        <w:t xml:space="preserve">Остановить механику симуляции</w:t>
-      </w:r>
-      <w:r>
-        <w:rPr>
-          <w:rFonts w:ascii="Arial" w:cs="Arial" w:eastAsia="Arial" w:hAnsi="Arial"/>
-          <w:sz w:val="19"/>
-          <w:szCs w:val="19"/>
-        </w:rPr>
-        <w:t xml:space="preserve"> и перейти к концепции А: разницы с контрольной группой нет или она в пользу контрольной; угадывание правил не снижается; авторинг дороже бюджета.</w:t>
-      </w:r>
-    </w:p>
-    <w:p>
-      <w:pPr>
-        <w:pStyle w:val="ListParagraph"/>
-        <w:numPr>
-          <w:ilvl w:val="0"/>
-          <w:numId w:val="2"/>
-        </w:numPr>
-        <w:spacing w:after="40" w:line="252"/>
-      </w:pPr>
-      <w:r>
-        <w:rPr>
-          <w:rFonts w:ascii="Arial" w:cs="Arial" w:eastAsia="Arial" w:hAnsi="Arial"/>
-          <w:b/>
-          <w:bCs/>
-          <w:sz w:val="19"/>
-          <w:szCs w:val="19"/>
-        </w:rPr>
-        <w:t xml:space="preserve">Остановить пилот сразу:</w:t>
-      </w:r>
-      <w:r>
-        <w:rPr>
-          <w:rFonts w:ascii="Arial" w:cs="Arial" w:eastAsia="Arial" w:hAnsi="Arial"/>
-          <w:sz w:val="19"/>
-          <w:szCs w:val="19"/>
-        </w:rPr>
-        <w:t xml:space="preserve"> утечка данных кандидатов; кадровое решение только по карточке; статусы критериев используют как фильтр. Показатель, на котором основывают решения, начинает искажаться (Campbell, 1979).</w:t>
+        <w:t xml:space="preserve">Останавливаем, если выполнено хоть одно:</w:t>
+      </w:r>
+      <w:r>
+        <w:rPr>
+          <w:rFonts w:ascii="Arial" w:cs="Arial" w:eastAsia="Arial" w:hAnsi="Arial"/>
+          <w:sz w:val="19"/>
+          <w:szCs w:val="19"/>
+        </w:rPr>
+        <w:t xml:space="preserve"> утечка персональных данных; кадровое решение принято только по карточке; банк готов платить лишь из бюджета обучения, не больше 7 тыс. ₽ за человека. В последнем случае пересчитываем модель и переходим к позиционированию «модуль подготовки». Если статусы критериев начнут использовать как фильтр, они перестанут быть честными (Campbell, 1979).</w:t>
       </w:r>
     </w:p>
     <w:p>
@@ -14349,10 +14061,20 @@
       <w:r>
         <w:rPr>
           <w:rFonts w:ascii="Arial" w:cs="Arial" w:eastAsia="Arial" w:hAnsi="Arial"/>
-          <w:sz w:val="19"/>
-          <w:szCs w:val="19"/>
-        </w:rPr>
-        <w:t xml:space="preserve">При 15–30 участниках в группе пилот заметит только крупную разницу: он проверяет направление эффекта, проходимость пути и стоимость, а не доказывает образовательный эффект. Развёртывание в контуре банка ещё не релиз (SE-02, сл. 66): модуль открываем одному потоку, наблюдаем, затем решаем о расширении. Ответственные после релиза (предложение): Ольга Федорова — содержание и разборы, Роман Салимгареев — платформа и данные, Мария Прегер — партнёр и решения на воротах, Софа Ибрагимова — исследование.</w:t>
+          <w:b/>
+          <w:bCs/>
+          <w:sz w:val="19"/>
+          <w:szCs w:val="19"/>
+        </w:rPr>
+        <w:t xml:space="preserve">Эффект обучения в банке не доказывается:</w:t>
+      </w:r>
+      <w:r>
+        <w:rPr>
+          <w:rFonts w:ascii="Arial" w:cs="Arial" w:eastAsia="Arial" w:hAnsi="Arial"/>
+          <w:sz w:val="19"/>
+          <w:szCs w:val="19"/>
+        </w:rPr>
+        <w:t xml:space="preserve"> поток мал, и при 30 участниках на группу различима только разница от ≈ 36 п.п. (α = 0,05, мощность 80%). Сравнение с концепцией А (тот же кейс и разбор, но без последствий) проводим отдельно, на учебных потоках вузов с циклом в семестр; если разницы нет, переходим к концепции А. Развёртывание в контуре банка ещё не релиз (SE-02, сл. 66): модуль открываем одному потоку, наблюдаем, затем решаем о расширении. Ответственные после релиза (предложение): Ольга Федорова — содержание и разборы, Роман Салимгареев — платформа и данные, Мария Прегер — партнёр и решения на воротах, Софа Ибрагимова — исследование.</w:t>
       </w:r>
     </w:p>
     <w:p>
@@ -14422,7 +14144,7 @@
           <w:sz w:val="19"/>
           <w:szCs w:val="19"/>
         </w:rPr>
-        <w:t xml:space="preserve"> Симулятор для продакта уже продаёт GoPractice: с 2018 года больше 20 000 учеников, корпоративный канал, среди логотипов клиентов Т-Банк [S3]. Модель «кандидату бесплатно, платит работодатель» есть у Forage, у программ на Changellenge и у школ банков [S17, S24, S27, S32]. ИИ-разбор по чек-листу экспертов банка уже есть у ОТП [S27].</w:t>
+        <w:t xml:space="preserve"> Симулятор для продакта уже продаёт GoPractice: с 2018 года больше 20 000 учеников, среди логотипов клиентов Т-Банк [S3]. Модель «кандидату бесплатно, платит работодатель» есть у Forage, программ на Changellenge и школ банков [S17, S24, S27, S32], ИИ-разбор по чек-листу экспертов банка — у ОТП [S27].</w:t>
       </w:r>
     </w:p>
     <w:p>
@@ -14446,7 +14168,7 @@
           <w:sz w:val="19"/>
           <w:szCs w:val="19"/>
         </w:rPr>
-        <w:t xml:space="preserve"> По найденному не занята только связка трёх элементов: состояние и обязательства переносятся между эпизодами; эффект собственного решения отделён от внешнего события как отдельный навык; эксперт банка получает карточку с обоснованием и правом поставить «недостаточно данных» вместо балла. Каждый элемент легко скопировать (GoPractice может добавить экспорт результатов работодателю, Changellenge — удлинить игры), поэтому нишу защищают только качество сценарных правил и ранние договорённости с банками (вывод).</w:t>
+        <w:t xml:space="preserve"> По найденному не занята только связка трёх элементов: последствия и обязательства переносятся между эпизодами; эффект решения отделён от внешнего события; эксперт получает карточку с обоснованием и правом поставить «недостаточно данных» вместо балла. Каждый элемент легко скопировать, поэтому нишу защищают только качество проверенных ключей и ранние договорённости с банками (вывод).</w:t>
       </w:r>
     </w:p>
     <w:p>
@@ -14470,7 +14192,7 @@
           <w:sz w:val="19"/>
           <w:szCs w:val="19"/>
         </w:rPr>
-        <w:t xml:space="preserve"> GoPractice — главный риск по продукту: если банку нужен «симулятор для продакта», первым он вспомнит его (вывод). Changellenge — главный конкурент за бюджет банков и возможный канал: он работает с 2007 года, сообщает о 150 000 студентов в год и о сотрудничестве с 85% компаний из топ-100 работодателей России [S29]. Собственные школы банков — альтернатива «сделать самим»: у Т-Банка на «Мини-CEO» было 6 000 заявок на 8 мест [S15].</w:t>
+        <w:t xml:space="preserve"> GoPractice — главный риск по продукту (вывод). Changellenge — главный конкурент за бюджет банков и возможный канал: работает с 2007 года и сообщает о сотрудничестве с 85% компаний из топ-100 работодателей России [S29]. Собственные школы банков — вариант «сделать самим»: на «Мини-CEO» Т-Банка было 6 000 заявок на 8 мест [S15].</w:t>
       </w:r>
     </w:p>
     <w:p>
@@ -14518,31 +14240,7 @@
           <w:sz w:val="19"/>
           <w:szCs w:val="19"/>
         </w:rPr>
-        <w:t xml:space="preserve"> Организации × участники в год × цена за участника: 20 банков и финтех-компаний × 300 участников × 30 000 ₽ дают SAM ≈ 180 млн ₽; с техкомпаниями (40 организаций) TAM ≈ 360 млн ₽. Проверка от потока вакансий даёт TAM ≈ 616 млн ₽ и SAM ≈ 75 млн ₽. Итог: TAM порядка 0,4–0,6 млрд ₽ в год, SAM — 0,08–0,18 млрд ₽. Цена 30 000 ₽ — B2C-цена GoPractice со скидкой за объём 50–60%, как в тарифах Reforge [S5, S35]; это самое слабое допущение, его нужно спросить у банков. Ниша узкая, расширять её можно ролями (аналитик, риск-менеджер) и отраслями.</w:t>
-      </w:r>
-    </w:p>
-    <w:p>
-      <w:pPr>
-        <w:spacing w:after="70" w:line="245"/>
-        <w:jc w:val="both"/>
-      </w:pPr>
-      <w:r>
-        <w:rPr>
-          <w:rFonts w:ascii="Arial" w:cs="Arial" w:eastAsia="Arial" w:hAnsi="Arial"/>
-          <w:b/>
-          <w:bCs/>
-          <w:sz w:val="19"/>
-          <w:szCs w:val="19"/>
-        </w:rPr>
-        <w:t xml:space="preserve">Ценовые гипотезы для интервью с банками</w:t>
-      </w:r>
-      <w:r>
-        <w:rPr>
-          <w:rFonts w:ascii="Arial" w:cs="Arial" w:eastAsia="Arial" w:hAnsi="Arial"/>
-          <w:sz w:val="19"/>
-          <w:szCs w:val="19"/>
-        </w:rPr>
-        <w:t xml:space="preserve"> (допущения команды): пилот бесплатно в обмен на участие эксперта; затем фиксированная часть за адаптацию сценария плюс 15–40 тыс. ₽ за участника полного пути.</w:t>
+        <w:t xml:space="preserve"> Организации × участники в год × цена: 20 банков и финтех-компаний × 300 участников × 30 000 ₽ дают SAM ≈ 180 млн ₽; с техкомпаниями TAM ≈ 360 млн ₽; проверка от потока вакансий даёт TAM ≈ 616 млн ₽ и SAM ≈ 75 млн ₽. Итог: TAM порядка 0,4–0,6 млрд ₽ в год, SAM — 0,08–0,18 млрд ₽. Цена 30 000 ₽ — B2C-цена GoPractice со скидкой за объём 50–60%, как у Reforge [S5, S35]; это самое слабое допущение. Ниша узкая, расширять её можно ролями и отраслями.</w:t>
       </w:r>
     </w:p>
     <w:p>
@@ -14573,7 +14271,7 @@
           <w:sz w:val="19"/>
           <w:szCs w:val="19"/>
         </w:rPr>
-        <w:t xml:space="preserve">ISPMA различает roadmapping — перевод стратегии в серию релизов на горизонте одного–пяти лет — и release planning — состав ближайшего релиза (ISPMA, 2022, Foundation, §3.4–3.5). Поэтому ниже две разные вещи. Дорожная карта разделяет направление, ближайшие обязательства и проверяемые гипотезы и называет, какие сведения меняют каждый уровень (SE-02, сл. 82). Многолетний план с зафиксированными фичами — антипример из кейса Pearson.</w:t>
+        <w:t xml:space="preserve">ISPMA различает roadmapping — серию релизов на горизонте одного–пяти лет — и release planning — состав ближайшего релиза (ISPMA, 2022, Foundation, §3.4–3.5). Карта ниже разделяет обязательства, гипотезы и направление и называет, что меняет каждый уровень (SE-02, сл. 82); план с зафиксированными фичами — антипример из кейса Pearson.</w:t>
       </w:r>
     </w:p>
     <w:tbl>
@@ -14590,10 +14288,9 @@
         <w:tblLayout w:type="fixed"/>
       </w:tblPr>
       <w:tblGrid>
-        <w:gridCol w:w="1610"/>
-        <w:gridCol w:w="4260"/>
-        <w:gridCol w:w="1205"/>
-        <w:gridCol w:w="2791"/>
+        <w:gridCol w:w="1902"/>
+        <w:gridCol w:w="4218"/>
+        <w:gridCol w:w="3746"/>
       </w:tblGrid>
       <w:tr>
         <w:trPr>
@@ -14602,7 +14299,7 @@
         </w:trPr>
         <w:tc>
           <w:tcPr>
-            <w:tcW w:type="dxa" w:w="1610"/>
+            <w:tcW w:type="dxa" w:w="1902"/>
             <w:tcBorders>
               <w:top w:val="single" w:color="808080" w:sz="4"/>
               <w:left w:val="single" w:color="808080" w:sz="4"/>
@@ -14629,13 +14326,13 @@
                 <w:sz w:val="16"/>
                 <w:szCs w:val="16"/>
               </w:rPr>
-              <w:t xml:space="preserve">Горизонт</w:t>
-            </w:r>
-          </w:p>
-        </w:tc>
-        <w:tc>
-          <w:tcPr>
-            <w:tcW w:type="dxa" w:w="4260"/>
+              <w:t xml:space="preserve">Горизонт и уровень</w:t>
+            </w:r>
+          </w:p>
+        </w:tc>
+        <w:tc>
+          <w:tcPr>
+            <w:tcW w:type="dxa" w:w="4218"/>
             <w:tcBorders>
               <w:top w:val="single" w:color="808080" w:sz="4"/>
               <w:left w:val="single" w:color="808080" w:sz="4"/>
@@ -14668,40 +14365,7 @@
         </w:tc>
         <w:tc>
           <w:tcPr>
-            <w:tcW w:type="dxa" w:w="1205"/>
-            <w:tcBorders>
-              <w:top w:val="single" w:color="808080" w:sz="4"/>
-              <w:left w:val="single" w:color="808080" w:sz="4"/>
-              <w:bottom w:val="single" w:color="808080" w:sz="4"/>
-              <w:right w:val="single" w:color="808080" w:sz="4"/>
-            </w:tcBorders>
-            <w:shd w:fill="E7E6E6" w:color="auto" w:val="clear"/>
-            <w:tcMar>
-              <w:top w:type="dxa" w:w="50"/>
-              <w:left w:type="dxa" w:w="80"/>
-              <w:bottom w:type="dxa" w:w="50"/>
-              <w:right w:type="dxa" w:w="80"/>
-            </w:tcMar>
-          </w:tcPr>
-          <w:p>
-            <w:pPr>
-              <w:spacing w:after="0" w:line="240"/>
-            </w:pPr>
-            <w:r>
-              <w:rPr>
-                <w:rFonts w:ascii="Arial" w:cs="Arial" w:eastAsia="Arial" w:hAnsi="Arial"/>
-                <w:b/>
-                <w:bCs/>
-                <w:sz w:val="16"/>
-                <w:szCs w:val="16"/>
-              </w:rPr>
-              <w:t xml:space="preserve">Уровень</w:t>
-            </w:r>
-          </w:p>
-        </w:tc>
-        <w:tc>
-          <w:tcPr>
-            <w:tcW w:type="dxa" w:w="2791"/>
+            <w:tcW w:type="dxa" w:w="3746"/>
             <w:tcBorders>
               <w:top w:val="single" w:color="808080" w:sz="4"/>
               <w:left w:val="single" w:color="808080" w:sz="4"/>
@@ -14740,121 +14404,91 @@
         </w:trPr>
         <w:tc>
           <w:tcPr>
-            <w:tcW w:type="dxa" w:w="1610"/>
-            <w:tcBorders>
-              <w:top w:val="single" w:color="808080" w:sz="4"/>
-              <w:left w:val="single" w:color="808080" w:sz="4"/>
-              <w:bottom w:val="single" w:color="808080" w:sz="4"/>
-              <w:right w:val="single" w:color="808080" w:sz="4"/>
-            </w:tcBorders>
-            <w:tcMar>
-              <w:top w:type="dxa" w:w="50"/>
-              <w:left w:type="dxa" w:w="80"/>
-              <w:bottom w:type="dxa" w:w="50"/>
-              <w:right w:type="dxa" w:w="80"/>
-            </w:tcMar>
-          </w:tcPr>
-          <w:p>
-            <w:pPr>
-              <w:spacing w:after="0" w:line="240"/>
-            </w:pPr>
-            <w:r>
-              <w:rPr>
-                <w:rFonts w:ascii="Arial" w:cs="Arial" w:eastAsia="Arial" w:hAnsi="Arial"/>
-                <w:sz w:val="16"/>
-                <w:szCs w:val="16"/>
-              </w:rPr>
-              <w:t xml:space="preserve">Сейчас: до ворот 0</w:t>
-            </w:r>
-          </w:p>
-        </w:tc>
-        <w:tc>
-          <w:tcPr>
-            <w:tcW w:type="dxa" w:w="4260"/>
-            <w:tcBorders>
-              <w:top w:val="single" w:color="808080" w:sz="4"/>
-              <w:left w:val="single" w:color="808080" w:sz="4"/>
-              <w:bottom w:val="single" w:color="808080" w:sz="4"/>
-              <w:right w:val="single" w:color="808080" w:sz="4"/>
-            </w:tcBorders>
-            <w:tcMar>
-              <w:top w:type="dxa" w:w="50"/>
-              <w:left w:type="dxa" w:w="80"/>
-              <w:bottom w:type="dxa" w:w="50"/>
-              <w:right w:type="dxa" w:w="80"/>
-            </w:tcMar>
-          </w:tcPr>
-          <w:p>
-            <w:pPr>
-              <w:spacing w:after="0" w:line="240"/>
-            </w:pPr>
-            <w:r>
-              <w:rPr>
-                <w:rFonts w:ascii="Arial" w:cs="Arial" w:eastAsia="Arial" w:hAnsi="Arial"/>
-                <w:sz w:val="16"/>
-                <w:szCs w:val="16"/>
-              </w:rPr>
-              <w:t xml:space="preserve">Интервью 5 + 2 и анкета стажёров; релиз R1 для пилота; поиск банка-партнёра</w:t>
-            </w:r>
-          </w:p>
-        </w:tc>
-        <w:tc>
-          <w:tcPr>
-            <w:tcW w:type="dxa" w:w="1205"/>
-            <w:tcBorders>
-              <w:top w:val="single" w:color="808080" w:sz="4"/>
-              <w:left w:val="single" w:color="808080" w:sz="4"/>
-              <w:bottom w:val="single" w:color="808080" w:sz="4"/>
-              <w:right w:val="single" w:color="808080" w:sz="4"/>
-            </w:tcBorders>
-            <w:tcMar>
-              <w:top w:type="dxa" w:w="50"/>
-              <w:left w:type="dxa" w:w="80"/>
-              <w:bottom w:type="dxa" w:w="50"/>
-              <w:right w:type="dxa" w:w="80"/>
-            </w:tcMar>
-          </w:tcPr>
-          <w:p>
-            <w:pPr>
-              <w:spacing w:after="0" w:line="240"/>
-            </w:pPr>
-            <w:r>
-              <w:rPr>
-                <w:rFonts w:ascii="Arial" w:cs="Arial" w:eastAsia="Arial" w:hAnsi="Arial"/>
-                <w:sz w:val="16"/>
-                <w:szCs w:val="16"/>
-              </w:rPr>
-              <w:t xml:space="preserve">Обязательства</w:t>
-            </w:r>
-          </w:p>
-        </w:tc>
-        <w:tc>
-          <w:tcPr>
-            <w:tcW w:type="dxa" w:w="2791"/>
-            <w:tcBorders>
-              <w:top w:val="single" w:color="808080" w:sz="4"/>
-              <w:left w:val="single" w:color="808080" w:sz="4"/>
-              <w:bottom w:val="single" w:color="808080" w:sz="4"/>
-              <w:right w:val="single" w:color="808080" w:sz="4"/>
-            </w:tcBorders>
-            <w:tcMar>
-              <w:top w:type="dxa" w:w="50"/>
-              <w:left w:type="dxa" w:w="80"/>
-              <w:bottom w:type="dxa" w:w="50"/>
-              <w:right w:type="dxa" w:w="80"/>
-            </w:tcMar>
-          </w:tcPr>
-          <w:p>
-            <w:pPr>
-              <w:spacing w:after="0" w:line="240"/>
-            </w:pPr>
-            <w:r>
-              <w:rPr>
-                <w:rFonts w:ascii="Arial" w:cs="Arial" w:eastAsia="Arial" w:hAnsi="Arial"/>
-                <w:sz w:val="16"/>
-                <w:szCs w:val="16"/>
-              </w:rPr>
-              <w:t xml:space="preserve">Если Г-А2 отвергнута, R1 строим под концепцию А; если банк не найден, пилотируем в вузовском курсе</w:t>
+            <w:tcW w:type="dxa" w:w="1902"/>
+            <w:tcBorders>
+              <w:top w:val="single" w:color="808080" w:sz="4"/>
+              <w:left w:val="single" w:color="808080" w:sz="4"/>
+              <w:bottom w:val="single" w:color="808080" w:sz="4"/>
+              <w:right w:val="single" w:color="808080" w:sz="4"/>
+            </w:tcBorders>
+            <w:tcMar>
+              <w:top w:type="dxa" w:w="50"/>
+              <w:left w:type="dxa" w:w="80"/>
+              <w:bottom w:type="dxa" w:w="50"/>
+              <w:right w:type="dxa" w:w="80"/>
+            </w:tcMar>
+          </w:tcPr>
+          <w:p>
+            <w:pPr>
+              <w:spacing w:after="0" w:line="240"/>
+            </w:pPr>
+            <w:r>
+              <w:rPr>
+                <w:rFonts w:ascii="Arial" w:cs="Arial" w:eastAsia="Arial" w:hAnsi="Arial"/>
+                <w:sz w:val="16"/>
+                <w:szCs w:val="16"/>
+              </w:rPr>
+              <w:t xml:space="preserve">Сейчас: до ворот 0 (обязательства)</w:t>
+            </w:r>
+          </w:p>
+        </w:tc>
+        <w:tc>
+          <w:tcPr>
+            <w:tcW w:type="dxa" w:w="4218"/>
+            <w:tcBorders>
+              <w:top w:val="single" w:color="808080" w:sz="4"/>
+              <w:left w:val="single" w:color="808080" w:sz="4"/>
+              <w:bottom w:val="single" w:color="808080" w:sz="4"/>
+              <w:right w:val="single" w:color="808080" w:sz="4"/>
+            </w:tcBorders>
+            <w:tcMar>
+              <w:top w:type="dxa" w:w="50"/>
+              <w:left w:type="dxa" w:w="80"/>
+              <w:bottom w:type="dxa" w:w="50"/>
+              <w:right w:type="dxa" w:w="80"/>
+            </w:tcMar>
+          </w:tcPr>
+          <w:p>
+            <w:pPr>
+              <w:spacing w:after="0" w:line="240"/>
+            </w:pPr>
+            <w:r>
+              <w:rPr>
+                <w:rFonts w:ascii="Arial" w:cs="Arial" w:eastAsia="Arial" w:hAnsi="Arial"/>
+                <w:sz w:val="16"/>
+                <w:szCs w:val="16"/>
+              </w:rPr>
+              <w:t xml:space="preserve">Пять прохождений вслух и разговор с банком до 28.10; слепая проверка ключа двумя практиками; часы модуля 1; затем интервью 5 + 2 и анкета; релиз R1; банк-партнёр</w:t>
+            </w:r>
+          </w:p>
+        </w:tc>
+        <w:tc>
+          <w:tcPr>
+            <w:tcW w:type="dxa" w:w="3746"/>
+            <w:tcBorders>
+              <w:top w:val="single" w:color="808080" w:sz="4"/>
+              <w:left w:val="single" w:color="808080" w:sz="4"/>
+              <w:bottom w:val="single" w:color="808080" w:sz="4"/>
+              <w:right w:val="single" w:color="808080" w:sz="4"/>
+            </w:tcBorders>
+            <w:tcMar>
+              <w:top w:type="dxa" w:w="50"/>
+              <w:left w:type="dxa" w:w="80"/>
+              <w:bottom w:type="dxa" w:w="50"/>
+              <w:right w:type="dxa" w:w="80"/>
+            </w:tcMar>
+          </w:tcPr>
+          <w:p>
+            <w:pPr>
+              <w:spacing w:after="0" w:line="240"/>
+            </w:pPr>
+            <w:r>
+              <w:rPr>
+                <w:rFonts w:ascii="Arial" w:cs="Arial" w:eastAsia="Arial" w:hAnsi="Arial"/>
+                <w:sz w:val="16"/>
+                <w:szCs w:val="16"/>
+              </w:rPr>
+              <w:t xml:space="preserve">Если Г-А2 отвергнута, R1 строим под концепцию А; если практики опровергнут два правила ключа и больше, пересобираем модель эффектов; если банк не найден, пилотируем в вузовском курсе</w:t>
             </w:r>
           </w:p>
         </w:tc>
@@ -14866,121 +14500,91 @@
         </w:trPr>
         <w:tc>
           <w:tcPr>
-            <w:tcW w:type="dxa" w:w="1610"/>
-            <w:tcBorders>
-              <w:top w:val="single" w:color="808080" w:sz="4"/>
-              <w:left w:val="single" w:color="808080" w:sz="4"/>
-              <w:bottom w:val="single" w:color="808080" w:sz="4"/>
-              <w:right w:val="single" w:color="808080" w:sz="4"/>
-            </w:tcBorders>
-            <w:tcMar>
-              <w:top w:type="dxa" w:w="50"/>
-              <w:left w:type="dxa" w:w="80"/>
-              <w:bottom w:type="dxa" w:w="50"/>
-              <w:right w:type="dxa" w:w="80"/>
-            </w:tcMar>
-          </w:tcPr>
-          <w:p>
-            <w:pPr>
-              <w:spacing w:after="0" w:line="240"/>
-            </w:pPr>
-            <w:r>
-              <w:rPr>
-                <w:rFonts w:ascii="Arial" w:cs="Arial" w:eastAsia="Arial" w:hAnsi="Arial"/>
-                <w:sz w:val="16"/>
-                <w:szCs w:val="16"/>
-              </w:rPr>
-              <w:t xml:space="preserve">Далее: пилот, ворота 1–2</w:t>
-            </w:r>
-          </w:p>
-        </w:tc>
-        <w:tc>
-          <w:tcPr>
-            <w:tcW w:type="dxa" w:w="4260"/>
-            <w:tcBorders>
-              <w:top w:val="single" w:color="808080" w:sz="4"/>
-              <w:left w:val="single" w:color="808080" w:sz="4"/>
-              <w:bottom w:val="single" w:color="808080" w:sz="4"/>
-              <w:right w:val="single" w:color="808080" w:sz="4"/>
-            </w:tcBorders>
-            <w:tcMar>
-              <w:top w:type="dxa" w:w="50"/>
-              <w:left w:type="dxa" w:w="80"/>
-              <w:bottom w:type="dxa" w:w="50"/>
-              <w:right w:type="dxa" w:w="80"/>
-            </w:tcMar>
-          </w:tcPr>
-          <w:p>
-            <w:pPr>
-              <w:spacing w:after="0" w:line="240"/>
-            </w:pPr>
-            <w:r>
-              <w:rPr>
-                <w:rFonts w:ascii="Arial" w:cs="Arial" w:eastAsia="Arial" w:hAnsi="Arial"/>
-                <w:sz w:val="16"/>
-                <w:szCs w:val="16"/>
-              </w:rPr>
-              <w:t xml:space="preserve">Пилот одного модуля с контрольной группой; ИИ-разбор К1, К5, К6 по рубрике с проверкой экспертом выборки; второй модуль «Удержание», найти причину по когортам</w:t>
-            </w:r>
-          </w:p>
-        </w:tc>
-        <w:tc>
-          <w:tcPr>
-            <w:tcW w:type="dxa" w:w="1205"/>
-            <w:tcBorders>
-              <w:top w:val="single" w:color="808080" w:sz="4"/>
-              <w:left w:val="single" w:color="808080" w:sz="4"/>
-              <w:bottom w:val="single" w:color="808080" w:sz="4"/>
-              <w:right w:val="single" w:color="808080" w:sz="4"/>
-            </w:tcBorders>
-            <w:tcMar>
-              <w:top w:type="dxa" w:w="50"/>
-              <w:left w:type="dxa" w:w="80"/>
-              <w:bottom w:type="dxa" w:w="50"/>
-              <w:right w:type="dxa" w:w="80"/>
-            </w:tcMar>
-          </w:tcPr>
-          <w:p>
-            <w:pPr>
-              <w:spacing w:after="0" w:line="240"/>
-            </w:pPr>
-            <w:r>
-              <w:rPr>
-                <w:rFonts w:ascii="Arial" w:cs="Arial" w:eastAsia="Arial" w:hAnsi="Arial"/>
-                <w:sz w:val="16"/>
-                <w:szCs w:val="16"/>
-              </w:rPr>
-              <w:t xml:space="preserve">Гипотезы</w:t>
-            </w:r>
-          </w:p>
-        </w:tc>
-        <w:tc>
-          <w:tcPr>
-            <w:tcW w:type="dxa" w:w="2791"/>
-            <w:tcBorders>
-              <w:top w:val="single" w:color="808080" w:sz="4"/>
-              <w:left w:val="single" w:color="808080" w:sz="4"/>
-              <w:bottom w:val="single" w:color="808080" w:sz="4"/>
-              <w:right w:val="single" w:color="808080" w:sz="4"/>
-            </w:tcBorders>
-            <w:tcMar>
-              <w:top w:type="dxa" w:w="50"/>
-              <w:left w:type="dxa" w:w="80"/>
-              <w:bottom w:type="dxa" w:w="50"/>
-              <w:right w:type="dxa" w:w="80"/>
-            </w:tcMar>
-          </w:tcPr>
-          <w:p>
-            <w:pPr>
-              <w:spacing w:after="0" w:line="240"/>
-            </w:pPr>
-            <w:r>
-              <w:rPr>
-                <w:rFonts w:ascii="Arial" w:cs="Arial" w:eastAsia="Arial" w:hAnsi="Arial"/>
-                <w:sz w:val="16"/>
-                <w:szCs w:val="16"/>
-              </w:rPr>
-              <w:t xml:space="preserve">Итоги пилота по критериям ворот 2; замер стоимости авторинга; доля статусов, исправленных экспертом</w:t>
+            <w:tcW w:type="dxa" w:w="1902"/>
+            <w:tcBorders>
+              <w:top w:val="single" w:color="808080" w:sz="4"/>
+              <w:left w:val="single" w:color="808080" w:sz="4"/>
+              <w:bottom w:val="single" w:color="808080" w:sz="4"/>
+              <w:right w:val="single" w:color="808080" w:sz="4"/>
+            </w:tcBorders>
+            <w:tcMar>
+              <w:top w:type="dxa" w:w="50"/>
+              <w:left w:type="dxa" w:w="80"/>
+              <w:bottom w:type="dxa" w:w="50"/>
+              <w:right w:type="dxa" w:w="80"/>
+            </w:tcMar>
+          </w:tcPr>
+          <w:p>
+            <w:pPr>
+              <w:spacing w:after="0" w:line="240"/>
+            </w:pPr>
+            <w:r>
+              <w:rPr>
+                <w:rFonts w:ascii="Arial" w:cs="Arial" w:eastAsia="Arial" w:hAnsi="Arial"/>
+                <w:sz w:val="16"/>
+                <w:szCs w:val="16"/>
+              </w:rPr>
+              <w:t xml:space="preserve">Далее: пилот, ворота 1–2 (гипотезы)</w:t>
+            </w:r>
+          </w:p>
+        </w:tc>
+        <w:tc>
+          <w:tcPr>
+            <w:tcW w:type="dxa" w:w="4218"/>
+            <w:tcBorders>
+              <w:top w:val="single" w:color="808080" w:sz="4"/>
+              <w:left w:val="single" w:color="808080" w:sz="4"/>
+              <w:bottom w:val="single" w:color="808080" w:sz="4"/>
+              <w:right w:val="single" w:color="808080" w:sz="4"/>
+            </w:tcBorders>
+            <w:tcMar>
+              <w:top w:type="dxa" w:w="50"/>
+              <w:left w:type="dxa" w:w="80"/>
+              <w:bottom w:type="dxa" w:w="50"/>
+              <w:right w:type="dxa" w:w="80"/>
+            </w:tcMar>
+          </w:tcPr>
+          <w:p>
+            <w:pPr>
+              <w:spacing w:after="0" w:line="240"/>
+            </w:pPr>
+            <w:r>
+              <w:rPr>
+                <w:rFonts w:ascii="Arial" w:cs="Arial" w:eastAsia="Arial" w:hAnsi="Arial"/>
+                <w:sz w:val="16"/>
+                <w:szCs w:val="16"/>
+              </w:rPr>
+              <w:t xml:space="preserve">Пилот модуля в одной карьерной программе; сравнение с концепцией А на учебных потоках вузов; ИИ-разбор К1, К5, К6 по рубрике с проверкой экспертом выборки; второй модуль «Удержание» (причина по когортам)</w:t>
+            </w:r>
+          </w:p>
+        </w:tc>
+        <w:tc>
+          <w:tcPr>
+            <w:tcW w:type="dxa" w:w="3746"/>
+            <w:tcBorders>
+              <w:top w:val="single" w:color="808080" w:sz="4"/>
+              <w:left w:val="single" w:color="808080" w:sz="4"/>
+              <w:bottom w:val="single" w:color="808080" w:sz="4"/>
+              <w:right w:val="single" w:color="808080" w:sz="4"/>
+            </w:tcBorders>
+            <w:tcMar>
+              <w:top w:type="dxa" w:w="50"/>
+              <w:left w:type="dxa" w:w="80"/>
+              <w:bottom w:type="dxa" w:w="50"/>
+              <w:right w:type="dxa" w:w="80"/>
+            </w:tcMar>
+          </w:tcPr>
+          <w:p>
+            <w:pPr>
+              <w:spacing w:after="0" w:line="240"/>
+            </w:pPr>
+            <w:r>
+              <w:rPr>
+                <w:rFonts w:ascii="Arial" w:cs="Arial" w:eastAsia="Arial" w:hAnsi="Arial"/>
+                <w:sz w:val="16"/>
+                <w:szCs w:val="16"/>
+              </w:rPr>
+              <w:t xml:space="preserve">Итоги пилота по критериям ворот 2; бюджет покупателя; стоимость авторинга; доля статусов, исправленных экспертом</w:t>
             </w:r>
           </w:p>
         </w:tc>
@@ -14992,37 +14596,37 @@
         </w:trPr>
         <w:tc>
           <w:tcPr>
-            <w:tcW w:type="dxa" w:w="1610"/>
-            <w:tcBorders>
-              <w:top w:val="single" w:color="808080" w:sz="4"/>
-              <w:left w:val="single" w:color="808080" w:sz="4"/>
-              <w:bottom w:val="single" w:color="808080" w:sz="4"/>
-              <w:right w:val="single" w:color="808080" w:sz="4"/>
-            </w:tcBorders>
-            <w:tcMar>
-              <w:top w:type="dxa" w:w="50"/>
-              <w:left w:type="dxa" w:w="80"/>
-              <w:bottom w:type="dxa" w:w="50"/>
-              <w:right w:type="dxa" w:w="80"/>
-            </w:tcMar>
-          </w:tcPr>
-          <w:p>
-            <w:pPr>
-              <w:spacing w:after="0" w:line="240"/>
-            </w:pPr>
-            <w:r>
-              <w:rPr>
-                <w:rFonts w:ascii="Arial" w:cs="Arial" w:eastAsia="Arial" w:hAnsi="Arial"/>
-                <w:sz w:val="16"/>
-                <w:szCs w:val="16"/>
-              </w:rPr>
-              <w:t xml:space="preserve">Потом: после решения о расширении</w:t>
-            </w:r>
-          </w:p>
-        </w:tc>
-        <w:tc>
-          <w:tcPr>
-            <w:tcW w:type="dxa" w:w="4260"/>
+            <w:tcW w:type="dxa" w:w="1902"/>
+            <w:tcBorders>
+              <w:top w:val="single" w:color="808080" w:sz="4"/>
+              <w:left w:val="single" w:color="808080" w:sz="4"/>
+              <w:bottom w:val="single" w:color="808080" w:sz="4"/>
+              <w:right w:val="single" w:color="808080" w:sz="4"/>
+            </w:tcBorders>
+            <w:tcMar>
+              <w:top w:type="dxa" w:w="50"/>
+              <w:left w:type="dxa" w:w="80"/>
+              <w:bottom w:type="dxa" w:w="50"/>
+              <w:right w:type="dxa" w:w="80"/>
+            </w:tcMar>
+          </w:tcPr>
+          <w:p>
+            <w:pPr>
+              <w:spacing w:after="0" w:line="240"/>
+            </w:pPr>
+            <w:r>
+              <w:rPr>
+                <w:rFonts w:ascii="Arial" w:cs="Arial" w:eastAsia="Arial" w:hAnsi="Arial"/>
+                <w:sz w:val="16"/>
+                <w:szCs w:val="16"/>
+              </w:rPr>
+              <w:t xml:space="preserve">Потом: после решения о расширении (направление)</w:t>
+            </w:r>
+          </w:p>
+        </w:tc>
+        <w:tc>
+          <w:tcPr>
+            <w:tcW w:type="dxa" w:w="4218"/>
             <w:tcBorders>
               <w:top w:val="single" w:color="808080" w:sz="4"/>
               <w:left w:val="single" w:color="808080" w:sz="4"/>
@@ -15052,37 +14656,7 @@
         </w:tc>
         <w:tc>
           <w:tcPr>
-            <w:tcW w:type="dxa" w:w="1205"/>
-            <w:tcBorders>
-              <w:top w:val="single" w:color="808080" w:sz="4"/>
-              <w:left w:val="single" w:color="808080" w:sz="4"/>
-              <w:bottom w:val="single" w:color="808080" w:sz="4"/>
-              <w:right w:val="single" w:color="808080" w:sz="4"/>
-            </w:tcBorders>
-            <w:tcMar>
-              <w:top w:type="dxa" w:w="50"/>
-              <w:left w:type="dxa" w:w="80"/>
-              <w:bottom w:type="dxa" w:w="50"/>
-              <w:right w:type="dxa" w:w="80"/>
-            </w:tcMar>
-          </w:tcPr>
-          <w:p>
-            <w:pPr>
-              <w:spacing w:after="0" w:line="240"/>
-            </w:pPr>
-            <w:r>
-              <w:rPr>
-                <w:rFonts w:ascii="Arial" w:cs="Arial" w:eastAsia="Arial" w:hAnsi="Arial"/>
-                <w:sz w:val="16"/>
-                <w:szCs w:val="16"/>
-              </w:rPr>
-              <w:t xml:space="preserve">Направление</w:t>
-            </w:r>
-          </w:p>
-        </w:tc>
-        <w:tc>
-          <w:tcPr>
-            <w:tcW w:type="dxa" w:w="2791"/>
+            <w:tcW w:type="dxa" w:w="3746"/>
             <w:tcBorders>
               <w:top w:val="single" w:color="808080" w:sz="4"/>
               <w:left w:val="single" w:color="808080" w:sz="4"/>
@@ -15138,7 +14712,7 @@
           <w:sz w:val="19"/>
           <w:szCs w:val="19"/>
         </w:rPr>
-        <w:t xml:space="preserve"> Сервер с входом и правилом доступа; согласие с перечнем передаваемых данных, сроком хранения и правом отозвать; вариация чисел между потоками; шаг сравнения эпизода и задачи на перенос («чем опрос в автоплатеже надёжнее опроса в „Целях“?»), потому что сравнение двух кейсов улучшает перенос (Gentner et al., 2003); сообщение при недоступном хранилище; сбор метрик пилота. ИИ-разбор и второй модуль в R1 не входят, ёмкость на R1 ещё не оценена. Расширение не обещаем только потому, что функция попала в нижнюю строку карты историй.</w:t>
+        <w:t xml:space="preserve"> Сервер с входом и правилом доступа; псевдонимы кандидатов и хостинг в РФ или в контуре банка; согласие с перечнем передаваемых данных, сроком хранения и правом отозвать; ротация закрытой задачи и вариация чисел между потоками; шаг сравнения эпизода и задачи на перенос («чем опрос в автоплатеже надёжнее опроса в „Целях“?»), потому что сравнение двух кейсов улучшает перенос (Gentner et al., 2003); сообщение при недоступном хранилище. ИИ-разбор и второй модуль в R1 не входят, ёмкость на R1 ещё не оценена. Расширение не обещаем только потому, что функция попала в нижнюю строку карты историй.</w:t>
       </w:r>
     </w:p>
     <w:p>
@@ -15218,7 +14792,7 @@
           <w:sz w:val="19"/>
           <w:szCs w:val="19"/>
         </w:rPr>
-        <w:t xml:space="preserve"> (подсчёт наш, границы спорны). С разбором тренируем 5 элементов из 40: Customer Insight, Release Planning, Performance and Risk Management, Product Analysis и часть Positioning and Product Definition; частично — Product Requirements Engineering. Ещё 8 элементов (комплаенс, финансы, ресурсы, рынок, экосистема, короткий горизонт Roadmapping, операционный маркетинг, поддержка) присутствуют только как ограничения. Не покрыты 26, в том числе Pricing, Product Life Cycle Management, все элементы Development и Sales and Fulfillment; нет и дизайна эксперимента, хотя ISPMA описывает шаги A/B-теста (силлабус Product Planning, EU4).</w:t>
+        <w:t xml:space="preserve"> (подсчёт наш, границы спорны). С разбором тренируем 5 элементов из 40: Customer Insight, Release Planning, Performance and Risk Management, Product Analysis и часть Positioning and Product Definition; частично — Product Requirements Engineering. Ещё 8 элементов присутствуют только как ограничения (комплаенс, финансы, ресурсы, маркетинг и др.). Не покрыты 26, в том числе Pricing, Product Life Cycle Management, Development и Sales and Fulfillment, а также дизайн эксперимента (силлабус Product Planning, EU4).</w:t>
       </w:r>
     </w:p>
     <w:p>
@@ -15242,7 +14816,435 @@
           <w:sz w:val="19"/>
           <w:szCs w:val="19"/>
         </w:rPr>
-        <w:t xml:space="preserve"> Экзамены ISPMA — тесты с множественным выбором; уровень «применять» появляется только в модулях Excellence, и ISPMA советует отводить около половины учебного времени упражнениям на реалистичных сценариях (силлабус Product Planning, с. 3). «Полигон» может быть такой средой упражнений. Это наш аргумент, а не позиция ISPMA.</w:t>
+        <w:t xml:space="preserve"> Экзамены ISPMA — тесты с множественным выбором, а на упражнения на реалистичных сценариях ISPMA советует отводить около половины учебного времени (силлабус Product Planning, с. 3). «Полигон» может быть такой средой упражнений; это наш аргумент, а не позиция ISPMA.</w:t>
+      </w:r>
+    </w:p>
+    <w:p>
+      <w:pPr>
+        <w:pStyle w:val="Heading1"/>
+        <w:keepNext/>
+        <w:spacing w:before="260" w:after="100"/>
+      </w:pPr>
+      <w:r>
+        <w:rPr>
+          <w:rFonts w:ascii="Arial" w:cs="Arial" w:eastAsia="Arial" w:hAnsi="Arial"/>
+          <w:b/>
+          <w:bCs/>
+          <w:sz w:val="26"/>
+          <w:szCs w:val="26"/>
+        </w:rPr>
+        <w:t xml:space="preserve">Что изменила проверка</w:t>
+      </w:r>
+    </w:p>
+    <w:p>
+      <w:pPr>
+        <w:spacing w:after="70" w:line="245"/>
+        <w:jc w:val="both"/>
+      </w:pPr>
+      <w:r>
+        <w:rPr>
+          <w:rFonts w:ascii="Arial" w:cs="Arial" w:eastAsia="Arial" w:hAnsi="Arial"/>
+          <w:sz w:val="19"/>
+          <w:szCs w:val="19"/>
+        </w:rPr>
+        <w:t xml:space="preserve">23.10.2026 мы провели внутреннюю проверку MVP в формате «совета директоров»: восемь ролей (инвестор, CPO, аналитик, CFO, кандидат, адвокат дьявола, покупатель из банка, преподаватель-оценщик) разыгрывали ИИ-агенты по нашему брифу. Аналитик прогнал движок по всем 121 допустимому пути. Это проверка продукта, а не наблюдения целевой аудитории, поэтому ни один её вывод не стал Н.</w:t>
+      </w:r>
+    </w:p>
+    <w:tbl>
+      <w:tblPr>
+        <w:tblW w:type="dxa" w:w="9866"/>
+        <w:tblBorders>
+          <w:top w:val="single" w:color="auto" w:sz="4"/>
+          <w:left w:val="single" w:color="auto" w:sz="4"/>
+          <w:bottom w:val="single" w:color="auto" w:sz="4"/>
+          <w:right w:val="single" w:color="auto" w:sz="4"/>
+          <w:insideH w:val="single" w:color="auto" w:sz="4"/>
+          <w:insideV w:val="single" w:color="auto" w:sz="4"/>
+        </w:tblBorders>
+        <w:tblLayout w:type="fixed"/>
+      </w:tblPr>
+      <w:tblGrid>
+        <w:gridCol w:w="4427"/>
+        <w:gridCol w:w="5439"/>
+      </w:tblGrid>
+      <w:tr>
+        <w:trPr>
+          <w:cantSplit/>
+          <w:tblHeader/>
+        </w:trPr>
+        <w:tc>
+          <w:tcPr>
+            <w:tcW w:type="dxa" w:w="4427"/>
+            <w:tcBorders>
+              <w:top w:val="single" w:color="808080" w:sz="4"/>
+              <w:left w:val="single" w:color="808080" w:sz="4"/>
+              <w:bottom w:val="single" w:color="808080" w:sz="4"/>
+              <w:right w:val="single" w:color="808080" w:sz="4"/>
+            </w:tcBorders>
+            <w:shd w:fill="E7E6E6" w:color="auto" w:val="clear"/>
+            <w:tcMar>
+              <w:top w:type="dxa" w:w="50"/>
+              <w:left w:type="dxa" w:w="80"/>
+              <w:bottom w:type="dxa" w:w="50"/>
+              <w:right w:type="dxa" w:w="80"/>
+            </w:tcMar>
+          </w:tcPr>
+          <w:p>
+            <w:pPr>
+              <w:spacing w:after="0" w:line="240"/>
+            </w:pPr>
+            <w:r>
+              <w:rPr>
+                <w:rFonts w:ascii="Arial" w:cs="Arial" w:eastAsia="Arial" w:hAnsi="Arial"/>
+                <w:b/>
+                <w:bCs/>
+                <w:sz w:val="16"/>
+                <w:szCs w:val="16"/>
+              </w:rPr>
+              <w:t xml:space="preserve">Что было</w:t>
+            </w:r>
+          </w:p>
+        </w:tc>
+        <w:tc>
+          <w:tcPr>
+            <w:tcW w:type="dxa" w:w="5439"/>
+            <w:tcBorders>
+              <w:top w:val="single" w:color="808080" w:sz="4"/>
+              <w:left w:val="single" w:color="808080" w:sz="4"/>
+              <w:bottom w:val="single" w:color="808080" w:sz="4"/>
+              <w:right w:val="single" w:color="808080" w:sz="4"/>
+            </w:tcBorders>
+            <w:shd w:fill="E7E6E6" w:color="auto" w:val="clear"/>
+            <w:tcMar>
+              <w:top w:type="dxa" w:w="50"/>
+              <w:left w:type="dxa" w:w="80"/>
+              <w:bottom w:type="dxa" w:w="50"/>
+              <w:right w:type="dxa" w:w="80"/>
+            </w:tcMar>
+          </w:tcPr>
+          <w:p>
+            <w:pPr>
+              <w:spacing w:after="0" w:line="240"/>
+            </w:pPr>
+            <w:r>
+              <w:rPr>
+                <w:rFonts w:ascii="Arial" w:cs="Arial" w:eastAsia="Arial" w:hAnsi="Arial"/>
+                <w:b/>
+                <w:bCs/>
+                <w:sz w:val="16"/>
+                <w:szCs w:val="16"/>
+              </w:rPr>
+              <w:t xml:space="preserve">Что сделано</w:t>
+            </w:r>
+          </w:p>
+        </w:tc>
+      </w:tr>
+      <w:tr>
+        <w:trPr>
+          <w:cantSplit/>
+          <w:tblHeader w:val="false"/>
+        </w:trPr>
+        <w:tc>
+          <w:tcPr>
+            <w:tcW w:type="dxa" w:w="4427"/>
+            <w:tcBorders>
+              <w:top w:val="single" w:color="808080" w:sz="4"/>
+              <w:left w:val="single" w:color="808080" w:sz="4"/>
+              <w:bottom w:val="single" w:color="808080" w:sz="4"/>
+              <w:right w:val="single" w:color="808080" w:sz="4"/>
+            </w:tcBorders>
+            <w:tcMar>
+              <w:top w:type="dxa" w:w="50"/>
+              <w:left w:type="dxa" w:w="80"/>
+              <w:bottom w:type="dxa" w:w="50"/>
+              <w:right w:type="dxa" w:w="80"/>
+            </w:tcMar>
+          </w:tcPr>
+          <w:p>
+            <w:pPr>
+              <w:spacing w:after="0" w:line="240"/>
+            </w:pPr>
+            <w:r>
+              <w:rPr>
+                <w:rFonts w:ascii="Arial" w:cs="Arial" w:eastAsia="Arial" w:hAnsi="Arial"/>
+                <w:sz w:val="16"/>
+                <w:szCs w:val="16"/>
+              </w:rPr>
+              <w:t xml:space="preserve">«Лучшая ветка» Б+В → Е-Б + Д (55,7 / 32,9) не была лучшей; «единственно верного пути нет» верно только для эпизода 1</w:t>
+            </w:r>
+          </w:p>
+        </w:tc>
+        <w:tc>
+          <w:tcPr>
+            <w:tcW w:type="dxa" w:w="5439"/>
+            <w:tcBorders>
+              <w:top w:val="single" w:color="808080" w:sz="4"/>
+              <w:left w:val="single" w:color="808080" w:sz="4"/>
+              <w:bottom w:val="single" w:color="808080" w:sz="4"/>
+              <w:right w:val="single" w:color="808080" w:sz="4"/>
+            </w:tcBorders>
+            <w:tcMar>
+              <w:top w:type="dxa" w:w="50"/>
+              <w:left w:type="dxa" w:w="80"/>
+              <w:bottom w:type="dxa" w:w="50"/>
+              <w:right w:type="dxa" w:w="80"/>
+            </w:tcMar>
+          </w:tcPr>
+          <w:p>
+            <w:pPr>
+              <w:spacing w:after="0" w:line="240"/>
+            </w:pPr>
+            <w:r>
+              <w:rPr>
+                <w:rFonts w:ascii="Arial" w:cs="Arial" w:eastAsia="Arial" w:hAnsi="Arial"/>
+                <w:sz w:val="16"/>
+                <w:szCs w:val="16"/>
+              </w:rPr>
+              <w:t xml:space="preserve">«Сильный путь» — Б+В → Д + Е-В с пушами реже (56,6 / 34,5); в разборе прямо сказано, что в эпизоде 2 доминирует Д</w:t>
+            </w:r>
+          </w:p>
+        </w:tc>
+      </w:tr>
+      <w:tr>
+        <w:trPr>
+          <w:cantSplit/>
+          <w:tblHeader w:val="false"/>
+        </w:trPr>
+        <w:tc>
+          <w:tcPr>
+            <w:tcW w:type="dxa" w:w="4427"/>
+            <w:tcBorders>
+              <w:top w:val="single" w:color="808080" w:sz="4"/>
+              <w:left w:val="single" w:color="808080" w:sz="4"/>
+              <w:bottom w:val="single" w:color="808080" w:sz="4"/>
+              <w:right w:val="single" w:color="808080" w:sz="4"/>
+            </w:tcBorders>
+            <w:tcMar>
+              <w:top w:type="dxa" w:w="50"/>
+              <w:left w:type="dxa" w:w="80"/>
+              <w:bottom w:type="dxa" w:w="50"/>
+              <w:right w:type="dxa" w:w="80"/>
+            </w:tcMar>
+          </w:tcPr>
+          <w:p>
+            <w:pPr>
+              <w:spacing w:after="0" w:line="240"/>
+            </w:pPr>
+            <w:r>
+              <w:rPr>
+                <w:rFonts w:ascii="Arial" w:cs="Arial" w:eastAsia="Arial" w:hAnsi="Arial"/>
+                <w:sz w:val="16"/>
+                <w:szCs w:val="16"/>
+              </w:rPr>
+              <w:t xml:space="preserve">Образцовый ответ читал дашборд неверно: «общий показатель просел»</w:t>
+            </w:r>
+          </w:p>
+        </w:tc>
+        <w:tc>
+          <w:tcPr>
+            <w:tcW w:type="dxa" w:w="5439"/>
+            <w:tcBorders>
+              <w:top w:val="single" w:color="808080" w:sz="4"/>
+              <w:left w:val="single" w:color="808080" w:sz="4"/>
+              <w:bottom w:val="single" w:color="808080" w:sz="4"/>
+              <w:right w:val="single" w:color="808080" w:sz="4"/>
+            </w:tcBorders>
+            <w:tcMar>
+              <w:top w:type="dxa" w:w="50"/>
+              <w:left w:type="dxa" w:w="80"/>
+              <w:bottom w:type="dxa" w:w="50"/>
+              <w:right w:type="dxa" w:w="80"/>
+            </w:tcMar>
+          </w:tcPr>
+          <w:p>
+            <w:pPr>
+              <w:spacing w:after="0" w:line="240"/>
+            </w:pPr>
+            <w:r>
+              <w:rPr>
+                <w:rFonts w:ascii="Arial" w:cs="Arial" w:eastAsia="Arial" w:hAnsi="Arial"/>
+                <w:sz w:val="16"/>
+                <w:szCs w:val="16"/>
+              </w:rPr>
+              <w:t xml:space="preserve">Текст исправлен: общий M2 вырос с 18 до 22,3%, у прежней аудитории — до 28,5%</w:t>
+            </w:r>
+          </w:p>
+        </w:tc>
+      </w:tr>
+      <w:tr>
+        <w:trPr>
+          <w:cantSplit/>
+          <w:tblHeader w:val="false"/>
+        </w:trPr>
+        <w:tc>
+          <w:tcPr>
+            <w:tcW w:type="dxa" w:w="4427"/>
+            <w:tcBorders>
+              <w:top w:val="single" w:color="808080" w:sz="4"/>
+              <w:left w:val="single" w:color="808080" w:sz="4"/>
+              <w:bottom w:val="single" w:color="808080" w:sz="4"/>
+              <w:right w:val="single" w:color="808080" w:sz="4"/>
+            </w:tcBorders>
+            <w:tcMar>
+              <w:top w:type="dxa" w:w="50"/>
+              <w:left w:type="dxa" w:w="80"/>
+              <w:bottom w:type="dxa" w:w="50"/>
+              <w:right w:type="dxa" w:w="80"/>
+            </w:tcMar>
+          </w:tcPr>
+          <w:p>
+            <w:pPr>
+              <w:spacing w:after="0" w:line="240"/>
+            </w:pPr>
+            <w:r>
+              <w:rPr>
+                <w:rFonts w:ascii="Arial" w:cs="Arial" w:eastAsia="Arial" w:hAnsi="Arial"/>
+                <w:sz w:val="16"/>
+                <w:szCs w:val="16"/>
+              </w:rPr>
+              <w:t xml:space="preserve">Пять интервью исследования выдавали точные доли скрытой модели (37 / 27 / 18 / 18)</w:t>
+            </w:r>
+          </w:p>
+        </w:tc>
+        <w:tc>
+          <w:tcPr>
+            <w:tcW w:type="dxa" w:w="5439"/>
+            <w:tcBorders>
+              <w:top w:val="single" w:color="808080" w:sz="4"/>
+              <w:left w:val="single" w:color="808080" w:sz="4"/>
+              <w:bottom w:val="single" w:color="808080" w:sz="4"/>
+              <w:right w:val="single" w:color="808080" w:sz="4"/>
+            </w:tcBorders>
+            <w:tcMar>
+              <w:top w:type="dxa" w:w="50"/>
+              <w:left w:type="dxa" w:w="80"/>
+              <w:bottom w:type="dxa" w:w="50"/>
+              <w:right w:type="dxa" w:w="80"/>
+            </w:tcMar>
+          </w:tcPr>
+          <w:p>
+            <w:pPr>
+              <w:spacing w:after="0" w:line="240"/>
+            </w:pPr>
+            <w:r>
+              <w:rPr>
+                <w:rFonts w:ascii="Arial" w:cs="Arial" w:eastAsia="Arial" w:hAnsi="Arial"/>
+                <w:sz w:val="16"/>
+                <w:szCs w:val="16"/>
+              </w:rPr>
+              <w:t xml:space="preserve">Ориентиры «≈ треть / четверть / пятая / пятая» и оговорка: пять интервью дают шаг 20%, в поддержку пишут те, у кого уже проблема</w:t>
+            </w:r>
+          </w:p>
+        </w:tc>
+      </w:tr>
+      <w:tr>
+        <w:trPr>
+          <w:cantSplit/>
+          <w:tblHeader w:val="false"/>
+        </w:trPr>
+        <w:tc>
+          <w:tcPr>
+            <w:tcW w:type="dxa" w:w="4427"/>
+            <w:tcBorders>
+              <w:top w:val="single" w:color="808080" w:sz="4"/>
+              <w:left w:val="single" w:color="808080" w:sz="4"/>
+              <w:bottom w:val="single" w:color="808080" w:sz="4"/>
+              <w:right w:val="single" w:color="808080" w:sz="4"/>
+            </w:tcBorders>
+            <w:tcMar>
+              <w:top w:type="dxa" w:w="50"/>
+              <w:left w:type="dxa" w:w="80"/>
+              <w:bottom w:type="dxa" w:w="50"/>
+              <w:right w:type="dxa" w:w="80"/>
+            </w:tcMar>
+          </w:tcPr>
+          <w:p>
+            <w:pPr>
+              <w:spacing w:after="0" w:line="240"/>
+            </w:pPr>
+            <w:r>
+              <w:rPr>
+                <w:rFonts w:ascii="Arial" w:cs="Arial" w:eastAsia="Arial" w:hAnsi="Arial"/>
+                <w:sz w:val="16"/>
+                <w:szCs w:val="16"/>
+              </w:rPr>
+              <w:t xml:space="preserve">Разбор хвалил бессмыслицу: «воронка 9% пуш» получала «видно» по всем критериям</w:t>
+            </w:r>
+          </w:p>
+        </w:tc>
+        <w:tc>
+          <w:tcPr>
+            <w:tcW w:type="dxa" w:w="5439"/>
+            <w:tcBorders>
+              <w:top w:val="single" w:color="808080" w:sz="4"/>
+              <w:left w:val="single" w:color="808080" w:sz="4"/>
+              <w:bottom w:val="single" w:color="808080" w:sz="4"/>
+              <w:right w:val="single" w:color="808080" w:sz="4"/>
+            </w:tcBorders>
+            <w:tcMar>
+              <w:top w:type="dxa" w:w="50"/>
+              <w:left w:type="dxa" w:w="80"/>
+              <w:bottom w:type="dxa" w:w="50"/>
+              <w:right w:type="dxa" w:w="80"/>
+            </w:tcMar>
+          </w:tcPr>
+          <w:p>
+            <w:pPr>
+              <w:spacing w:after="0" w:line="240"/>
+            </w:pPr>
+            <w:r>
+              <w:rPr>
+                <w:rFonts w:ascii="Arial" w:cs="Arial" w:eastAsia="Arial" w:hAnsi="Arial"/>
+                <w:sz w:val="16"/>
+                <w:szCs w:val="16"/>
+              </w:rPr>
+              <w:t xml:space="preserve">Ссылки на источники не считаются своими словами, короткое обоснование даёт «частично», данные, названные «неважными», — «не видно»; на каждый случай есть тест, всего тестов 15</w:t>
+            </w:r>
+          </w:p>
+        </w:tc>
+      </w:tr>
+    </w:tbl>
+    <w:p>
+      <w:pPr>
+        <w:spacing w:after="0" w:line="140" w:lineRule="exact"/>
+      </w:pPr>
+    </w:p>
+    <w:p>
+      <w:pPr>
+        <w:spacing w:after="70" w:line="245"/>
+        <w:jc w:val="both"/>
+      </w:pPr>
+      <w:r>
+        <w:rPr>
+          <w:rFonts w:ascii="Arial" w:cs="Arial" w:eastAsia="Arial" w:hAnsi="Arial"/>
+          <w:sz w:val="19"/>
+          <w:szCs w:val="19"/>
+        </w:rPr>
+        <w:t xml:space="preserve">Кроме ошибок, проверка нашла пробел в дизайне: самостоятельная задача мерила К1, К2, К3, К6, а ключевой навык (К4, К5) оставался в тренировке, которую эксперт не видит. Добавлены шаг «месяц спустя» и сводка по потоку. Исправлена и наша ошибка в отчёте: «своя идея» не уходит эксперту, а остаётся в разборе как альтернатива. Мелкие правки: главная не раскрывает разгадку, реплики и уроки разбора берут цифры с экрана, на телефоне нет горизонтальной прокрутки.</w:t>
+      </w:r>
+    </w:p>
+    <w:p>
+      <w:pPr>
+        <w:spacing w:after="70" w:line="245"/>
+        <w:jc w:val="both"/>
+      </w:pPr>
+      <w:r>
+        <w:rPr>
+          <w:rFonts w:ascii="Arial" w:cs="Arial" w:eastAsia="Arial" w:hAnsi="Arial"/>
+          <w:b/>
+          <w:bCs/>
+          <w:sz w:val="19"/>
+          <w:szCs w:val="19"/>
+        </w:rPr>
+        <w:t xml:space="preserve">Что осталось.</w:t>
+      </w:r>
+      <w:r>
+        <w:rPr>
+          <w:rFonts w:ascii="Arial" w:cs="Arial" w:eastAsia="Arial" w:hAnsi="Arial"/>
+          <w:sz w:val="19"/>
+          <w:szCs w:val="19"/>
+        </w:rPr>
+        <w:t xml:space="preserve"> Наблюдений целевой аудитории нет: пять прохождений и разговор с банком запланированы до 28.10. Ключ автора практики не проверяли. Часы авторинга модуля 1 не восстановлены: [вписать факт: N ч]. Позиционирование сменилось со «школы» на этап перед интервью, но бюджет покупателя пока остаётся двумя гипотезами.</w:t>
       </w:r>
     </w:p>
     <w:p>
@@ -16972,10 +16974,10 @@
         <w:tblLayout w:type="fixed"/>
       </w:tblPr>
       <w:tblGrid>
-        <w:gridCol w:w="2515"/>
-        <w:gridCol w:w="3569"/>
-        <w:gridCol w:w="2548"/>
-        <w:gridCol w:w="1234"/>
+        <w:gridCol w:w="2507"/>
+        <w:gridCol w:w="3557"/>
+        <w:gridCol w:w="2571"/>
+        <w:gridCol w:w="1231"/>
       </w:tblGrid>
       <w:tr>
         <w:trPr>
@@ -16984,7 +16986,7 @@
         </w:trPr>
         <w:tc>
           <w:tcPr>
-            <w:tcW w:type="dxa" w:w="2515"/>
+            <w:tcW w:type="dxa" w:w="2507"/>
             <w:tcBorders>
               <w:top w:val="single" w:color="808080" w:sz="4"/>
               <w:left w:val="single" w:color="808080" w:sz="4"/>
@@ -17017,7 +17019,7 @@
         </w:tc>
         <w:tc>
           <w:tcPr>
-            <w:tcW w:type="dxa" w:w="3569"/>
+            <w:tcW w:type="dxa" w:w="3557"/>
             <w:tcBorders>
               <w:top w:val="single" w:color="808080" w:sz="4"/>
               <w:left w:val="single" w:color="808080" w:sz="4"/>
@@ -17050,7 +17052,7 @@
         </w:tc>
         <w:tc>
           <w:tcPr>
-            <w:tcW w:type="dxa" w:w="2548"/>
+            <w:tcW w:type="dxa" w:w="2571"/>
             <w:tcBorders>
               <w:top w:val="single" w:color="808080" w:sz="4"/>
               <w:left w:val="single" w:color="808080" w:sz="4"/>
@@ -17083,7 +17085,7 @@
         </w:tc>
         <w:tc>
           <w:tcPr>
-            <w:tcW w:type="dxa" w:w="1234"/>
+            <w:tcW w:type="dxa" w:w="1231"/>
             <w:tcBorders>
               <w:top w:val="single" w:color="808080" w:sz="4"/>
               <w:left w:val="single" w:color="808080" w:sz="4"/>
@@ -17122,7 +17124,7 @@
         </w:trPr>
         <w:tc>
           <w:tcPr>
-            <w:tcW w:type="dxa" w:w="2515"/>
+            <w:tcW w:type="dxa" w:w="2507"/>
             <w:tcBorders>
               <w:top w:val="single" w:color="808080" w:sz="4"/>
               <w:left w:val="single" w:color="808080" w:sz="4"/>
@@ -17152,7 +17154,7 @@
         </w:tc>
         <w:tc>
           <w:tcPr>
-            <w:tcW w:type="dxa" w:w="3569"/>
+            <w:tcW w:type="dxa" w:w="3557"/>
             <w:tcBorders>
               <w:top w:val="single" w:color="808080" w:sz="4"/>
               <w:left w:val="single" w:color="808080" w:sz="4"/>
@@ -17182,7 +17184,7 @@
         </w:tc>
         <w:tc>
           <w:tcPr>
-            <w:tcW w:type="dxa" w:w="2548"/>
+            <w:tcW w:type="dxa" w:w="2571"/>
             <w:tcBorders>
               <w:top w:val="single" w:color="808080" w:sz="4"/>
               <w:left w:val="single" w:color="808080" w:sz="4"/>
@@ -17212,7 +17214,7 @@
         </w:tc>
         <w:tc>
           <w:tcPr>
-            <w:tcW w:type="dxa" w:w="1234"/>
+            <w:tcW w:type="dxa" w:w="1231"/>
             <w:tcBorders>
               <w:top w:val="single" w:color="808080" w:sz="4"/>
               <w:left w:val="single" w:color="808080" w:sz="4"/>
@@ -17248,7 +17250,7 @@
         </w:trPr>
         <w:tc>
           <w:tcPr>
-            <w:tcW w:type="dxa" w:w="2515"/>
+            <w:tcW w:type="dxa" w:w="2507"/>
             <w:tcBorders>
               <w:top w:val="single" w:color="808080" w:sz="4"/>
               <w:left w:val="single" w:color="808080" w:sz="4"/>
@@ -17278,7 +17280,7 @@
         </w:tc>
         <w:tc>
           <w:tcPr>
-            <w:tcW w:type="dxa" w:w="3569"/>
+            <w:tcW w:type="dxa" w:w="3557"/>
             <w:tcBorders>
               <w:top w:val="single" w:color="808080" w:sz="4"/>
               <w:left w:val="single" w:color="808080" w:sz="4"/>
@@ -17308,7 +17310,7 @@
         </w:tc>
         <w:tc>
           <w:tcPr>
-            <w:tcW w:type="dxa" w:w="2548"/>
+            <w:tcW w:type="dxa" w:w="2571"/>
             <w:tcBorders>
               <w:top w:val="single" w:color="808080" w:sz="4"/>
               <w:left w:val="single" w:color="808080" w:sz="4"/>
@@ -17338,7 +17340,7 @@
         </w:tc>
         <w:tc>
           <w:tcPr>
-            <w:tcW w:type="dxa" w:w="1234"/>
+            <w:tcW w:type="dxa" w:w="1231"/>
             <w:tcBorders>
               <w:top w:val="single" w:color="808080" w:sz="4"/>
               <w:left w:val="single" w:color="808080" w:sz="4"/>
@@ -17374,7 +17376,7 @@
         </w:trPr>
         <w:tc>
           <w:tcPr>
-            <w:tcW w:type="dxa" w:w="2515"/>
+            <w:tcW w:type="dxa" w:w="2507"/>
             <w:tcBorders>
               <w:top w:val="single" w:color="808080" w:sz="4"/>
               <w:left w:val="single" w:color="808080" w:sz="4"/>
@@ -17404,7 +17406,7 @@
         </w:tc>
         <w:tc>
           <w:tcPr>
-            <w:tcW w:type="dxa" w:w="3569"/>
+            <w:tcW w:type="dxa" w:w="3557"/>
             <w:tcBorders>
               <w:top w:val="single" w:color="808080" w:sz="4"/>
               <w:left w:val="single" w:color="808080" w:sz="4"/>
@@ -17434,7 +17436,7 @@
         </w:tc>
         <w:tc>
           <w:tcPr>
-            <w:tcW w:type="dxa" w:w="2548"/>
+            <w:tcW w:type="dxa" w:w="2571"/>
             <w:tcBorders>
               <w:top w:val="single" w:color="808080" w:sz="4"/>
               <w:left w:val="single" w:color="808080" w:sz="4"/>
@@ -17464,7 +17466,7 @@
         </w:tc>
         <w:tc>
           <w:tcPr>
-            <w:tcW w:type="dxa" w:w="1234"/>
+            <w:tcW w:type="dxa" w:w="1231"/>
             <w:tcBorders>
               <w:top w:val="single" w:color="808080" w:sz="4"/>
               <w:left w:val="single" w:color="808080" w:sz="4"/>
@@ -17500,7 +17502,7 @@
         </w:trPr>
         <w:tc>
           <w:tcPr>
-            <w:tcW w:type="dxa" w:w="2515"/>
+            <w:tcW w:type="dxa" w:w="2507"/>
             <w:tcBorders>
               <w:top w:val="single" w:color="808080" w:sz="4"/>
               <w:left w:val="single" w:color="808080" w:sz="4"/>
@@ -17530,7 +17532,7 @@
         </w:tc>
         <w:tc>
           <w:tcPr>
-            <w:tcW w:type="dxa" w:w="3569"/>
+            <w:tcW w:type="dxa" w:w="3557"/>
             <w:tcBorders>
               <w:top w:val="single" w:color="808080" w:sz="4"/>
               <w:left w:val="single" w:color="808080" w:sz="4"/>
@@ -17560,7 +17562,7 @@
         </w:tc>
         <w:tc>
           <w:tcPr>
-            <w:tcW w:type="dxa" w:w="2548"/>
+            <w:tcW w:type="dxa" w:w="2571"/>
             <w:tcBorders>
               <w:top w:val="single" w:color="808080" w:sz="4"/>
               <w:left w:val="single" w:color="808080" w:sz="4"/>
@@ -17590,7 +17592,7 @@
         </w:tc>
         <w:tc>
           <w:tcPr>
-            <w:tcW w:type="dxa" w:w="1234"/>
+            <w:tcW w:type="dxa" w:w="1231"/>
             <w:tcBorders>
               <w:top w:val="single" w:color="808080" w:sz="4"/>
               <w:left w:val="single" w:color="808080" w:sz="4"/>
@@ -17626,7 +17628,7 @@
         </w:trPr>
         <w:tc>
           <w:tcPr>
-            <w:tcW w:type="dxa" w:w="2515"/>
+            <w:tcW w:type="dxa" w:w="2507"/>
             <w:tcBorders>
               <w:top w:val="single" w:color="808080" w:sz="4"/>
               <w:left w:val="single" w:color="808080" w:sz="4"/>
@@ -17656,7 +17658,7 @@
         </w:tc>
         <w:tc>
           <w:tcPr>
-            <w:tcW w:type="dxa" w:w="3569"/>
+            <w:tcW w:type="dxa" w:w="3557"/>
             <w:tcBorders>
               <w:top w:val="single" w:color="808080" w:sz="4"/>
               <w:left w:val="single" w:color="808080" w:sz="4"/>
@@ -17686,7 +17688,7 @@
         </w:tc>
         <w:tc>
           <w:tcPr>
-            <w:tcW w:type="dxa" w:w="2548"/>
+            <w:tcW w:type="dxa" w:w="2571"/>
             <w:tcBorders>
               <w:top w:val="single" w:color="808080" w:sz="4"/>
               <w:left w:val="single" w:color="808080" w:sz="4"/>
@@ -17716,7 +17718,7 @@
         </w:tc>
         <w:tc>
           <w:tcPr>
-            <w:tcW w:type="dxa" w:w="1234"/>
+            <w:tcW w:type="dxa" w:w="1231"/>
             <w:tcBorders>
               <w:top w:val="single" w:color="808080" w:sz="4"/>
               <w:left w:val="single" w:color="808080" w:sz="4"/>
@@ -17752,7 +17754,7 @@
         </w:trPr>
         <w:tc>
           <w:tcPr>
-            <w:tcW w:type="dxa" w:w="2515"/>
+            <w:tcW w:type="dxa" w:w="2507"/>
             <w:tcBorders>
               <w:top w:val="single" w:color="808080" w:sz="4"/>
               <w:left w:val="single" w:color="808080" w:sz="4"/>
@@ -17782,7 +17784,7 @@
         </w:tc>
         <w:tc>
           <w:tcPr>
-            <w:tcW w:type="dxa" w:w="3569"/>
+            <w:tcW w:type="dxa" w:w="3557"/>
             <w:tcBorders>
               <w:top w:val="single" w:color="808080" w:sz="4"/>
               <w:left w:val="single" w:color="808080" w:sz="4"/>
@@ -17812,7 +17814,7 @@
         </w:tc>
         <w:tc>
           <w:tcPr>
-            <w:tcW w:type="dxa" w:w="2548"/>
+            <w:tcW w:type="dxa" w:w="2571"/>
             <w:tcBorders>
               <w:top w:val="single" w:color="808080" w:sz="4"/>
               <w:left w:val="single" w:color="808080" w:sz="4"/>
@@ -17842,7 +17844,7 @@
         </w:tc>
         <w:tc>
           <w:tcPr>
-            <w:tcW w:type="dxa" w:w="1234"/>
+            <w:tcW w:type="dxa" w:w="1231"/>
             <w:tcBorders>
               <w:top w:val="single" w:color="808080" w:sz="4"/>
               <w:left w:val="single" w:color="808080" w:sz="4"/>
@@ -17878,7 +17880,7 @@
         </w:trPr>
         <w:tc>
           <w:tcPr>
-            <w:tcW w:type="dxa" w:w="2515"/>
+            <w:tcW w:type="dxa" w:w="2507"/>
             <w:tcBorders>
               <w:top w:val="single" w:color="808080" w:sz="4"/>
               <w:left w:val="single" w:color="808080" w:sz="4"/>
@@ -17908,7 +17910,7 @@
         </w:tc>
         <w:tc>
           <w:tcPr>
-            <w:tcW w:type="dxa" w:w="3569"/>
+            <w:tcW w:type="dxa" w:w="3557"/>
             <w:tcBorders>
               <w:top w:val="single" w:color="808080" w:sz="4"/>
               <w:left w:val="single" w:color="808080" w:sz="4"/>
@@ -17938,7 +17940,7 @@
         </w:tc>
         <w:tc>
           <w:tcPr>
-            <w:tcW w:type="dxa" w:w="2548"/>
+            <w:tcW w:type="dxa" w:w="2571"/>
             <w:tcBorders>
               <w:top w:val="single" w:color="808080" w:sz="4"/>
               <w:left w:val="single" w:color="808080" w:sz="4"/>
@@ -17968,7 +17970,7 @@
         </w:tc>
         <w:tc>
           <w:tcPr>
-            <w:tcW w:type="dxa" w:w="1234"/>
+            <w:tcW w:type="dxa" w:w="1231"/>
             <w:tcBorders>
               <w:top w:val="single" w:color="808080" w:sz="4"/>
               <w:left w:val="single" w:color="808080" w:sz="4"/>
@@ -18004,7 +18006,7 @@
         </w:trPr>
         <w:tc>
           <w:tcPr>
-            <w:tcW w:type="dxa" w:w="2515"/>
+            <w:tcW w:type="dxa" w:w="2507"/>
             <w:tcBorders>
               <w:top w:val="single" w:color="808080" w:sz="4"/>
               <w:left w:val="single" w:color="808080" w:sz="4"/>
@@ -18034,7 +18036,7 @@
         </w:tc>
         <w:tc>
           <w:tcPr>
-            <w:tcW w:type="dxa" w:w="3569"/>
+            <w:tcW w:type="dxa" w:w="3557"/>
             <w:tcBorders>
               <w:top w:val="single" w:color="808080" w:sz="4"/>
               <w:left w:val="single" w:color="808080" w:sz="4"/>
@@ -18064,7 +18066,7 @@
         </w:tc>
         <w:tc>
           <w:tcPr>
-            <w:tcW w:type="dxa" w:w="2548"/>
+            <w:tcW w:type="dxa" w:w="2571"/>
             <w:tcBorders>
               <w:top w:val="single" w:color="808080" w:sz="4"/>
               <w:left w:val="single" w:color="808080" w:sz="4"/>
@@ -18094,7 +18096,7 @@
         </w:tc>
         <w:tc>
           <w:tcPr>
-            <w:tcW w:type="dxa" w:w="1234"/>
+            <w:tcW w:type="dxa" w:w="1231"/>
             <w:tcBorders>
               <w:top w:val="single" w:color="808080" w:sz="4"/>
               <w:left w:val="single" w:color="808080" w:sz="4"/>
@@ -18130,121 +18132,121 @@
         </w:trPr>
         <w:tc>
           <w:tcPr>
-            <w:tcW w:type="dxa" w:w="2515"/>
-            <w:tcBorders>
-              <w:top w:val="single" w:color="808080" w:sz="4"/>
-              <w:left w:val="single" w:color="808080" w:sz="4"/>
-              <w:bottom w:val="single" w:color="808080" w:sz="4"/>
-              <w:right w:val="single" w:color="808080" w:sz="4"/>
-            </w:tcBorders>
-            <w:tcMar>
-              <w:top w:type="dxa" w:w="50"/>
-              <w:left w:type="dxa" w:w="80"/>
-              <w:bottom w:type="dxa" w:w="50"/>
-              <w:right w:type="dxa" w:w="80"/>
-            </w:tcMar>
-          </w:tcPr>
-          <w:p>
-            <w:pPr>
-              <w:spacing w:after="0" w:line="240"/>
-            </w:pPr>
-            <w:r>
-              <w:rPr>
-                <w:rFonts w:ascii="Arial" w:cs="Arial" w:eastAsia="Arial" w:hAnsi="Arial"/>
-                <w:sz w:val="16"/>
-                <w:szCs w:val="16"/>
-              </w:rPr>
-              <w:t xml:space="preserve">Задача на перенос «Автоплатёж»</w:t>
-            </w:r>
-          </w:p>
-        </w:tc>
-        <w:tc>
-          <w:tcPr>
-            <w:tcW w:type="dxa" w:w="3569"/>
-            <w:tcBorders>
-              <w:top w:val="single" w:color="808080" w:sz="4"/>
-              <w:left w:val="single" w:color="808080" w:sz="4"/>
-              <w:bottom w:val="single" w:color="808080" w:sz="4"/>
-              <w:right w:val="single" w:color="808080" w:sz="4"/>
-            </w:tcBorders>
-            <w:tcMar>
-              <w:top w:type="dxa" w:w="50"/>
-              <w:left w:type="dxa" w:w="80"/>
-              <w:bottom w:type="dxa" w:w="50"/>
-              <w:right w:type="dxa" w:w="80"/>
-            </w:tcMar>
-          </w:tcPr>
-          <w:p>
-            <w:pPr>
-              <w:spacing w:after="0" w:line="240"/>
-            </w:pPr>
-            <w:r>
-              <w:rPr>
-                <w:rFonts w:ascii="Arial" w:cs="Arial" w:eastAsia="Arial" w:hAnsi="Arial"/>
-                <w:sz w:val="16"/>
-                <w:szCs w:val="16"/>
-              </w:rPr>
-              <w:t xml:space="preserve">Customer Insight, Release Planning, Performance and Risk Management</w:t>
-            </w:r>
-          </w:p>
-        </w:tc>
-        <w:tc>
-          <w:tcPr>
-            <w:tcW w:type="dxa" w:w="2548"/>
-            <w:tcBorders>
-              <w:top w:val="single" w:color="808080" w:sz="4"/>
-              <w:left w:val="single" w:color="808080" w:sz="4"/>
-              <w:bottom w:val="single" w:color="808080" w:sz="4"/>
-              <w:right w:val="single" w:color="808080" w:sz="4"/>
-            </w:tcBorders>
-            <w:tcMar>
-              <w:top w:type="dxa" w:w="50"/>
-              <w:left w:type="dxa" w:w="80"/>
-              <w:bottom w:type="dxa" w:w="50"/>
-              <w:right w:type="dxa" w:w="80"/>
-            </w:tcMar>
-          </w:tcPr>
-          <w:p>
-            <w:pPr>
-              <w:spacing w:after="0" w:line="240"/>
-            </w:pPr>
-            <w:r>
-              <w:rPr>
-                <w:rFonts w:ascii="Arial" w:cs="Arial" w:eastAsia="Arial" w:hAnsi="Arial"/>
-                <w:sz w:val="16"/>
-                <w:szCs w:val="16"/>
-              </w:rPr>
-              <w:t xml:space="preserve">Перенести принцип на другой продукт</w:t>
-            </w:r>
-          </w:p>
-        </w:tc>
-        <w:tc>
-          <w:tcPr>
-            <w:tcW w:type="dxa" w:w="1234"/>
-            <w:tcBorders>
-              <w:top w:val="single" w:color="808080" w:sz="4"/>
-              <w:left w:val="single" w:color="808080" w:sz="4"/>
-              <w:bottom w:val="single" w:color="808080" w:sz="4"/>
-              <w:right w:val="single" w:color="808080" w:sz="4"/>
-            </w:tcBorders>
-            <w:tcMar>
-              <w:top w:type="dxa" w:w="50"/>
-              <w:left w:type="dxa" w:w="80"/>
-              <w:bottom w:type="dxa" w:w="50"/>
-              <w:right w:type="dxa" w:w="80"/>
-            </w:tcMar>
-          </w:tcPr>
-          <w:p>
-            <w:pPr>
-              <w:spacing w:after="0" w:line="240"/>
-            </w:pPr>
-            <w:r>
-              <w:rPr>
-                <w:rFonts w:ascii="Arial" w:cs="Arial" w:eastAsia="Arial" w:hAnsi="Arial"/>
-                <w:sz w:val="16"/>
-                <w:szCs w:val="16"/>
-              </w:rPr>
-              <w:t xml:space="preserve">К1–К3, К6</w:t>
+            <w:tcW w:type="dxa" w:w="2507"/>
+            <w:tcBorders>
+              <w:top w:val="single" w:color="808080" w:sz="4"/>
+              <w:left w:val="single" w:color="808080" w:sz="4"/>
+              <w:bottom w:val="single" w:color="808080" w:sz="4"/>
+              <w:right w:val="single" w:color="808080" w:sz="4"/>
+            </w:tcBorders>
+            <w:tcMar>
+              <w:top w:type="dxa" w:w="50"/>
+              <w:left w:type="dxa" w:w="80"/>
+              <w:bottom w:type="dxa" w:w="50"/>
+              <w:right w:type="dxa" w:w="80"/>
+            </w:tcMar>
+          </w:tcPr>
+          <w:p>
+            <w:pPr>
+              <w:spacing w:after="0" w:line="240"/>
+            </w:pPr>
+            <w:r>
+              <w:rPr>
+                <w:rFonts w:ascii="Arial" w:cs="Arial" w:eastAsia="Arial" w:hAnsi="Arial"/>
+                <w:sz w:val="16"/>
+                <w:szCs w:val="16"/>
+              </w:rPr>
+              <w:t xml:space="preserve">Задача на перенос «Автоплатёж» с шагом «месяц спустя»</w:t>
+            </w:r>
+          </w:p>
+        </w:tc>
+        <w:tc>
+          <w:tcPr>
+            <w:tcW w:type="dxa" w:w="3557"/>
+            <w:tcBorders>
+              <w:top w:val="single" w:color="808080" w:sz="4"/>
+              <w:left w:val="single" w:color="808080" w:sz="4"/>
+              <w:bottom w:val="single" w:color="808080" w:sz="4"/>
+              <w:right w:val="single" w:color="808080" w:sz="4"/>
+            </w:tcBorders>
+            <w:tcMar>
+              <w:top w:type="dxa" w:w="50"/>
+              <w:left w:type="dxa" w:w="80"/>
+              <w:bottom w:type="dxa" w:w="50"/>
+              <w:right w:type="dxa" w:w="80"/>
+            </w:tcMar>
+          </w:tcPr>
+          <w:p>
+            <w:pPr>
+              <w:spacing w:after="0" w:line="240"/>
+            </w:pPr>
+            <w:r>
+              <w:rPr>
+                <w:rFonts w:ascii="Arial" w:cs="Arial" w:eastAsia="Arial" w:hAnsi="Arial"/>
+                <w:sz w:val="16"/>
+                <w:szCs w:val="16"/>
+              </w:rPr>
+              <w:t xml:space="preserve">Customer Insight, Release Planning, Product Analysis, Performance and Risk Management</w:t>
+            </w:r>
+          </w:p>
+        </w:tc>
+        <w:tc>
+          <w:tcPr>
+            <w:tcW w:type="dxa" w:w="2571"/>
+            <w:tcBorders>
+              <w:top w:val="single" w:color="808080" w:sz="4"/>
+              <w:left w:val="single" w:color="808080" w:sz="4"/>
+              <w:bottom w:val="single" w:color="808080" w:sz="4"/>
+              <w:right w:val="single" w:color="808080" w:sz="4"/>
+            </w:tcBorders>
+            <w:tcMar>
+              <w:top w:type="dxa" w:w="50"/>
+              <w:left w:type="dxa" w:w="80"/>
+              <w:bottom w:type="dxa" w:w="50"/>
+              <w:right w:type="dxa" w:w="80"/>
+            </w:tcMar>
+          </w:tcPr>
+          <w:p>
+            <w:pPr>
+              <w:spacing w:after="0" w:line="240"/>
+            </w:pPr>
+            <w:r>
+              <w:rPr>
+                <w:rFonts w:ascii="Arial" w:cs="Arial" w:eastAsia="Arial" w:hAnsi="Arial"/>
+                <w:sz w:val="16"/>
+                <w:szCs w:val="16"/>
+              </w:rPr>
+              <w:t xml:space="preserve">Перенести принцип на другой продукт и отделить эффект решения от внешнего события</w:t>
+            </w:r>
+          </w:p>
+        </w:tc>
+        <w:tc>
+          <w:tcPr>
+            <w:tcW w:type="dxa" w:w="1231"/>
+            <w:tcBorders>
+              <w:top w:val="single" w:color="808080" w:sz="4"/>
+              <w:left w:val="single" w:color="808080" w:sz="4"/>
+              <w:bottom w:val="single" w:color="808080" w:sz="4"/>
+              <w:right w:val="single" w:color="808080" w:sz="4"/>
+            </w:tcBorders>
+            <w:tcMar>
+              <w:top w:type="dxa" w:w="50"/>
+              <w:left w:type="dxa" w:w="80"/>
+              <w:bottom w:type="dxa" w:w="50"/>
+              <w:right w:type="dxa" w:w="80"/>
+            </w:tcMar>
+          </w:tcPr>
+          <w:p>
+            <w:pPr>
+              <w:spacing w:after="0" w:line="240"/>
+            </w:pPr>
+            <w:r>
+              <w:rPr>
+                <w:rFonts w:ascii="Arial" w:cs="Arial" w:eastAsia="Arial" w:hAnsi="Arial"/>
+                <w:sz w:val="16"/>
+                <w:szCs w:val="16"/>
+              </w:rPr>
+              <w:t xml:space="preserve">К1–К6</w:t>
             </w:r>
           </w:p>
         </w:tc>
